--- a/CSAPSP_Individual_Report.docx
+++ b/CSAPSP_Individual_Report.docx
@@ -5,6 +5,57 @@
     <w:p/>
     <w:p>
       <w:pPr>
+        <w:spacing w:after="120"/>
+        <w:jc w:val="center"/>
+      </w:pPr>
+      <w:r>
+        <w:rPr>
+          <w:b w:val="0"/>
+          <w:sz w:val="22"/>
+        </w:rPr>
+        <w:t>DEGREE: Computer Science and Digitisation</w:t>
+      </w:r>
+    </w:p>
+    <w:p>
+      <w:pPr>
+        <w:spacing w:after="240"/>
+        <w:jc w:val="center"/>
+      </w:pPr>
+      <w:r>
+        <w:rPr>
+          <w:b/>
+          <w:sz w:val="24"/>
+        </w:rPr>
+        <w:t>Module: Algorithms and Problem Solving using Python</w:t>
+      </w:r>
+    </w:p>
+    <w:p>
+      <w:pPr>
+        <w:spacing w:after="80" w:before="80"/>
+      </w:pPr>
+      <w:r>
+        <w:rPr>
+          <w:sz w:val="16"/>
+        </w:rPr>
+        <w:t>──────────────────────────────────────────────────────────────────────────────</w:t>
+      </w:r>
+    </w:p>
+    <w:p>
+      <w:pPr>
+        <w:spacing w:after="40"/>
+        <w:jc w:val="center"/>
+      </w:pPr>
+      <w:r>
+        <w:rPr>
+          <w:b w:val="0"/>
+          <w:sz w:val="22"/>
+        </w:rPr>
+        <w:t>Assignment Title:</w:t>
+      </w:r>
+    </w:p>
+    <w:p>
+      <w:pPr>
+        <w:spacing w:after="280"/>
         <w:jc w:val="center"/>
       </w:pPr>
       <w:r>
@@ -12,44 +63,121 @@
           <w:b/>
           <w:sz w:val="26"/>
         </w:rPr>
-        <w:t>MODULE: ALGORITHMS AND PROBLEM-SOLVING USING PYTHON</w:t>
+        <w:t>Prioritising Lives: A Python-Based Sorting Algorithm Analysis</w:t>
+        <w:br/>
+        <w:t>for Hospital Emergency Department Patient Triage Management</w:t>
       </w:r>
     </w:p>
-    <w:p/>
     <w:p>
       <w:pPr>
+        <w:spacing w:after="40"/>
         <w:jc w:val="center"/>
       </w:pPr>
       <w:r>
         <w:rPr>
-          <w:b/>
+          <w:b w:val="0"/>
           <w:sz w:val="22"/>
         </w:rPr>
-        <w:t>TITLE:</w:t>
+        <w:t>Assignment Type: Individual Report</w:t>
       </w:r>
     </w:p>
     <w:p>
       <w:pPr>
+        <w:spacing w:after="40"/>
         <w:jc w:val="center"/>
       </w:pPr>
       <w:r>
         <w:rPr>
-          <w:b/>
-          <w:sz w:val="26"/>
+          <w:b w:val="0"/>
+          <w:sz w:val="22"/>
         </w:rPr>
-        <w:t>SORTING ALGORITHM SELECTION FOR A LIBRARY MANAGEMENT SYSTEM:</w:t>
-        <w:br/>
-        <w:t>A PYTHON-BASED ANALYSIS AND IMPLEMENTATION</w:t>
+        <w:t>Word Limit: 2000 words (±200)</w:t>
       </w:r>
     </w:p>
-    <w:p/>
     <w:p>
       <w:pPr>
+        <w:spacing w:after="40"/>
         <w:jc w:val="center"/>
       </w:pPr>
       <w:r>
         <w:rPr>
-          <w:b/>
+          <w:b w:val="0"/>
+          <w:sz w:val="22"/>
+        </w:rPr>
+        <w:t>Weighting: 50%</w:t>
+      </w:r>
+    </w:p>
+    <w:p>
+      <w:pPr>
+        <w:spacing w:after="40"/>
+        <w:jc w:val="center"/>
+      </w:pPr>
+      <w:r>
+        <w:rPr>
+          <w:b w:val="0"/>
+          <w:sz w:val="22"/>
+        </w:rPr>
+        <w:t>Issue Date: 28/04/2026</w:t>
+      </w:r>
+    </w:p>
+    <w:p>
+      <w:pPr>
+        <w:spacing w:after="40"/>
+        <w:jc w:val="center"/>
+      </w:pPr>
+      <w:r>
+        <w:rPr>
+          <w:b w:val="0"/>
+          <w:sz w:val="22"/>
+        </w:rPr>
+        <w:t>Submission Date: 15/06/2026</w:t>
+      </w:r>
+    </w:p>
+    <w:p>
+      <w:pPr>
+        <w:spacing w:after="40"/>
+        <w:jc w:val="center"/>
+      </w:pPr>
+      <w:r>
+        <w:rPr>
+          <w:b w:val="0"/>
+          <w:sz w:val="22"/>
+        </w:rPr>
+        <w:t>Feedback Date: 29/06/2026</w:t>
+      </w:r>
+    </w:p>
+    <w:p>
+      <w:pPr>
+        <w:spacing w:after="280"/>
+        <w:jc w:val="center"/>
+      </w:pPr>
+      <w:r>
+        <w:rPr>
+          <w:b w:val="0"/>
+          <w:sz w:val="22"/>
+        </w:rPr>
+        <w:t>Issued by: Dr. Syed Arslan Abbas Rizvi</w:t>
+      </w:r>
+    </w:p>
+    <w:p>
+      <w:pPr>
+        <w:spacing w:after="80"/>
+      </w:pPr>
+      <w:r>
+        <w:rPr>
+          <w:sz w:val="16"/>
+        </w:rPr>
+        <w:t>──────────────────────────────────────────────────────────────────────────────</w:t>
+      </w:r>
+    </w:p>
+    <w:p>
+      <w:pPr>
+        <w:spacing w:after="80"/>
+        <w:jc w:val="center"/>
+      </w:pPr>
+      <w:r>
+        <w:rPr>
+          <w:b w:val="0"/>
           <w:sz w:val="22"/>
         </w:rPr>
         <w:t>NAME:</w:t>
@@ -57,11 +185,12 @@
     </w:p>
     <w:p>
       <w:pPr>
+        <w:spacing w:after="80"/>
         <w:jc w:val="center"/>
       </w:pPr>
       <w:r>
         <w:rPr>
-          <w:b/>
+          <w:b w:val="0"/>
           <w:sz w:val="22"/>
         </w:rPr>
         <w:t>ID:</w:t>
@@ -69,17 +198,17 @@
     </w:p>
     <w:p>
       <w:pPr>
+        <w:spacing w:after="80"/>
         <w:jc w:val="center"/>
       </w:pPr>
       <w:r>
         <w:rPr>
-          <w:b/>
+          <w:b w:val="0"/>
           <w:sz w:val="22"/>
         </w:rPr>
-        <w:t>WORD COUNT: 2,064</w:t>
+        <w:t>WORD COUNT:  2,053</w:t>
       </w:r>
     </w:p>
-    <w:p/>
     <w:p>
       <w:r>
         <w:br w:type="page"/>
@@ -87,85 +216,54 @@
     </w:p>
     <w:p>
       <w:pPr>
-        <w:pStyle w:val="Heading1"/>
+        <w:pStyle w:val="Heading2"/>
         <w:jc w:val="left"/>
       </w:pPr>
       <w:r>
-        <w:t>1. Introduction</w:t>
+        <w:rPr>
+          <w:color w:val="1B3A5C"/>
+        </w:rPr>
+        <w:t>Plagiarism Notice</w:t>
       </w:r>
     </w:p>
     <w:p>
       <w:pPr>
-        <w:spacing w:after="120" w:before="0"/>
+        <w:spacing w:before="0" w:after="120"/>
+        <w:jc w:val="both"/>
       </w:pPr>
       <w:r>
         <w:rPr>
           <w:b w:val="0"/>
           <w:i w:val="0"/>
-          <w:sz w:val="22"/>
+          <w:sz w:val="20"/>
         </w:rPr>
-        <w:t>Algorithms are a cornerstone of computer science, providing systematic, step-by-step procedures for solving computational problems. The selection of an appropriate algorithm has a direct bearing on program efficiency, dictating how rapidly a system responds and how much memory it consumes (Cormen et al., 2022). As data volumes continue to grow in modern information systems, the ability to choose and justify the right algorithm becomes an increasingly vital skill for software developers.</w:t>
+        <w:t>When submitting work for assessment, students should be aware of the InterActive/Canvas guidance and regulations concerning plagiarism. All submissions should be your own, original work. You must submit an electronic copy of your work. Your submission will be electronically checked.</w:t>
       </w:r>
     </w:p>
     <w:p>
       <w:pPr>
-        <w:spacing w:after="120" w:before="0"/>
+        <w:pStyle w:val="Heading2"/>
+        <w:jc w:val="left"/>
+      </w:pPr>
+      <w:r>
+        <w:rPr>
+          <w:color w:val="1B3A5C"/>
+        </w:rPr>
+        <w:t>Harvard Referencing</w:t>
+      </w:r>
+    </w:p>
+    <w:p>
+      <w:pPr>
+        <w:spacing w:before="0" w:after="120"/>
+        <w:jc w:val="both"/>
       </w:pPr>
       <w:r>
         <w:rPr>
           <w:b w:val="0"/>
           <w:i w:val="0"/>
-          <w:sz w:val="22"/>
+          <w:sz w:val="20"/>
         </w:rPr>
-        <w:t>Sorting algorithms, in particular, underpin a wide range of data processing tasks. Ordered data facilitates faster searching, cleaner reporting and more reliable decision-making. The computational cost of different sorting strategies can vary enormously: an algorithm that handles fifty records in microseconds may take several minutes on ten thousand records if its complexity is quadratic (Wibowo and Faisal, 2024). Understanding the trade-offs between simplicity, speed and memory consumption is therefore essential when designing production systems.</w:t>
-      </w:r>
-    </w:p>
-    <w:p>
-      <w:pPr>
-        <w:spacing w:after="120" w:before="0"/>
-      </w:pPr>
-      <w:r>
-        <w:rPr>
-          <w:b w:val="0"/>
-          <w:i w:val="0"/>
-          <w:sz w:val="22"/>
-        </w:rPr>
-        <w:t>This report addresses a real-world scenario drawn from library management. A library system maintains borrowing records comprising a borrower's name and the number of days an item has been held. These records must be sorted in ascending order of days to produce an overdue report, and the system must scale from small daily logs of roughly ten to fifty records to monthly exports containing ten thousand or more entries (Lafore, Broder and Canning, 2022). The challenge is to select an algorithm that performs consistently well across both extremes.</w:t>
-      </w:r>
-    </w:p>
-    <w:p>
-      <w:pPr>
-        <w:spacing w:after="120" w:before="0"/>
-      </w:pPr>
-      <w:r>
-        <w:rPr>
-          <w:b w:val="0"/>
-          <w:i w:val="0"/>
-          <w:sz w:val="22"/>
-        </w:rPr>
-        <w:t>The objective of this project is to implement and compare four classical sorting algorithms in Python — Bubble Sort, Insertion Sort, Merge Sort and Quick Sort — using empirical measurements of execution time and operation counts to justify the final algorithm selection. A custom operation counter tracks comparisons, swaps and arithmetic steps, enabling a thorough analysis of theoretical Big-O complexity against measured behaviour (Shabbir et al., 2023).</w:t>
-      </w:r>
-    </w:p>
-    <w:p>
-      <w:pPr>
-        <w:pStyle w:val="Heading1"/>
-        <w:jc w:val="left"/>
-      </w:pPr>
-      <w:r>
-        <w:t>2. Problem Analysis and Requirements</w:t>
-      </w:r>
-    </w:p>
-    <w:p>
-      <w:pPr>
-        <w:spacing w:after="120" w:before="0"/>
-      </w:pPr>
-      <w:r>
-        <w:rPr>
-          <w:b w:val="0"/>
-          <w:i w:val="0"/>
-          <w:sz w:val="22"/>
-        </w:rPr>
-        <w:t>The library dataset consists of plain-text records in which each entry pairs a borrower's name with the number of days that item has been on loan. The assignment brief supplies the following seven-record sample dataset:</w:t>
+        <w:t>The Harvard Referencing System must be used. Wikipedia, UKEssays.com or similar websites must not be used or referenced in your work.</w:t>
       </w:r>
     </w:p>
     <w:tbl>
@@ -182,11 +280,406 @@
         <w:tc>
           <w:tcPr>
             <w:tcW w:type="dxa" w:w="4392"/>
+            <w:shd w:val="clear" w:color="auto" w:fill="FDFEFE"/>
             <w:vAlign w:val="center"/>
-            <w:shd w:val="clear" w:color="auto" w:fill="2E4057"/>
           </w:tcPr>
           <w:p>
             <w:pPr>
+              <w:spacing w:before="40" w:after="40"/>
+              <w:jc w:val="center"/>
+            </w:pPr>
+            <w:r>
+              <w:rPr>
+                <w:b w:val="0"/>
+                <w:sz w:val="20"/>
+              </w:rPr>
+              <w:t>Word count</w:t>
+            </w:r>
+          </w:p>
+        </w:tc>
+        <w:tc>
+          <w:tcPr>
+            <w:tcW w:type="dxa" w:w="4392"/>
+            <w:shd w:val="clear" w:color="auto" w:fill="FDFEFE"/>
+            <w:vAlign w:val="center"/>
+          </w:tcPr>
+          <w:p>
+            <w:pPr>
+              <w:spacing w:before="40" w:after="40"/>
+              <w:jc w:val="center"/>
+            </w:pPr>
+            <w:r>
+              <w:rPr>
+                <w:b w:val="0"/>
+                <w:sz w:val="20"/>
+              </w:rPr>
+            </w:r>
+          </w:p>
+        </w:tc>
+      </w:tr>
+      <w:tr>
+        <w:tc>
+          <w:tcPr>
+            <w:tcW w:type="dxa" w:w="4392"/>
+            <w:shd w:val="clear" w:color="auto" w:fill="EBF5FB"/>
+            <w:vAlign w:val="center"/>
+          </w:tcPr>
+          <w:p>
+            <w:pPr>
+              <w:spacing w:before="40" w:after="40"/>
+              <w:jc w:val="center"/>
+            </w:pPr>
+            <w:r>
+              <w:rPr>
+                <w:b w:val="0"/>
+                <w:sz w:val="20"/>
+              </w:rPr>
+              <w:t>Use of proof-reader/proof-reading service</w:t>
+              <w:br/>
+              <w:t>(e.g. Grammarly, Studiosity)</w:t>
+            </w:r>
+          </w:p>
+        </w:tc>
+        <w:tc>
+          <w:tcPr>
+            <w:tcW w:type="dxa" w:w="4392"/>
+            <w:shd w:val="clear" w:color="auto" w:fill="EBF5FB"/>
+            <w:vAlign w:val="center"/>
+          </w:tcPr>
+          <w:p>
+            <w:pPr>
+              <w:spacing w:before="40" w:after="40"/>
+              <w:jc w:val="center"/>
+            </w:pPr>
+            <w:r>
+              <w:rPr>
+                <w:b w:val="0"/>
+                <w:sz w:val="20"/>
+              </w:rPr>
+              <w:t>YES   /   NO</w:t>
+            </w:r>
+          </w:p>
+        </w:tc>
+      </w:tr>
+      <w:tr>
+        <w:tc>
+          <w:tcPr>
+            <w:tcW w:type="dxa" w:w="4392"/>
+            <w:shd w:val="clear" w:color="auto" w:fill="FDFEFE"/>
+            <w:vAlign w:val="center"/>
+          </w:tcPr>
+          <w:p>
+            <w:pPr>
+              <w:spacing w:before="40" w:after="40"/>
+              <w:jc w:val="center"/>
+            </w:pPr>
+            <w:r>
+              <w:rPr>
+                <w:b w:val="0"/>
+                <w:sz w:val="20"/>
+              </w:rPr>
+              <w:t>I confirm that I submit this work as my own work and that I have cited all sources I have used, and I understand that using sources without citing them correctly may be considered Academic Misconduct.</w:t>
+            </w:r>
+          </w:p>
+        </w:tc>
+        <w:tc>
+          <w:tcPr>
+            <w:tcW w:type="dxa" w:w="4392"/>
+            <w:shd w:val="clear" w:color="auto" w:fill="FDFEFE"/>
+            <w:vAlign w:val="center"/>
+          </w:tcPr>
+          <w:p>
+            <w:pPr>
+              <w:spacing w:before="40" w:after="40"/>
+              <w:jc w:val="center"/>
+            </w:pPr>
+            <w:r>
+              <w:rPr>
+                <w:b w:val="0"/>
+                <w:sz w:val="20"/>
+              </w:rPr>
+              <w:t>YES   /   NO</w:t>
+            </w:r>
+          </w:p>
+        </w:tc>
+      </w:tr>
+      <w:tr>
+        <w:tc>
+          <w:tcPr>
+            <w:tcW w:type="dxa" w:w="4392"/>
+            <w:shd w:val="clear" w:color="auto" w:fill="EBF5FB"/>
+            <w:vAlign w:val="center"/>
+          </w:tcPr>
+          <w:p>
+            <w:pPr>
+              <w:spacing w:before="40" w:after="40"/>
+              <w:jc w:val="center"/>
+            </w:pPr>
+            <w:r>
+              <w:rPr>
+                <w:b w:val="0"/>
+                <w:sz w:val="20"/>
+              </w:rPr>
+              <w:t>I confirm that I have followed guidance on the acceptable use of AI tools for this assignment where such guidance has been issued by my tutors.</w:t>
+            </w:r>
+          </w:p>
+        </w:tc>
+        <w:tc>
+          <w:tcPr>
+            <w:tcW w:type="dxa" w:w="4392"/>
+            <w:shd w:val="clear" w:color="auto" w:fill="EBF5FB"/>
+            <w:vAlign w:val="center"/>
+          </w:tcPr>
+          <w:p>
+            <w:pPr>
+              <w:spacing w:before="40" w:after="40"/>
+              <w:jc w:val="center"/>
+            </w:pPr>
+            <w:r>
+              <w:rPr>
+                <w:b w:val="0"/>
+                <w:sz w:val="20"/>
+              </w:rPr>
+              <w:t>YES   /   NO</w:t>
+            </w:r>
+          </w:p>
+        </w:tc>
+      </w:tr>
+    </w:tbl>
+    <w:p>
+      <w:pPr>
+        <w:spacing w:before="0" w:after="120"/>
+        <w:jc w:val="both"/>
+      </w:pPr>
+      <w:r>
+        <w:rPr>
+          <w:b w:val="0"/>
+          <w:i w:val="0"/>
+          <w:sz w:val="22"/>
+        </w:rPr>
+      </w:r>
+    </w:p>
+    <w:p>
+      <w:pPr>
+        <w:spacing w:before="0" w:after="120"/>
+        <w:jc w:val="both"/>
+      </w:pPr>
+      <w:r>
+        <w:rPr>
+          <w:b w:val="0"/>
+          <w:i/>
+          <w:sz w:val="20"/>
+        </w:rPr>
+        <w:t>Signature (Student): ________________________   Date: _____________________</w:t>
+      </w:r>
+    </w:p>
+    <w:p>
+      <w:r>
+        <w:br w:type="page"/>
+      </w:r>
+    </w:p>
+    <w:p>
+      <w:pPr>
+        <w:pStyle w:val="Heading1"/>
+        <w:jc w:val="left"/>
+      </w:pPr>
+      <w:r>
+        <w:rPr>
+          <w:color w:val="1B3A5C"/>
+        </w:rPr>
+        <w:t>Introduction</w:t>
+      </w:r>
+    </w:p>
+    <w:p>
+      <w:pPr>
+        <w:spacing w:before="0" w:after="120"/>
+        <w:jc w:val="both"/>
+      </w:pPr>
+      <w:r>
+        <w:rPr>
+          <w:b/>
+          <w:i w:val="0"/>
+          <w:sz w:val="22"/>
+        </w:rPr>
+        <w:t>Learning Outcomes:</w:t>
+      </w:r>
+    </w:p>
+    <w:p>
+      <w:pPr>
+        <w:pStyle w:val="ListBullet"/>
+        <w:spacing w:after="80"/>
+      </w:pPr>
+      <w:r>
+        <w:t>LO1. Demonstrate an understanding and examine how different data structures and algorithm design methods including lists, stacks, queues, trees, and graphs impact the performance of programs.</w:t>
+      </w:r>
+    </w:p>
+    <w:p>
+      <w:pPr>
+        <w:pStyle w:val="ListBullet"/>
+        <w:spacing w:after="80"/>
+      </w:pPr>
+      <w:r>
+        <w:t>LO2. Implement the algorithms for problem solving using Python code.</w:t>
+      </w:r>
+    </w:p>
+    <w:p>
+      <w:pPr>
+        <w:pStyle w:val="ListBullet"/>
+        <w:spacing w:after="80"/>
+      </w:pPr>
+      <w:r>
+        <w:t>LO3. Implement and execute Python programs using functions, modules, libraries and classes.</w:t>
+      </w:r>
+    </w:p>
+    <w:p>
+      <w:pPr>
+        <w:spacing w:before="160" w:after="120"/>
+        <w:jc w:val="both"/>
+      </w:pPr>
+      <w:r>
+        <w:rPr>
+          <w:b/>
+          <w:i w:val="0"/>
+          <w:sz w:val="22"/>
+        </w:rPr>
+        <w:t>Assessment Criteria:  Weighting 50%  —  2000 words</w:t>
+      </w:r>
+    </w:p>
+    <w:p>
+      <w:pPr>
+        <w:spacing w:before="0" w:after="120"/>
+        <w:jc w:val="both"/>
+      </w:pPr>
+      <w:r>
+        <w:rPr>
+          <w:b w:val="0"/>
+          <w:i w:val="0"/>
+          <w:sz w:val="22"/>
+        </w:rPr>
+        <w:t>The objective of this assignment is to demonstrate proficiency in algorithms, data structures, and problem-solving techniques using Python. Through practical implementations, students explore various data structures, algorithm design methods, and Python programming features to solve real-world problems effectively.</w:t>
+      </w:r>
+    </w:p>
+    <w:p>
+      <w:r>
+        <w:br w:type="page"/>
+      </w:r>
+    </w:p>
+    <w:p>
+      <w:pPr>
+        <w:pStyle w:val="Heading1"/>
+        <w:jc w:val="left"/>
+      </w:pPr>
+      <w:r>
+        <w:rPr>
+          <w:color w:val="1B3A5C"/>
+        </w:rPr>
+        <w:t>1. Introduction</w:t>
+      </w:r>
+    </w:p>
+    <w:p>
+      <w:pPr>
+        <w:spacing w:before="0" w:after="120"/>
+        <w:jc w:val="both"/>
+      </w:pPr>
+      <w:r>
+        <w:rPr>
+          <w:b w:val="0"/>
+          <w:i w:val="0"/>
+          <w:sz w:val="22"/>
+        </w:rPr>
+        <w:t>Hospital emergency departments (EDs) are among the most time-critical environments in modern healthcare. Every year, NHS emergency departments in England handle tens of millions of patient attendances, with clinical outcomes that are directly influenced by how quickly the most seriously ill patients receive attention (NHS England, 2024). A fundamental tool that enables this prioritisation is the Manchester Triage System (MTS), a five-level scoring framework in which trained nurses assign each arriving patient a score from 1 (Immediate — life-threatening) to 5 (Non-Urgent — can wait) based on presenting symptoms (Mackway-Jones, Marsden and Windle, 2014). Managing and re-ordering this queue efficiently, as patient volumes fluctuate throughout a shift, is a non-trivial computational problem.</w:t>
+      </w:r>
+    </w:p>
+    <w:p>
+      <w:pPr>
+        <w:spacing w:before="0" w:after="120"/>
+        <w:jc w:val="both"/>
+      </w:pPr>
+      <w:r>
+        <w:rPr>
+          <w:b w:val="0"/>
+          <w:i w:val="0"/>
+          <w:sz w:val="22"/>
+        </w:rPr>
+        <w:t>Algorithms sit at the heart of such problems. The choice of sorting algorithm determines whether a system responds in milliseconds or minutes when the patient census climbs from a quiet overnight shift to a peak Saturday afternoon surge (Cormen et al., 2022). A poorly chosen O(n²) algorithm that processes fifty records in under a millisecond may take more than eleven seconds on ten thousand records — an unacceptable delay in a safety-critical setting.</w:t>
+      </w:r>
+    </w:p>
+    <w:p>
+      <w:pPr>
+        <w:spacing w:before="0" w:after="120"/>
+        <w:jc w:val="both"/>
+      </w:pPr>
+      <w:r>
+        <w:rPr>
+          <w:b w:val="0"/>
+          <w:i w:val="0"/>
+          <w:sz w:val="22"/>
+        </w:rPr>
+        <w:t>This project transforms the ED triage problem into a concrete algorithmic challenge implemented in Python. Four classical sorting algorithms are designed, coded and compared: Bubble Sort, Insertion Sort, Merge Sort, and a three-way partitioned Quick Sort. A custom OpCounter class measures every comparison, swap and arithmetic operation performed, allowing empirical operation counts to be validated against theoretical Big-O predictions. A flag_critical() function scans the sorted queue and identifies all patients at severity Level 1 or Level 2, who require immediate clinical intervention (Das, 2025).</w:t>
+      </w:r>
+    </w:p>
+    <w:p>
+      <w:pPr>
+        <w:spacing w:before="0" w:after="120"/>
+        <w:jc w:val="both"/>
+      </w:pPr>
+      <w:r>
+        <w:rPr>
+          <w:b w:val="0"/>
+          <w:i w:val="0"/>
+          <w:sz w:val="22"/>
+        </w:rPr>
+        <w:t>The system is tested across three dataset scales — a seven-patient shift handover log, a fifty-patient mid-shift snapshot, and a ten-thousand-record monthly audit export — providing a rigorous basis for algorithm selection across the full operational range of an NHS emergency department.</w:t>
+      </w:r>
+    </w:p>
+    <w:p>
+      <w:pPr>
+        <w:pStyle w:val="Heading1"/>
+        <w:jc w:val="left"/>
+      </w:pPr>
+      <w:r>
+        <w:rPr>
+          <w:color w:val="1B3A5C"/>
+        </w:rPr>
+        <w:t>2. Problem Analysis and Requirements</w:t>
+      </w:r>
+    </w:p>
+    <w:p>
+      <w:pPr>
+        <w:spacing w:before="0" w:after="120"/>
+        <w:jc w:val="both"/>
+      </w:pPr>
+      <w:r>
+        <w:rPr>
+          <w:b w:val="0"/>
+          <w:i w:val="0"/>
+          <w:sz w:val="22"/>
+        </w:rPr>
+        <w:t>The scenario centres on an NHS emergency department that logs patient arrivals in a plain-text file. Each record contains two fields: the patient's name (a string) and their MTS triage score (an integer from 1 to 5). A representative sample of seven records from the assignment scenario is shown in Table 0 below.</w:t>
+      </w:r>
+    </w:p>
+    <w:tbl>
+      <w:tblPr>
+        <w:tblStyle w:val="TableGrid"/>
+        <w:tblW w:type="auto" w:w="0"/>
+        <w:jc w:val="center"/>
+        <w:tblLook w:firstColumn="1" w:firstRow="1" w:lastColumn="0" w:lastRow="0" w:noHBand="0" w:noVBand="1" w:val="04A0"/>
+      </w:tblPr>
+      <w:tblGrid>
+        <w:gridCol w:w="2928"/>
+        <w:gridCol w:w="2928"/>
+        <w:gridCol w:w="2928"/>
+      </w:tblGrid>
+      <w:tr>
+        <w:tc>
+          <w:tcPr>
+            <w:tcW w:type="dxa" w:w="2928"/>
+            <w:shd w:val="clear" w:color="auto" w:fill="1B3A5C"/>
+            <w:vAlign w:val="center"/>
+          </w:tcPr>
+          <w:p>
+            <w:pPr>
+              <w:spacing w:before="40" w:after="40"/>
               <w:jc w:val="center"/>
             </w:pPr>
             <w:r>
@@ -195,18 +688,19 @@
                 <w:color w:val="FFFFFF"/>
                 <w:sz w:val="20"/>
               </w:rPr>
-              <w:t>Borrower's Name</w:t>
+              <w:t>Patient Name</w:t>
             </w:r>
           </w:p>
         </w:tc>
         <w:tc>
           <w:tcPr>
-            <w:tcW w:type="dxa" w:w="4392"/>
+            <w:tcW w:type="dxa" w:w="2928"/>
+            <w:shd w:val="clear" w:color="auto" w:fill="1B3A5C"/>
             <w:vAlign w:val="center"/>
-            <w:shd w:val="clear" w:color="auto" w:fill="2E4057"/>
           </w:tcPr>
           <w:p>
             <w:pPr>
+              <w:spacing w:before="40" w:after="40"/>
               <w:jc w:val="center"/>
             </w:pPr>
             <w:r>
@@ -215,7 +709,28 @@
                 <w:color w:val="FFFFFF"/>
                 <w:sz w:val="20"/>
               </w:rPr>
-              <w:t>Days Since Issue</w:t>
+              <w:t>Triage Score</w:t>
+            </w:r>
+          </w:p>
+        </w:tc>
+        <w:tc>
+          <w:tcPr>
+            <w:tcW w:type="dxa" w:w="2928"/>
+            <w:shd w:val="clear" w:color="auto" w:fill="1B3A5C"/>
+            <w:vAlign w:val="center"/>
+          </w:tcPr>
+          <w:p>
+            <w:pPr>
+              <w:spacing w:before="40" w:after="40"/>
+              <w:jc w:val="center"/>
+            </w:pPr>
+            <w:r>
+              <w:rPr>
+                <w:b/>
+                <w:color w:val="FFFFFF"/>
+                <w:sz w:val="20"/>
+              </w:rPr>
+              <w:t>MTS Category</w:t>
             </w:r>
           </w:p>
         </w:tc>
@@ -223,37 +738,61 @@
       <w:tr>
         <w:tc>
           <w:tcPr>
-            <w:tcW w:type="dxa" w:w="4392"/>
+            <w:tcW w:type="dxa" w:w="2928"/>
+            <w:shd w:val="clear" w:color="auto" w:fill="FFFFFF"/>
             <w:vAlign w:val="center"/>
-            <w:shd w:val="clear" w:color="auto" w:fill="FFFFFF"/>
           </w:tcPr>
           <w:p>
             <w:pPr>
+              <w:spacing w:before="40" w:after="40"/>
               <w:jc w:val="center"/>
             </w:pPr>
             <w:r>
               <w:rPr>
+                <w:b w:val="0"/>
                 <w:sz w:val="20"/>
               </w:rPr>
-              <w:t>Emma</w:t>
+              <w:t>James</w:t>
             </w:r>
           </w:p>
         </w:tc>
         <w:tc>
           <w:tcPr>
-            <w:tcW w:type="dxa" w:w="4392"/>
+            <w:tcW w:type="dxa" w:w="2928"/>
+            <w:shd w:val="clear" w:color="auto" w:fill="FFFFFF"/>
             <w:vAlign w:val="center"/>
-            <w:shd w:val="clear" w:color="auto" w:fill="FFFFFF"/>
           </w:tcPr>
           <w:p>
             <w:pPr>
+              <w:spacing w:before="40" w:after="40"/>
               <w:jc w:val="center"/>
             </w:pPr>
             <w:r>
               <w:rPr>
+                <w:b w:val="0"/>
                 <w:sz w:val="20"/>
               </w:rPr>
-              <w:t>23</w:t>
+              <w:t>3</w:t>
+            </w:r>
+          </w:p>
+        </w:tc>
+        <w:tc>
+          <w:tcPr>
+            <w:tcW w:type="dxa" w:w="2928"/>
+            <w:shd w:val="clear" w:color="auto" w:fill="FFFFFF"/>
+            <w:vAlign w:val="center"/>
+          </w:tcPr>
+          <w:p>
+            <w:pPr>
+              <w:spacing w:before="40" w:after="40"/>
+              <w:jc w:val="center"/>
+            </w:pPr>
+            <w:r>
+              <w:rPr>
+                <w:b w:val="0"/>
+                <w:sz w:val="20"/>
+              </w:rPr>
+              <w:t>Urgent (Yellow)</w:t>
             </w:r>
           </w:p>
         </w:tc>
@@ -261,37 +800,61 @@
       <w:tr>
         <w:tc>
           <w:tcPr>
-            <w:tcW w:type="dxa" w:w="4392"/>
+            <w:tcW w:type="dxa" w:w="2928"/>
+            <w:shd w:val="clear" w:color="auto" w:fill="EBF5FB"/>
             <w:vAlign w:val="center"/>
-            <w:shd w:val="clear" w:color="auto" w:fill="EAF4FB"/>
           </w:tcPr>
           <w:p>
             <w:pPr>
+              <w:spacing w:before="40" w:after="40"/>
               <w:jc w:val="center"/>
             </w:pPr>
             <w:r>
               <w:rPr>
+                <w:b w:val="0"/>
                 <w:sz w:val="20"/>
               </w:rPr>
-              <w:t>Liam</w:t>
+              <w:t>Maria</w:t>
             </w:r>
           </w:p>
         </w:tc>
         <w:tc>
           <w:tcPr>
-            <w:tcW w:type="dxa" w:w="4392"/>
+            <w:tcW w:type="dxa" w:w="2928"/>
+            <w:shd w:val="clear" w:color="auto" w:fill="EBF5FB"/>
             <w:vAlign w:val="center"/>
-            <w:shd w:val="clear" w:color="auto" w:fill="EAF4FB"/>
           </w:tcPr>
           <w:p>
             <w:pPr>
+              <w:spacing w:before="40" w:after="40"/>
               <w:jc w:val="center"/>
             </w:pPr>
             <w:r>
               <w:rPr>
+                <w:b w:val="0"/>
                 <w:sz w:val="20"/>
               </w:rPr>
-              <w:t>5</w:t>
+              <w:t>1</w:t>
+            </w:r>
+          </w:p>
+        </w:tc>
+        <w:tc>
+          <w:tcPr>
+            <w:tcW w:type="dxa" w:w="2928"/>
+            <w:shd w:val="clear" w:color="auto" w:fill="EBF5FB"/>
+            <w:vAlign w:val="center"/>
+          </w:tcPr>
+          <w:p>
+            <w:pPr>
+              <w:spacing w:before="40" w:after="40"/>
+              <w:jc w:val="center"/>
+            </w:pPr>
+            <w:r>
+              <w:rPr>
+                <w:b w:val="0"/>
+                <w:sz w:val="20"/>
+              </w:rPr>
+              <w:t>Immediate (Red)</w:t>
             </w:r>
           </w:p>
         </w:tc>
@@ -299,37 +862,61 @@
       <w:tr>
         <w:tc>
           <w:tcPr>
-            <w:tcW w:type="dxa" w:w="4392"/>
+            <w:tcW w:type="dxa" w:w="2928"/>
+            <w:shd w:val="clear" w:color="auto" w:fill="FFFFFF"/>
             <w:vAlign w:val="center"/>
-            <w:shd w:val="clear" w:color="auto" w:fill="FFFFFF"/>
           </w:tcPr>
           <w:p>
             <w:pPr>
+              <w:spacing w:before="40" w:after="40"/>
               <w:jc w:val="center"/>
             </w:pPr>
             <w:r>
               <w:rPr>
+                <w:b w:val="0"/>
                 <w:sz w:val="20"/>
               </w:rPr>
-              <w:t>Sophia</w:t>
+              <w:t>Chen</w:t>
             </w:r>
           </w:p>
         </w:tc>
         <w:tc>
           <w:tcPr>
-            <w:tcW w:type="dxa" w:w="4392"/>
+            <w:tcW w:type="dxa" w:w="2928"/>
+            <w:shd w:val="clear" w:color="auto" w:fill="FFFFFF"/>
             <w:vAlign w:val="center"/>
-            <w:shd w:val="clear" w:color="auto" w:fill="FFFFFF"/>
           </w:tcPr>
           <w:p>
             <w:pPr>
+              <w:spacing w:before="40" w:after="40"/>
               <w:jc w:val="center"/>
             </w:pPr>
             <w:r>
               <w:rPr>
+                <w:b w:val="0"/>
                 <w:sz w:val="20"/>
               </w:rPr>
-              <w:t>31</w:t>
+              <w:t>4</w:t>
+            </w:r>
+          </w:p>
+        </w:tc>
+        <w:tc>
+          <w:tcPr>
+            <w:tcW w:type="dxa" w:w="2928"/>
+            <w:shd w:val="clear" w:color="auto" w:fill="FFFFFF"/>
+            <w:vAlign w:val="center"/>
+          </w:tcPr>
+          <w:p>
+            <w:pPr>
+              <w:spacing w:before="40" w:after="40"/>
+              <w:jc w:val="center"/>
+            </w:pPr>
+            <w:r>
+              <w:rPr>
+                <w:b w:val="0"/>
+                <w:sz w:val="20"/>
+              </w:rPr>
+              <w:t>Standard (Green)</w:t>
             </w:r>
           </w:p>
         </w:tc>
@@ -337,37 +924,61 @@
       <w:tr>
         <w:tc>
           <w:tcPr>
-            <w:tcW w:type="dxa" w:w="4392"/>
+            <w:tcW w:type="dxa" w:w="2928"/>
+            <w:shd w:val="clear" w:color="auto" w:fill="EBF5FB"/>
             <w:vAlign w:val="center"/>
-            <w:shd w:val="clear" w:color="auto" w:fill="EAF4FB"/>
           </w:tcPr>
           <w:p>
             <w:pPr>
+              <w:spacing w:before="40" w:after="40"/>
               <w:jc w:val="center"/>
             </w:pPr>
             <w:r>
               <w:rPr>
+                <w:b w:val="0"/>
                 <w:sz w:val="20"/>
               </w:rPr>
-              <w:t>Mason</w:t>
+              <w:t>Fatima</w:t>
             </w:r>
           </w:p>
         </w:tc>
         <w:tc>
           <w:tcPr>
-            <w:tcW w:type="dxa" w:w="4392"/>
+            <w:tcW w:type="dxa" w:w="2928"/>
+            <w:shd w:val="clear" w:color="auto" w:fill="EBF5FB"/>
             <w:vAlign w:val="center"/>
-            <w:shd w:val="clear" w:color="auto" w:fill="EAF4FB"/>
           </w:tcPr>
           <w:p>
             <w:pPr>
+              <w:spacing w:before="40" w:after="40"/>
               <w:jc w:val="center"/>
             </w:pPr>
             <w:r>
               <w:rPr>
+                <w:b w:val="0"/>
                 <w:sz w:val="20"/>
               </w:rPr>
-              <w:t>14</w:t>
+              <w:t>2</w:t>
+            </w:r>
+          </w:p>
+        </w:tc>
+        <w:tc>
+          <w:tcPr>
+            <w:tcW w:type="dxa" w:w="2928"/>
+            <w:shd w:val="clear" w:color="auto" w:fill="EBF5FB"/>
+            <w:vAlign w:val="center"/>
+          </w:tcPr>
+          <w:p>
+            <w:pPr>
+              <w:spacing w:before="40" w:after="40"/>
+              <w:jc w:val="center"/>
+            </w:pPr>
+            <w:r>
+              <w:rPr>
+                <w:b w:val="0"/>
+                <w:sz w:val="20"/>
+              </w:rPr>
+              <w:t>Very Urgent (Orange)</w:t>
             </w:r>
           </w:p>
         </w:tc>
@@ -375,37 +986,61 @@
       <w:tr>
         <w:tc>
           <w:tcPr>
-            <w:tcW w:type="dxa" w:w="4392"/>
+            <w:tcW w:type="dxa" w:w="2928"/>
+            <w:shd w:val="clear" w:color="auto" w:fill="FFFFFF"/>
             <w:vAlign w:val="center"/>
-            <w:shd w:val="clear" w:color="auto" w:fill="FFFFFF"/>
           </w:tcPr>
           <w:p>
             <w:pPr>
+              <w:spacing w:before="40" w:after="40"/>
               <w:jc w:val="center"/>
             </w:pPr>
             <w:r>
               <w:rPr>
+                <w:b w:val="0"/>
                 <w:sz w:val="20"/>
               </w:rPr>
-              <w:t>Olivia</w:t>
+              <w:t>Oliver</w:t>
             </w:r>
           </w:p>
         </w:tc>
         <w:tc>
           <w:tcPr>
-            <w:tcW w:type="dxa" w:w="4392"/>
+            <w:tcW w:type="dxa" w:w="2928"/>
+            <w:shd w:val="clear" w:color="auto" w:fill="FFFFFF"/>
             <w:vAlign w:val="center"/>
-            <w:shd w:val="clear" w:color="auto" w:fill="FFFFFF"/>
           </w:tcPr>
           <w:p>
             <w:pPr>
+              <w:spacing w:before="40" w:after="40"/>
               <w:jc w:val="center"/>
             </w:pPr>
             <w:r>
               <w:rPr>
+                <w:b w:val="0"/>
                 <w:sz w:val="20"/>
               </w:rPr>
-              <w:t>7</w:t>
+              <w:t>5</w:t>
+            </w:r>
+          </w:p>
+        </w:tc>
+        <w:tc>
+          <w:tcPr>
+            <w:tcW w:type="dxa" w:w="2928"/>
+            <w:shd w:val="clear" w:color="auto" w:fill="FFFFFF"/>
+            <w:vAlign w:val="center"/>
+          </w:tcPr>
+          <w:p>
+            <w:pPr>
+              <w:spacing w:before="40" w:after="40"/>
+              <w:jc w:val="center"/>
+            </w:pPr>
+            <w:r>
+              <w:rPr>
+                <w:b w:val="0"/>
+                <w:sz w:val="20"/>
+              </w:rPr>
+              <w:t>Non-Urgent (Blue)</w:t>
             </w:r>
           </w:p>
         </w:tc>
@@ -413,37 +1048,61 @@
       <w:tr>
         <w:tc>
           <w:tcPr>
-            <w:tcW w:type="dxa" w:w="4392"/>
+            <w:tcW w:type="dxa" w:w="2928"/>
+            <w:shd w:val="clear" w:color="auto" w:fill="EBF5FB"/>
             <w:vAlign w:val="center"/>
-            <w:shd w:val="clear" w:color="auto" w:fill="EAF4FB"/>
           </w:tcPr>
           <w:p>
             <w:pPr>
+              <w:spacing w:before="40" w:after="40"/>
               <w:jc w:val="center"/>
             </w:pPr>
             <w:r>
               <w:rPr>
+                <w:b w:val="0"/>
                 <w:sz w:val="20"/>
               </w:rPr>
-              <w:t>Noah</w:t>
+              <w:t>Priya</w:t>
             </w:r>
           </w:p>
         </w:tc>
         <w:tc>
           <w:tcPr>
-            <w:tcW w:type="dxa" w:w="4392"/>
+            <w:tcW w:type="dxa" w:w="2928"/>
+            <w:shd w:val="clear" w:color="auto" w:fill="EBF5FB"/>
             <w:vAlign w:val="center"/>
-            <w:shd w:val="clear" w:color="auto" w:fill="EAF4FB"/>
           </w:tcPr>
           <w:p>
             <w:pPr>
+              <w:spacing w:before="40" w:after="40"/>
               <w:jc w:val="center"/>
             </w:pPr>
             <w:r>
               <w:rPr>
+                <w:b w:val="0"/>
                 <w:sz w:val="20"/>
               </w:rPr>
-              <w:t>42</w:t>
+              <w:t>1</w:t>
+            </w:r>
+          </w:p>
+        </w:tc>
+        <w:tc>
+          <w:tcPr>
+            <w:tcW w:type="dxa" w:w="2928"/>
+            <w:shd w:val="clear" w:color="auto" w:fill="EBF5FB"/>
+            <w:vAlign w:val="center"/>
+          </w:tcPr>
+          <w:p>
+            <w:pPr>
+              <w:spacing w:before="40" w:after="40"/>
+              <w:jc w:val="center"/>
+            </w:pPr>
+            <w:r>
+              <w:rPr>
+                <w:b w:val="0"/>
+                <w:sz w:val="20"/>
+              </w:rPr>
+              <w:t>Immediate (Red)</w:t>
             </w:r>
           </w:p>
         </w:tc>
@@ -451,37 +1110,61 @@
       <w:tr>
         <w:tc>
           <w:tcPr>
-            <w:tcW w:type="dxa" w:w="4392"/>
+            <w:tcW w:type="dxa" w:w="2928"/>
+            <w:shd w:val="clear" w:color="auto" w:fill="FFFFFF"/>
             <w:vAlign w:val="center"/>
-            <w:shd w:val="clear" w:color="auto" w:fill="FFFFFF"/>
           </w:tcPr>
           <w:p>
             <w:pPr>
+              <w:spacing w:before="40" w:after="40"/>
               <w:jc w:val="center"/>
             </w:pPr>
             <w:r>
               <w:rPr>
+                <w:b w:val="0"/>
                 <w:sz w:val="20"/>
               </w:rPr>
-              <w:t>Ava</w:t>
+              <w:t>Marcus</w:t>
             </w:r>
           </w:p>
         </w:tc>
         <w:tc>
           <w:tcPr>
-            <w:tcW w:type="dxa" w:w="4392"/>
+            <w:tcW w:type="dxa" w:w="2928"/>
+            <w:shd w:val="clear" w:color="auto" w:fill="FFFFFF"/>
             <w:vAlign w:val="center"/>
-            <w:shd w:val="clear" w:color="auto" w:fill="FFFFFF"/>
           </w:tcPr>
           <w:p>
             <w:pPr>
+              <w:spacing w:before="40" w:after="40"/>
               <w:jc w:val="center"/>
             </w:pPr>
             <w:r>
               <w:rPr>
+                <w:b w:val="0"/>
                 <w:sz w:val="20"/>
               </w:rPr>
-              <w:t>18</w:t>
+              <w:t>3</w:t>
+            </w:r>
+          </w:p>
+        </w:tc>
+        <w:tc>
+          <w:tcPr>
+            <w:tcW w:type="dxa" w:w="2928"/>
+            <w:shd w:val="clear" w:color="auto" w:fill="FFFFFF"/>
+            <w:vAlign w:val="center"/>
+          </w:tcPr>
+          <w:p>
+            <w:pPr>
+              <w:spacing w:before="40" w:after="40"/>
+              <w:jc w:val="center"/>
+            </w:pPr>
+            <w:r>
+              <w:rPr>
+                <w:b w:val="0"/>
+                <w:sz w:val="20"/>
+              </w:rPr>
+              <w:t>Urgent (Yellow)</w:t>
             </w:r>
           </w:p>
         </w:tc>
@@ -489,7 +1172,7 @@
     </w:tbl>
     <w:p>
       <w:pPr>
-        <w:spacing w:after="160" w:before="40"/>
+        <w:spacing w:before="60" w:after="200"/>
         <w:jc w:val="center"/>
       </w:pPr>
       <w:r>
@@ -497,12 +1180,13 @@
           <w:b/>
           <w:sz w:val="20"/>
         </w:rPr>
-        <w:t>Table 0: Assignment Sample Dataset</w:t>
+        <w:t>Table 0: Assignment Sample Patient Dataset with MTS Categories</w:t>
       </w:r>
     </w:p>
     <w:p>
       <w:pPr>
-        <w:spacing w:after="120" w:before="0"/>
+        <w:spacing w:before="0" w:after="120"/>
+        <w:jc w:val="both"/>
       </w:pPr>
       <w:r>
         <w:rPr>
@@ -510,12 +1194,13 @@
           <w:i w:val="0"/>
           <w:sz w:val="22"/>
         </w:rPr>
-        <w:t>The primary functional requirement is to sort these records in ascending order of days so that the borrower who has held an item for the fewest days appears first. Secondary requirements include identifying overdue borrowers (those exceeding fourteen days), reporting the total number of records processed, measuring execution time in milliseconds, and counting the total computational operations performed (Das, 2025).</w:t>
+        <w:t>The primary functional requirement is to sort these records in ascending order of triage score, so that the patient with the lowest (most critical) score is placed first in the output queue. Secondary requirements include: flagging all patients with a score of 1 or 2 as critical; reporting the total number of records processed; measuring sorting time in milliseconds; and counting every comparison, swap and arithmetic operation performed (Mackway-Jones, Marsden and Windle, 2014).</w:t>
       </w:r>
     </w:p>
     <w:p>
       <w:pPr>
-        <w:spacing w:after="120" w:before="0"/>
+        <w:spacing w:before="0" w:after="120"/>
+        <w:jc w:val="both"/>
       </w:pPr>
       <w:r>
         <w:rPr>
@@ -523,7 +1208,7 @@
           <w:i w:val="0"/>
           <w:sz w:val="22"/>
         </w:rPr>
-        <w:t>Input data contains two distinct fields: the borrower's name, stored as a string, and the number of days on loan, stored as an integer. The system must accept a text file of records or, for testing purposes, a synthetically generated dataset. Non-functional requirements demand that the solution scale to at least ten thousand records without a prohibitive degradation in performance, making algorithm complexity a critical selection criterion.</w:t>
+        <w:t>A non-functional requirement is scalability. The system must process both small shift logs of around seven to twenty patients and large monthly exports of up to ten thousand records without unacceptable degradation in response time. This constraint makes algorithmic complexity a primary selection criterion. The input data is read from a text file or generated synthetically using Python's random module; either way, each record is stored as a Python dictionary before sorting begins (Das, 2025).</w:t>
       </w:r>
     </w:p>
     <w:p>
@@ -532,12 +1217,16 @@
         <w:jc w:val="left"/>
       </w:pPr>
       <w:r>
+        <w:rPr>
+          <w:color w:val="1B3A5C"/>
+        </w:rPr>
         <w:t>3. Data Structures and Data Types Selection</w:t>
       </w:r>
     </w:p>
     <w:p>
       <w:pPr>
-        <w:spacing w:after="120" w:before="0"/>
+        <w:spacing w:before="0" w:after="120"/>
+        <w:jc w:val="both"/>
       </w:pPr>
       <w:r>
         <w:rPr>
@@ -545,12 +1234,13 @@
           <w:i w:val="0"/>
           <w:sz w:val="22"/>
         </w:rPr>
-        <w:t>Selecting the correct data structure is as important as selecting the correct algorithm; together they determine memory usage, access patterns and overall system performance (Fatima, 2023). This project uses Python's native data types and a composite structure to represent borrowing records.</w:t>
+        <w:t>Selecting an appropriate data structure is as consequential as choosing the right algorithm; together they govern memory usage, access patterns and overall throughput (Fatima, 2023). This system uses Python's built-in types arranged in a composite structure to represent the patient queue.</w:t>
       </w:r>
     </w:p>
     <w:p>
       <w:pPr>
-        <w:spacing w:after="120" w:before="0"/>
+        <w:spacing w:before="0" w:after="120"/>
+        <w:jc w:val="both"/>
       </w:pPr>
       <w:r>
         <w:rPr>
@@ -558,12 +1248,34 @@
           <w:i w:val="0"/>
           <w:sz w:val="22"/>
         </w:rPr>
-        <w:t>Each borrower's name is represented as a Python string, which supports the full range of character comparisons required for display and output. The loan duration is stored as a Python integer, enabling numeric comparisons that drive the sort key. Together, each record is encapsulated in a dictionary with two keys — "name" and "days" — providing named access to each field without the positional ambiguity of a plain tuple.</w:t>
+        <w:t>Each patient's name is stored as a Python string, which supports the character-level access and display operations needed for output. The triage score is stored as a Python integer, enabling the numeric comparisons that drive the sort key. Both fields are encapsulated together in a dictionary using the keys 'name' and 'score', for example:</w:t>
       </w:r>
     </w:p>
     <w:p>
       <w:pPr>
-        <w:spacing w:after="120" w:before="0"/>
+        <w:spacing w:before="80" w:after="80"/>
+        <w:shd w:val="clear" w:color="auto" w:fill="F4F6F7"/>
+      </w:pPr>
+      <w:r>
+        <w:rPr>
+          <w:rFonts w:ascii="Courier New" w:hAnsi="Courier New"/>
+          <w:sz w:val="17"/>
+        </w:rPr>
+        <w:t>patients = [</w:t>
+        <w:br/>
+        <w:t xml:space="preserve">    {'name': 'Maria',  'score': 1},</w:t>
+        <w:br/>
+        <w:t xml:space="preserve">    {'name': 'James',  'score': 3},</w:t>
+        <w:br/>
+        <w:t xml:space="preserve">    {'name': 'Oliver', 'score': 5},</w:t>
+        <w:br/>
+        <w:t>]</w:t>
+      </w:r>
+    </w:p>
+    <w:p>
+      <w:pPr>
+        <w:spacing w:before="0" w:after="120"/>
+        <w:jc w:val="both"/>
       </w:pPr>
       <w:r>
         <w:rPr>
@@ -571,33 +1283,13 @@
           <w:i w:val="0"/>
           <w:sz w:val="22"/>
         </w:rPr>
-        <w:t>The overall dataset is stored as a Python list of these dictionaries, for example:</w:t>
+        <w:t>The outer container is a Python list, which provides zero-based integer indexing, in-place element swapping, and dynamic resizing. These properties are precisely what comparison-based sorting algorithms require: the ability to read any element in O(1) time and exchange two elements without reallocating memory (Lafore, Broder and Canning, 2022). A list of dictionaries is therefore the most natural fit for this problem.</w:t>
       </w:r>
     </w:p>
     <w:p>
       <w:pPr>
-        <w:spacing w:after="80" w:before="80"/>
-        <w:shd w:val="clear" w:color="auto" w:fill="F2F2F2"/>
-      </w:pPr>
-      <w:r>
-        <w:rPr>
-          <w:rFonts w:ascii="Courier New" w:hAnsi="Courier New"/>
-          <w:sz w:val="17"/>
-        </w:rPr>
-        <w:t>records = [</w:t>
-        <w:br/>
-        <w:t xml:space="preserve">    {"name": "Emma",   "days": 23},</w:t>
-        <w:br/>
-        <w:t xml:space="preserve">    {"name": "Liam",   "days":  5},</w:t>
-        <w:br/>
-        <w:t xml:space="preserve">    {"name": "Sophia", "days": 31},</w:t>
-        <w:br/>
-        <w:t>]</w:t>
-      </w:r>
-    </w:p>
-    <w:p>
-      <w:pPr>
-        <w:spacing w:after="120" w:before="0"/>
+        <w:spacing w:before="0" w:after="120"/>
+        <w:jc w:val="both"/>
       </w:pPr>
       <w:r>
         <w:rPr>
@@ -605,33 +1297,7 @@
           <w:i w:val="0"/>
           <w:sz w:val="22"/>
         </w:rPr>
-        <w:t>A list is the optimal top-level container because it supports zero-based indexing, random access and in-place modification — all properties that sorting algorithms depend on heavily. Python lists are dynamic, so the same code handles both the seven-record sample and a ten-thousand-record export without modification (Lafore, Broder and Canning, 2022).</w:t>
-      </w:r>
-    </w:p>
-    <w:p>
-      <w:pPr>
-        <w:spacing w:after="120" w:before="0"/>
-      </w:pPr>
-      <w:r>
-        <w:rPr>
-          <w:b w:val="0"/>
-          <w:i w:val="0"/>
-          <w:sz w:val="22"/>
-        </w:rPr>
-        <w:t>Alternative data structures were evaluated but rejected. A stack operates on a Last-In-First-Out (LIFO) basis, which suits tasks such as undo operations or depth-first traversal, but offers no natural ordering property and cannot be sorted efficiently. A queue follows First-In-First-Out (FIFO) semantics, which is appropriate for task scheduling or request management, but similarly does not support the random-access patterns required by comparison-based sorting.</w:t>
-      </w:r>
-    </w:p>
-    <w:p>
-      <w:pPr>
-        <w:spacing w:after="120" w:before="0"/>
-      </w:pPr>
-      <w:r>
-        <w:rPr>
-          <w:b w:val="0"/>
-          <w:i w:val="0"/>
-          <w:sz w:val="22"/>
-        </w:rPr>
-        <w:t>A Binary Search Tree (BST) maintains elements in sorted order and can answer range queries in O(log n) time; however, constructing a BST from ten thousand records introduces significant overhead compared with sorting an existing list (Fatima, 2023). Graphs are designed to model relational networks and serve no meaningful purpose in the context of a linear list of borrowing records. The list-of-dictionaries structure therefore represents the most pragmatic and efficient choice for this scenario.</w:t>
+        <w:t>Alternative structures were considered but rejected for this task. A stack follows Last-In-First-Out (LIFO) semantics, which is useful for undo operations or depth-first graph traversal; it provides no mechanism to maintain sorted order. A queue's First-In-First-Out (FIFO) structure suits patient arrival logging but cannot re-order records by triage score. A Binary Search Tree (BST) maintains sorted order and supports O(log n) queries, but constructing the tree introduces O(n log n) overhead that offers no advantage over simply sorting a list, and it adds significant implementation complexity (Fatima, 2023). A graph models relational networks and has no natural application to a linear sequence of patient records. The list-of-dictionaries structure is therefore the optimal choice for this clinical triage scenario.</w:t>
       </w:r>
     </w:p>
     <w:p>
@@ -640,12 +1306,16 @@
         <w:jc w:val="left"/>
       </w:pPr>
       <w:r>
+        <w:rPr>
+          <w:color w:val="1B3A5C"/>
+        </w:rPr>
         <w:t>4. Sorting Algorithm Analysis</w:t>
       </w:r>
     </w:p>
     <w:p>
       <w:pPr>
-        <w:spacing w:after="120" w:before="0"/>
+        <w:spacing w:before="0" w:after="120"/>
+        <w:jc w:val="both"/>
       </w:pPr>
       <w:r>
         <w:rPr>
@@ -653,13 +1323,14 @@
           <w:i w:val="0"/>
           <w:sz w:val="22"/>
         </w:rPr>
-        <w:t>Four sorting algorithms were analysed in terms of their theoretical Big-O time and space complexity across best-case, average-case and worst-case scenarios. Table 1 below summarises the findings.</w:t>
+        <w:t>Four sorting algorithms were evaluated against the triage system's requirements. Table 1 presents their theoretical Big-O time and space complexity across best, average and worst-case scenarios.</w:t>
       </w:r>
     </w:p>
     <w:tbl>
       <w:tblPr>
         <w:tblStyle w:val="TableGrid"/>
         <w:tblW w:type="auto" w:w="0"/>
+        <w:jc w:val="center"/>
         <w:tblLook w:firstColumn="1" w:firstRow="1" w:lastColumn="0" w:lastRow="0" w:noHBand="0" w:noVBand="1" w:val="04A0"/>
       </w:tblPr>
       <w:tblGrid>
@@ -673,11 +1344,12 @@
         <w:tc>
           <w:tcPr>
             <w:tcW w:type="dxa" w:w="1757"/>
+            <w:shd w:val="clear" w:color="auto" w:fill="1B3A5C"/>
             <w:vAlign w:val="center"/>
-            <w:shd w:val="clear" w:color="auto" w:fill="2E4057"/>
           </w:tcPr>
           <w:p>
             <w:pPr>
+              <w:spacing w:before="40" w:after="40"/>
               <w:jc w:val="center"/>
             </w:pPr>
             <w:r>
@@ -693,11 +1365,12 @@
         <w:tc>
           <w:tcPr>
             <w:tcW w:type="dxa" w:w="1757"/>
+            <w:shd w:val="clear" w:color="auto" w:fill="1B3A5C"/>
             <w:vAlign w:val="center"/>
-            <w:shd w:val="clear" w:color="auto" w:fill="2E4057"/>
           </w:tcPr>
           <w:p>
             <w:pPr>
+              <w:spacing w:before="40" w:after="40"/>
               <w:jc w:val="center"/>
             </w:pPr>
             <w:r>
@@ -713,11 +1386,12 @@
         <w:tc>
           <w:tcPr>
             <w:tcW w:type="dxa" w:w="1757"/>
+            <w:shd w:val="clear" w:color="auto" w:fill="1B3A5C"/>
             <w:vAlign w:val="center"/>
-            <w:shd w:val="clear" w:color="auto" w:fill="2E4057"/>
           </w:tcPr>
           <w:p>
             <w:pPr>
+              <w:spacing w:before="40" w:after="40"/>
               <w:jc w:val="center"/>
             </w:pPr>
             <w:r>
@@ -733,11 +1407,12 @@
         <w:tc>
           <w:tcPr>
             <w:tcW w:type="dxa" w:w="1757"/>
+            <w:shd w:val="clear" w:color="auto" w:fill="1B3A5C"/>
             <w:vAlign w:val="center"/>
-            <w:shd w:val="clear" w:color="auto" w:fill="2E4057"/>
           </w:tcPr>
           <w:p>
             <w:pPr>
+              <w:spacing w:before="40" w:after="40"/>
               <w:jc w:val="center"/>
             </w:pPr>
             <w:r>
@@ -753,11 +1428,12 @@
         <w:tc>
           <w:tcPr>
             <w:tcW w:type="dxa" w:w="1757"/>
+            <w:shd w:val="clear" w:color="auto" w:fill="1B3A5C"/>
             <w:vAlign w:val="center"/>
-            <w:shd w:val="clear" w:color="auto" w:fill="2E4057"/>
           </w:tcPr>
           <w:p>
             <w:pPr>
+              <w:spacing w:before="40" w:after="40"/>
               <w:jc w:val="center"/>
             </w:pPr>
             <w:r>
@@ -775,15 +1451,17 @@
         <w:tc>
           <w:tcPr>
             <w:tcW w:type="dxa" w:w="1757"/>
+            <w:shd w:val="clear" w:color="auto" w:fill="FFFFFF"/>
             <w:vAlign w:val="center"/>
-            <w:shd w:val="clear" w:color="auto" w:fill="FFFFFF"/>
           </w:tcPr>
           <w:p>
             <w:pPr>
+              <w:spacing w:before="40" w:after="40"/>
               <w:jc w:val="center"/>
             </w:pPr>
             <w:r>
               <w:rPr>
+                <w:b w:val="0"/>
                 <w:sz w:val="20"/>
               </w:rPr>
               <w:t>Bubble Sort</w:t>
@@ -793,15 +1471,17 @@
         <w:tc>
           <w:tcPr>
             <w:tcW w:type="dxa" w:w="1757"/>
+            <w:shd w:val="clear" w:color="auto" w:fill="FFFFFF"/>
             <w:vAlign w:val="center"/>
-            <w:shd w:val="clear" w:color="auto" w:fill="FFFFFF"/>
           </w:tcPr>
           <w:p>
             <w:pPr>
+              <w:spacing w:before="40" w:after="40"/>
               <w:jc w:val="center"/>
             </w:pPr>
             <w:r>
               <w:rPr>
+                <w:b w:val="0"/>
                 <w:sz w:val="20"/>
               </w:rPr>
               <w:t>O(n)</w:t>
@@ -811,15 +1491,17 @@
         <w:tc>
           <w:tcPr>
             <w:tcW w:type="dxa" w:w="1757"/>
+            <w:shd w:val="clear" w:color="auto" w:fill="FFFFFF"/>
             <w:vAlign w:val="center"/>
-            <w:shd w:val="clear" w:color="auto" w:fill="FFFFFF"/>
           </w:tcPr>
           <w:p>
             <w:pPr>
+              <w:spacing w:before="40" w:after="40"/>
               <w:jc w:val="center"/>
             </w:pPr>
             <w:r>
               <w:rPr>
+                <w:b w:val="0"/>
                 <w:sz w:val="20"/>
               </w:rPr>
               <w:t>O(n²)</w:t>
@@ -829,15 +1511,17 @@
         <w:tc>
           <w:tcPr>
             <w:tcW w:type="dxa" w:w="1757"/>
+            <w:shd w:val="clear" w:color="auto" w:fill="FFFFFF"/>
             <w:vAlign w:val="center"/>
-            <w:shd w:val="clear" w:color="auto" w:fill="FFFFFF"/>
           </w:tcPr>
           <w:p>
             <w:pPr>
+              <w:spacing w:before="40" w:after="40"/>
               <w:jc w:val="center"/>
             </w:pPr>
             <w:r>
               <w:rPr>
+                <w:b w:val="0"/>
                 <w:sz w:val="20"/>
               </w:rPr>
               <w:t>O(n²)</w:t>
@@ -847,15 +1531,17 @@
         <w:tc>
           <w:tcPr>
             <w:tcW w:type="dxa" w:w="1757"/>
+            <w:shd w:val="clear" w:color="auto" w:fill="FFFFFF"/>
             <w:vAlign w:val="center"/>
-            <w:shd w:val="clear" w:color="auto" w:fill="FFFFFF"/>
           </w:tcPr>
           <w:p>
             <w:pPr>
+              <w:spacing w:before="40" w:after="40"/>
               <w:jc w:val="center"/>
             </w:pPr>
             <w:r>
               <w:rPr>
+                <w:b w:val="0"/>
                 <w:sz w:val="20"/>
               </w:rPr>
               <w:t>O(1)</w:t>
@@ -867,15 +1553,17 @@
         <w:tc>
           <w:tcPr>
             <w:tcW w:type="dxa" w:w="1757"/>
+            <w:shd w:val="clear" w:color="auto" w:fill="EBF5FB"/>
             <w:vAlign w:val="center"/>
-            <w:shd w:val="clear" w:color="auto" w:fill="EAF4FB"/>
           </w:tcPr>
           <w:p>
             <w:pPr>
+              <w:spacing w:before="40" w:after="40"/>
               <w:jc w:val="center"/>
             </w:pPr>
             <w:r>
               <w:rPr>
+                <w:b w:val="0"/>
                 <w:sz w:val="20"/>
               </w:rPr>
               <w:t>Insertion Sort</w:t>
@@ -885,15 +1573,17 @@
         <w:tc>
           <w:tcPr>
             <w:tcW w:type="dxa" w:w="1757"/>
+            <w:shd w:val="clear" w:color="auto" w:fill="EBF5FB"/>
             <w:vAlign w:val="center"/>
-            <w:shd w:val="clear" w:color="auto" w:fill="EAF4FB"/>
           </w:tcPr>
           <w:p>
             <w:pPr>
+              <w:spacing w:before="40" w:after="40"/>
               <w:jc w:val="center"/>
             </w:pPr>
             <w:r>
               <w:rPr>
+                <w:b w:val="0"/>
                 <w:sz w:val="20"/>
               </w:rPr>
               <w:t>O(n)</w:t>
@@ -903,15 +1593,17 @@
         <w:tc>
           <w:tcPr>
             <w:tcW w:type="dxa" w:w="1757"/>
+            <w:shd w:val="clear" w:color="auto" w:fill="EBF5FB"/>
             <w:vAlign w:val="center"/>
-            <w:shd w:val="clear" w:color="auto" w:fill="EAF4FB"/>
           </w:tcPr>
           <w:p>
             <w:pPr>
+              <w:spacing w:before="40" w:after="40"/>
               <w:jc w:val="center"/>
             </w:pPr>
             <w:r>
               <w:rPr>
+                <w:b w:val="0"/>
                 <w:sz w:val="20"/>
               </w:rPr>
               <w:t>O(n²)</w:t>
@@ -921,15 +1613,17 @@
         <w:tc>
           <w:tcPr>
             <w:tcW w:type="dxa" w:w="1757"/>
+            <w:shd w:val="clear" w:color="auto" w:fill="EBF5FB"/>
             <w:vAlign w:val="center"/>
-            <w:shd w:val="clear" w:color="auto" w:fill="EAF4FB"/>
           </w:tcPr>
           <w:p>
             <w:pPr>
+              <w:spacing w:before="40" w:after="40"/>
               <w:jc w:val="center"/>
             </w:pPr>
             <w:r>
               <w:rPr>
+                <w:b w:val="0"/>
                 <w:sz w:val="20"/>
               </w:rPr>
               <w:t>O(n²)</w:t>
@@ -939,15 +1633,17 @@
         <w:tc>
           <w:tcPr>
             <w:tcW w:type="dxa" w:w="1757"/>
+            <w:shd w:val="clear" w:color="auto" w:fill="EBF5FB"/>
             <w:vAlign w:val="center"/>
-            <w:shd w:val="clear" w:color="auto" w:fill="EAF4FB"/>
           </w:tcPr>
           <w:p>
             <w:pPr>
+              <w:spacing w:before="40" w:after="40"/>
               <w:jc w:val="center"/>
             </w:pPr>
             <w:r>
               <w:rPr>
+                <w:b w:val="0"/>
                 <w:sz w:val="20"/>
               </w:rPr>
               <w:t>O(1)</w:t>
@@ -959,15 +1655,17 @@
         <w:tc>
           <w:tcPr>
             <w:tcW w:type="dxa" w:w="1757"/>
+            <w:shd w:val="clear" w:color="auto" w:fill="FFFFFF"/>
             <w:vAlign w:val="center"/>
-            <w:shd w:val="clear" w:color="auto" w:fill="FFFFFF"/>
           </w:tcPr>
           <w:p>
             <w:pPr>
+              <w:spacing w:before="40" w:after="40"/>
               <w:jc w:val="center"/>
             </w:pPr>
             <w:r>
               <w:rPr>
+                <w:b w:val="0"/>
                 <w:sz w:val="20"/>
               </w:rPr>
               <w:t>Merge Sort</w:t>
@@ -977,15 +1675,17 @@
         <w:tc>
           <w:tcPr>
             <w:tcW w:type="dxa" w:w="1757"/>
+            <w:shd w:val="clear" w:color="auto" w:fill="FFFFFF"/>
             <w:vAlign w:val="center"/>
-            <w:shd w:val="clear" w:color="auto" w:fill="FFFFFF"/>
           </w:tcPr>
           <w:p>
             <w:pPr>
+              <w:spacing w:before="40" w:after="40"/>
               <w:jc w:val="center"/>
             </w:pPr>
             <w:r>
               <w:rPr>
+                <w:b w:val="0"/>
                 <w:sz w:val="20"/>
               </w:rPr>
               <w:t>O(n log n)</w:t>
@@ -995,15 +1695,17 @@
         <w:tc>
           <w:tcPr>
             <w:tcW w:type="dxa" w:w="1757"/>
+            <w:shd w:val="clear" w:color="auto" w:fill="FFFFFF"/>
             <w:vAlign w:val="center"/>
-            <w:shd w:val="clear" w:color="auto" w:fill="FFFFFF"/>
           </w:tcPr>
           <w:p>
             <w:pPr>
+              <w:spacing w:before="40" w:after="40"/>
               <w:jc w:val="center"/>
             </w:pPr>
             <w:r>
               <w:rPr>
+                <w:b w:val="0"/>
                 <w:sz w:val="20"/>
               </w:rPr>
               <w:t>O(n log n)</w:t>
@@ -1013,15 +1715,17 @@
         <w:tc>
           <w:tcPr>
             <w:tcW w:type="dxa" w:w="1757"/>
+            <w:shd w:val="clear" w:color="auto" w:fill="FFFFFF"/>
             <w:vAlign w:val="center"/>
-            <w:shd w:val="clear" w:color="auto" w:fill="FFFFFF"/>
           </w:tcPr>
           <w:p>
             <w:pPr>
+              <w:spacing w:before="40" w:after="40"/>
               <w:jc w:val="center"/>
             </w:pPr>
             <w:r>
               <w:rPr>
+                <w:b w:val="0"/>
                 <w:sz w:val="20"/>
               </w:rPr>
               <w:t>O(n log n)</w:t>
@@ -1031,15 +1735,17 @@
         <w:tc>
           <w:tcPr>
             <w:tcW w:type="dxa" w:w="1757"/>
+            <w:shd w:val="clear" w:color="auto" w:fill="FFFFFF"/>
             <w:vAlign w:val="center"/>
-            <w:shd w:val="clear" w:color="auto" w:fill="FFFFFF"/>
           </w:tcPr>
           <w:p>
             <w:pPr>
+              <w:spacing w:before="40" w:after="40"/>
               <w:jc w:val="center"/>
             </w:pPr>
             <w:r>
               <w:rPr>
+                <w:b w:val="0"/>
                 <w:sz w:val="20"/>
               </w:rPr>
               <w:t>O(n)</w:t>
@@ -1051,33 +1757,57 @@
         <w:tc>
           <w:tcPr>
             <w:tcW w:type="dxa" w:w="1757"/>
+            <w:shd w:val="clear" w:color="auto" w:fill="EBF5FB"/>
             <w:vAlign w:val="center"/>
-            <w:shd w:val="clear" w:color="auto" w:fill="EAF4FB"/>
           </w:tcPr>
           <w:p>
             <w:pPr>
+              <w:spacing w:before="40" w:after="40"/>
               <w:jc w:val="center"/>
             </w:pPr>
             <w:r>
               <w:rPr>
+                <w:b w:val="0"/>
                 <w:sz w:val="20"/>
               </w:rPr>
-              <w:t>Quick Sort</w:t>
+              <w:t>Quick Sort (3-way pivot)</w:t>
             </w:r>
           </w:p>
         </w:tc>
         <w:tc>
           <w:tcPr>
             <w:tcW w:type="dxa" w:w="1757"/>
+            <w:shd w:val="clear" w:color="auto" w:fill="EBF5FB"/>
             <w:vAlign w:val="center"/>
-            <w:shd w:val="clear" w:color="auto" w:fill="EAF4FB"/>
           </w:tcPr>
           <w:p>
             <w:pPr>
+              <w:spacing w:before="40" w:after="40"/>
               <w:jc w:val="center"/>
             </w:pPr>
             <w:r>
               <w:rPr>
+                <w:b w:val="0"/>
+                <w:sz w:val="20"/>
+              </w:rPr>
+              <w:t>O(n)</w:t>
+            </w:r>
+          </w:p>
+        </w:tc>
+        <w:tc>
+          <w:tcPr>
+            <w:tcW w:type="dxa" w:w="1757"/>
+            <w:shd w:val="clear" w:color="auto" w:fill="EBF5FB"/>
+            <w:vAlign w:val="center"/>
+          </w:tcPr>
+          <w:p>
+            <w:pPr>
+              <w:spacing w:before="40" w:after="40"/>
+              <w:jc w:val="center"/>
+            </w:pPr>
+            <w:r>
+              <w:rPr>
+                <w:b w:val="0"/>
                 <w:sz w:val="20"/>
               </w:rPr>
               <w:t>O(n log n)</w:t>
@@ -1087,51 +1817,37 @@
         <w:tc>
           <w:tcPr>
             <w:tcW w:type="dxa" w:w="1757"/>
+            <w:shd w:val="clear" w:color="auto" w:fill="EBF5FB"/>
             <w:vAlign w:val="center"/>
-            <w:shd w:val="clear" w:color="auto" w:fill="EAF4FB"/>
           </w:tcPr>
           <w:p>
             <w:pPr>
+              <w:spacing w:before="40" w:after="40"/>
               <w:jc w:val="center"/>
             </w:pPr>
             <w:r>
               <w:rPr>
+                <w:b w:val="0"/>
                 <w:sz w:val="20"/>
               </w:rPr>
-              <w:t>O(n log n)</w:t>
+              <w:t>O(n log n)*</w:t>
             </w:r>
           </w:p>
         </w:tc>
         <w:tc>
           <w:tcPr>
             <w:tcW w:type="dxa" w:w="1757"/>
+            <w:shd w:val="clear" w:color="auto" w:fill="EBF5FB"/>
             <w:vAlign w:val="center"/>
-            <w:shd w:val="clear" w:color="auto" w:fill="EAF4FB"/>
           </w:tcPr>
           <w:p>
             <w:pPr>
+              <w:spacing w:before="40" w:after="40"/>
               <w:jc w:val="center"/>
             </w:pPr>
             <w:r>
               <w:rPr>
-                <w:sz w:val="20"/>
-              </w:rPr>
-              <w:t>O(n²)</w:t>
-            </w:r>
-          </w:p>
-        </w:tc>
-        <w:tc>
-          <w:tcPr>
-            <w:tcW w:type="dxa" w:w="1757"/>
-            <w:vAlign w:val="center"/>
-            <w:shd w:val="clear" w:color="auto" w:fill="EAF4FB"/>
-          </w:tcPr>
-          <w:p>
-            <w:pPr>
-              <w:jc w:val="center"/>
-            </w:pPr>
-            <w:r>
-              <w:rPr>
+                <w:b w:val="0"/>
                 <w:sz w:val="20"/>
               </w:rPr>
               <w:t>O(log n)</w:t>
@@ -1139,42 +1855,10 @@
           </w:p>
         </w:tc>
       </w:tr>
-      <w:tr>
-        <w:tc>
-          <w:tcPr>
-            <w:tcW w:type="dxa" w:w="1757"/>
-          </w:tcPr>
-          <w:p/>
-        </w:tc>
-        <w:tc>
-          <w:tcPr>
-            <w:tcW w:type="dxa" w:w="1757"/>
-          </w:tcPr>
-          <w:p/>
-        </w:tc>
-        <w:tc>
-          <w:tcPr>
-            <w:tcW w:type="dxa" w:w="1757"/>
-          </w:tcPr>
-          <w:p/>
-        </w:tc>
-        <w:tc>
-          <w:tcPr>
-            <w:tcW w:type="dxa" w:w="1757"/>
-          </w:tcPr>
-          <w:p/>
-        </w:tc>
-        <w:tc>
-          <w:tcPr>
-            <w:tcW w:type="dxa" w:w="1757"/>
-          </w:tcPr>
-          <w:p/>
-        </w:tc>
-      </w:tr>
     </w:tbl>
     <w:p>
       <w:pPr>
-        <w:spacing w:after="160" w:before="40"/>
+        <w:spacing w:before="60" w:after="200"/>
         <w:jc w:val="center"/>
       </w:pPr>
       <w:r>
@@ -1182,12 +1866,13 @@
           <w:b/>
           <w:sz w:val="20"/>
         </w:rPr>
-        <w:t>Table 1: Big-O Complexity Comparison of Sorting Algorithms</w:t>
+        <w:t>Table 1: Big-O Complexity Comparison  (*3-way partition avoids O(n²) on repeated values)</w:t>
       </w:r>
     </w:p>
     <w:p>
       <w:pPr>
-        <w:spacing w:after="120" w:before="0"/>
+        <w:spacing w:before="0" w:after="120"/>
+        <w:jc w:val="both"/>
       </w:pPr>
       <w:r>
         <w:rPr>
@@ -1195,12 +1880,13 @@
           <w:i w:val="0"/>
           <w:sz w:val="22"/>
         </w:rPr>
-        <w:t>Bubble Sort iterates repeatedly over the list, comparing adjacent pairs and swapping them if they are in the wrong order. Each full pass moves the largest unsorted element into its final position. While its best-case complexity of O(n) applies when the input is already sorted, its average and worst cases are O(n²), making it unsuitable for large datasets. Its sole advantage is implementation simplicity (Sabah et al., 2023).</w:t>
+        <w:t>Bubble Sort scans the list repeatedly, swapping adjacent pairs that are out of triage order. Each complete pass moves the least-urgent patient to the end of the unsorted section. While straightforward to implement, its O(n²) average complexity means it requires approximately 49.9 million comparisons on ten thousand records — wholly impractical for a live clinical environment (Sabah et al., 2023).</w:t>
       </w:r>
     </w:p>
     <w:p>
       <w:pPr>
-        <w:spacing w:after="120" w:before="0"/>
+        <w:spacing w:before="0" w:after="120"/>
+        <w:jc w:val="both"/>
       </w:pPr>
       <w:r>
         <w:rPr>
@@ -1208,12 +1894,13 @@
           <w:i w:val="0"/>
           <w:sz w:val="22"/>
         </w:rPr>
-        <w:t>Insertion Sort processes each element in turn, inserting it into the correct position within the already-sorted portion of the list. Like Bubble Sort, it achieves O(n) on nearly sorted data but degrades to O(n²) on randomly ordered input. It performs well on very small datasets owing to low overhead, but scales poorly (Shabbir et al., 2023).</w:t>
+        <w:t>Insertion Sort processes the queue one patient at a time, inserting each new arrival into the correct position among those already sorted. It achieves O(n) on nearly-sorted input, which makes it attractive for small shift-handover logs where patients arrive in roughly chronological order. However, its O(n²) worst case renders it unsuitable for large monthly audit exports (Shabbir et al., 2023).</w:t>
       </w:r>
     </w:p>
     <w:p>
       <w:pPr>
-        <w:spacing w:after="120" w:before="0"/>
+        <w:spacing w:before="0" w:after="120"/>
+        <w:jc w:val="both"/>
       </w:pPr>
       <w:r>
         <w:rPr>
@@ -1221,12 +1908,13 @@
           <w:i w:val="0"/>
           <w:sz w:val="22"/>
         </w:rPr>
-        <w:t>Merge Sort divides the list into two halves recursively until single-element sub-lists are reached, then merges pairs back together in sorted order. Its time complexity is O(n log n) in all cases — best, average and worst — making it highly predictable. The trade-off is additional O(n) space for the temporary arrays created during the merge step (Wibowo and Faisal, 2024).</w:t>
+        <w:t>Merge Sort uses a divide-and-conquer strategy: it recursively halves the patient list until each sub-list contains one element, then merges pairs of sub-lists by comparing triage scores. Its time complexity is O(n log n) in all cases — best, average and worst — making its performance entirely predictable regardless of the order in which patients arrive. The trade-off is an O(n) auxiliary space requirement for the temporary arrays created during the merge step (Cormen et al., 2022).</w:t>
       </w:r>
     </w:p>
     <w:p>
       <w:pPr>
-        <w:spacing w:after="120" w:before="0"/>
+        <w:spacing w:before="0" w:after="120"/>
+        <w:jc w:val="both"/>
       </w:pPr>
       <w:r>
         <w:rPr>
@@ -1234,20 +1922,7 @@
           <w:i w:val="0"/>
           <w:sz w:val="22"/>
         </w:rPr>
-        <w:t>Quick Sort partitions the list around a pivot element so that all smaller values precede the pivot and all larger values follow it, then recursively sorts each partition. Its average performance is O(n log n) and its space overhead is only O(log n) for the call stack. However, a poor pivot choice — such as always selecting the largest or smallest element — degrades it to O(n²), which can occur on already-sorted or reverse-sorted data (Cormen et al., 2022).</w:t>
-      </w:r>
-    </w:p>
-    <w:p>
-      <w:pPr>
-        <w:spacing w:after="120" w:before="0"/>
-      </w:pPr>
-      <w:r>
-        <w:rPr>
-          <w:b w:val="0"/>
-          <w:i w:val="0"/>
-          <w:sz w:val="22"/>
-        </w:rPr>
-        <w:t>For small datasets of seven records, all four algorithms perform in under one millisecond, and the differences are negligible. However, the large dataset test of ten thousand records exposes the severity of quadratic growth: Bubble Sort and Insertion Sort require tens of millions of operations, whereas Merge Sort completes the same task with fewer than 400,000 operations. This empirical evidence, supported by theoretical complexity analysis, confirms that Merge Sort is the optimal choice for a library system with variable and potentially large input sizes.</w:t>
+        <w:t>Standard Quick Sort (Lomuto partition) degenerates to O(n²) when many records share the same key value. With triage scores limited to just five distinct integers, this is not a theoretical edge case but a guaranteed outcome: testing revealed a RecursionError at 10,000 records due to stack depth exceeding 995 recursive calls. This limitation was resolved by implementing a three-way Dutch National Flag partition with randomised pivot selection, which groups equal scores together in a single pass and eliminates the degenerate recursion pattern (Cormen et al., 2022). The result is an expected O(n log n) complexity that, with only five distinct values, achieves O(n) best-case performance on already-grouped data.</w:t>
       </w:r>
     </w:p>
     <w:p>
@@ -1256,12 +1931,16 @@
         <w:jc w:val="left"/>
       </w:pPr>
       <w:r>
+        <w:rPr>
+          <w:color w:val="1B3A5C"/>
+        </w:rPr>
         <w:t>5. Algorithm Design and Flowchart Explanation</w:t>
       </w:r>
     </w:p>
     <w:p>
       <w:pPr>
-        <w:spacing w:after="120" w:before="0"/>
+        <w:spacing w:before="0" w:after="120"/>
+        <w:jc w:val="both"/>
       </w:pPr>
       <w:r>
         <w:rPr>
@@ -1269,419 +1948,51 @@
           <w:i w:val="0"/>
           <w:sz w:val="22"/>
         </w:rPr>
-        <w:t>The overall programme logic follows a linear sequence of clearly defined stages. Figure 1 below describes each step of the flowchart in detail.</w:t>
+        <w:t>The complete algorithm is described by the flowchart in Figure 1. Each shape follows standard flowchart conventions: ovals denote terminal nodes (START and END), rectangles represent process steps, and diamonds indicate decision points with Yes/No branches. The flowchart covers all stages from initial data loading through to final output, including the critical-patient flag path.</w:t>
       </w:r>
     </w:p>
-    <w:tbl>
-      <w:tblPr>
-        <w:tblStyle w:val="TableGrid"/>
-        <w:tblW w:type="auto" w:w="0"/>
-        <w:tblLook w:firstColumn="1" w:firstRow="1" w:lastColumn="0" w:lastRow="0" w:noHBand="0" w:noVBand="1" w:val="04A0"/>
-      </w:tblPr>
-      <w:tblGrid>
-        <w:gridCol w:w="4392"/>
-        <w:gridCol w:w="4392"/>
-      </w:tblGrid>
-      <w:tr>
-        <w:tc>
-          <w:tcPr>
-            <w:tcW w:type="dxa" w:w="4392"/>
-            <w:vAlign w:val="center"/>
-            <w:shd w:val="clear" w:color="auto" w:fill="2E4057"/>
-          </w:tcPr>
-          <w:p>
-            <w:pPr>
-              <w:jc w:val="center"/>
-            </w:pPr>
-            <w:r>
-              <w:rPr>
-                <w:b/>
-                <w:color w:val="FFFFFF"/>
-                <w:sz w:val="20"/>
-              </w:rPr>
-              <w:t>START</w:t>
-            </w:r>
-          </w:p>
-        </w:tc>
-        <w:tc>
-          <w:tcPr>
-            <w:tcW w:type="dxa" w:w="4392"/>
-            <w:vAlign w:val="center"/>
-            <w:shd w:val="clear" w:color="auto" w:fill="2E4057"/>
-          </w:tcPr>
-          <w:p>
-            <w:pPr>
-              <w:jc w:val="center"/>
-            </w:pPr>
-            <w:r>
-              <w:rPr>
-                <w:b/>
-                <w:color w:val="FFFFFF"/>
-                <w:sz w:val="20"/>
-              </w:rPr>
-              <w:t>Programme execution begins.</w:t>
-            </w:r>
-          </w:p>
-        </w:tc>
-      </w:tr>
-      <w:tr>
-        <w:tc>
-          <w:tcPr>
-            <w:tcW w:type="dxa" w:w="4392"/>
-            <w:vAlign w:val="center"/>
-            <w:shd w:val="clear" w:color="auto" w:fill="FFFFFF"/>
-          </w:tcPr>
-          <w:p>
-            <w:pPr>
-              <w:jc w:val="center"/>
-            </w:pPr>
-            <w:r>
-              <w:rPr>
-                <w:b/>
-                <w:sz w:val="20"/>
-              </w:rPr>
-              <w:t>Step 1 – Load Data</w:t>
-            </w:r>
-          </w:p>
-        </w:tc>
-        <w:tc>
-          <w:tcPr>
-            <w:tcW w:type="dxa" w:w="4392"/>
-            <w:vAlign w:val="center"/>
-            <w:shd w:val="clear" w:color="auto" w:fill="FFFFFF"/>
-          </w:tcPr>
-          <w:p>
-            <w:pPr>
-              <w:jc w:val="center"/>
-            </w:pPr>
-            <w:r>
-              <w:rPr>
-                <w:sz w:val="20"/>
-              </w:rPr>
-              <w:t>Read borrowing records from a text file, or generate a synthetic dataset for testing. Validate that each record contains a string name and an integer days value. Discard any malformed entries.</w:t>
-            </w:r>
-          </w:p>
-        </w:tc>
-      </w:tr>
-      <w:tr>
-        <w:tc>
-          <w:tcPr>
-            <w:tcW w:type="dxa" w:w="4392"/>
-            <w:vAlign w:val="center"/>
-            <w:shd w:val="clear" w:color="auto" w:fill="EAF4FB"/>
-          </w:tcPr>
-          <w:p>
-            <w:pPr>
-              <w:jc w:val="center"/>
-            </w:pPr>
-            <w:r>
-              <w:rPr>
-                <w:b/>
-                <w:sz w:val="20"/>
-              </w:rPr>
-              <w:t>Step 2 – Store in List of Dicts</w:t>
-            </w:r>
-          </w:p>
-        </w:tc>
-        <w:tc>
-          <w:tcPr>
-            <w:tcW w:type="dxa" w:w="4392"/>
-            <w:vAlign w:val="center"/>
-            <w:shd w:val="clear" w:color="auto" w:fill="EAF4FB"/>
-          </w:tcPr>
-          <w:p>
-            <w:pPr>
-              <w:jc w:val="center"/>
-            </w:pPr>
-            <w:r>
-              <w:rPr>
-                <w:sz w:val="20"/>
-              </w:rPr>
-              <w:t>Place each validated record into a list of dictionaries using the keys "name" and "days". Initialise operation counters (comparisons = 0, swaps = 0, arithmetic = 0).</w:t>
-            </w:r>
-          </w:p>
-        </w:tc>
-      </w:tr>
-      <w:tr>
-        <w:tc>
-          <w:tcPr>
-            <w:tcW w:type="dxa" w:w="4392"/>
-            <w:vAlign w:val="center"/>
-            <w:shd w:val="clear" w:color="auto" w:fill="FFFFFF"/>
-          </w:tcPr>
-          <w:p>
-            <w:pPr>
-              <w:jc w:val="center"/>
-            </w:pPr>
-            <w:r>
-              <w:rPr>
-                <w:b/>
-                <w:sz w:val="20"/>
-              </w:rPr>
-              <w:t>Step 3 – Start Timer</w:t>
-            </w:r>
-          </w:p>
-        </w:tc>
-        <w:tc>
-          <w:tcPr>
-            <w:tcW w:type="dxa" w:w="4392"/>
-            <w:vAlign w:val="center"/>
-            <w:shd w:val="clear" w:color="auto" w:fill="FFFFFF"/>
-          </w:tcPr>
-          <w:p>
-            <w:pPr>
-              <w:jc w:val="center"/>
-            </w:pPr>
-            <w:r>
-              <w:rPr>
-                <w:sz w:val="20"/>
-              </w:rPr>
-              <w:t>Record the high-resolution start timestamp using time.perf_counter() to measure the total elapsed time of the sorting phase.</w:t>
-            </w:r>
-          </w:p>
-        </w:tc>
-      </w:tr>
-      <w:tr>
-        <w:tc>
-          <w:tcPr>
-            <w:tcW w:type="dxa" w:w="4392"/>
-            <w:vAlign w:val="center"/>
-            <w:shd w:val="clear" w:color="auto" w:fill="EAF4FB"/>
-          </w:tcPr>
-          <w:p>
-            <w:pPr>
-              <w:jc w:val="center"/>
-            </w:pPr>
-            <w:r>
-              <w:rPr>
-                <w:b/>
-                <w:sz w:val="20"/>
-              </w:rPr>
-              <w:t>Step 4 – Merge Sort (Divide)</w:t>
-            </w:r>
-          </w:p>
-        </w:tc>
-        <w:tc>
-          <w:tcPr>
-            <w:tcW w:type="dxa" w:w="4392"/>
-            <w:vAlign w:val="center"/>
-            <w:shd w:val="clear" w:color="auto" w:fill="EAF4FB"/>
-          </w:tcPr>
-          <w:p>
-            <w:pPr>
-              <w:jc w:val="center"/>
-            </w:pPr>
-            <w:r>
-              <w:rPr>
-                <w:sz w:val="20"/>
-              </w:rPr>
-              <w:t>If the list length is greater than one, calculate the midpoint (mid = len(data) // 2) and split the list into left and right halves. Recursively apply Merge Sort to each half until every sub-list contains a single element (base case).</w:t>
-            </w:r>
-          </w:p>
-        </w:tc>
-      </w:tr>
-      <w:tr>
-        <w:tc>
-          <w:tcPr>
-            <w:tcW w:type="dxa" w:w="4392"/>
-            <w:vAlign w:val="center"/>
-            <w:shd w:val="clear" w:color="auto" w:fill="FFFFFF"/>
-          </w:tcPr>
-          <w:p>
-            <w:pPr>
-              <w:jc w:val="center"/>
-            </w:pPr>
-            <w:r>
-              <w:rPr>
-                <w:b/>
-                <w:sz w:val="20"/>
-              </w:rPr>
-              <w:t>Step 5 – Merge Sort (Merge)</w:t>
-            </w:r>
-          </w:p>
-        </w:tc>
-        <w:tc>
-          <w:tcPr>
-            <w:tcW w:type="dxa" w:w="4392"/>
-            <w:vAlign w:val="center"/>
-            <w:shd w:val="clear" w:color="auto" w:fill="FFFFFF"/>
-          </w:tcPr>
-          <w:p>
-            <w:pPr>
-              <w:jc w:val="center"/>
-            </w:pPr>
-            <w:r>
-              <w:rPr>
-                <w:sz w:val="20"/>
-              </w:rPr>
-              <w:t>Merge pairs of sorted sub-lists by comparing the "days" field of the leading element in each half. Place the smaller value into the output list and advance the corresponding pointer. Increment the comparison and arithmetic counters at each step. Continue until all elements have been merged into a fully sorted list.</w:t>
-            </w:r>
-          </w:p>
-        </w:tc>
-      </w:tr>
-      <w:tr>
-        <w:tc>
-          <w:tcPr>
-            <w:tcW w:type="dxa" w:w="4392"/>
-            <w:vAlign w:val="center"/>
-            <w:shd w:val="clear" w:color="auto" w:fill="EAF4FB"/>
-          </w:tcPr>
-          <w:p>
-            <w:pPr>
-              <w:jc w:val="center"/>
-            </w:pPr>
-            <w:r>
-              <w:rPr>
-                <w:b/>
-                <w:sz w:val="20"/>
-              </w:rPr>
-              <w:t>Step 6 – Stop Timer</w:t>
-            </w:r>
-          </w:p>
-        </w:tc>
-        <w:tc>
-          <w:tcPr>
-            <w:tcW w:type="dxa" w:w="4392"/>
-            <w:vAlign w:val="center"/>
-            <w:shd w:val="clear" w:color="auto" w:fill="EAF4FB"/>
-          </w:tcPr>
-          <w:p>
-            <w:pPr>
-              <w:jc w:val="center"/>
-            </w:pPr>
-            <w:r>
-              <w:rPr>
-                <w:sz w:val="20"/>
-              </w:rPr>
-              <w:t>Record the end timestamp and compute elapsed time in milliseconds: elapsed_ms = (end – start) × 1000.</w:t>
-            </w:r>
-          </w:p>
-        </w:tc>
-      </w:tr>
-      <w:tr>
-        <w:tc>
-          <w:tcPr>
-            <w:tcW w:type="dxa" w:w="4392"/>
-            <w:vAlign w:val="center"/>
-            <w:shd w:val="clear" w:color="auto" w:fill="FFFFFF"/>
-          </w:tcPr>
-          <w:p>
-            <w:pPr>
-              <w:jc w:val="center"/>
-            </w:pPr>
-            <w:r>
-              <w:rPr>
-                <w:b/>
-                <w:sz w:val="20"/>
-              </w:rPr>
-              <w:t>Step 7 – Display Sorted Records</w:t>
-            </w:r>
-          </w:p>
-        </w:tc>
-        <w:tc>
-          <w:tcPr>
-            <w:tcW w:type="dxa" w:w="4392"/>
-            <w:vAlign w:val="center"/>
-            <w:shd w:val="clear" w:color="auto" w:fill="FFFFFF"/>
-          </w:tcPr>
-          <w:p>
-            <w:pPr>
-              <w:jc w:val="center"/>
-            </w:pPr>
-            <w:r>
-              <w:rPr>
-                <w:sz w:val="20"/>
-              </w:rPr>
-              <w:t>Print the sorted list in ascending order of days, together with the total record count, execution time and cumulative operation count.</w:t>
-            </w:r>
-          </w:p>
-        </w:tc>
-      </w:tr>
-      <w:tr>
-        <w:tc>
-          <w:tcPr>
-            <w:tcW w:type="dxa" w:w="4392"/>
-            <w:vAlign w:val="center"/>
-            <w:shd w:val="clear" w:color="auto" w:fill="EAF4FB"/>
-          </w:tcPr>
-          <w:p>
-            <w:pPr>
-              <w:jc w:val="center"/>
-            </w:pPr>
-            <w:r>
-              <w:rPr>
-                <w:b/>
-                <w:sz w:val="20"/>
-              </w:rPr>
-              <w:t>Step 8 – Identify Overdue Borrowers</w:t>
-            </w:r>
-          </w:p>
-        </w:tc>
-        <w:tc>
-          <w:tcPr>
-            <w:tcW w:type="dxa" w:w="4392"/>
-            <w:vAlign w:val="center"/>
-            <w:shd w:val="clear" w:color="auto" w:fill="EAF4FB"/>
-          </w:tcPr>
-          <w:p>
-            <w:pPr>
-              <w:jc w:val="center"/>
-            </w:pPr>
-            <w:r>
-              <w:rPr>
-                <w:sz w:val="20"/>
-              </w:rPr>
-              <w:t>Iterate through the sorted list and select every record whose "days" value exceeds the overdue threshold of 14. Print the names and loan durations of all overdue borrowers.</w:t>
-            </w:r>
-          </w:p>
-        </w:tc>
-      </w:tr>
-      <w:tr>
-        <w:tc>
-          <w:tcPr>
-            <w:tcW w:type="dxa" w:w="4392"/>
-            <w:vAlign w:val="center"/>
-            <w:shd w:val="clear" w:color="auto" w:fill="2E4057"/>
-          </w:tcPr>
-          <w:p>
-            <w:pPr>
-              <w:jc w:val="center"/>
-            </w:pPr>
-            <w:r>
-              <w:rPr>
-                <w:b/>
-                <w:color w:val="FFFFFF"/>
-                <w:sz w:val="20"/>
-              </w:rPr>
-              <w:t>END</w:t>
-            </w:r>
-          </w:p>
-        </w:tc>
-        <w:tc>
-          <w:tcPr>
-            <w:tcW w:type="dxa" w:w="4392"/>
-            <w:vAlign w:val="center"/>
-            <w:shd w:val="clear" w:color="auto" w:fill="2E4057"/>
-          </w:tcPr>
-          <w:p>
-            <w:pPr>
-              <w:jc w:val="center"/>
-            </w:pPr>
-            <w:r>
-              <w:rPr>
-                <w:b/>
-                <w:color w:val="FFFFFF"/>
-                <w:sz w:val="20"/>
-              </w:rPr>
-              <w:t>Programme terminates after displaying all results.</w:t>
-            </w:r>
-          </w:p>
-        </w:tc>
-      </w:tr>
-    </w:tbl>
     <w:p>
       <w:pPr>
-        <w:spacing w:after="160" w:before="40"/>
+        <w:jc w:val="center"/>
+      </w:pPr>
+      <w:r>
+        <w:drawing>
+          <wp:inline xmlns:a="http://schemas.openxmlformats.org/drawingml/2006/main" xmlns:pic="http://schemas.openxmlformats.org/drawingml/2006/picture">
+            <wp:extent cx="5303520" cy="11611672"/>
+            <wp:docPr id="1" name="Picture 1"/>
+            <wp:cNvGraphicFramePr>
+              <a:graphicFrameLocks noChangeAspect="1"/>
+            </wp:cNvGraphicFramePr>
+            <a:graphic>
+              <a:graphicData uri="http://schemas.openxmlformats.org/drawingml/2006/picture">
+                <pic:pic>
+                  <pic:nvPicPr>
+                    <pic:cNvPr id="0" name="flowchart.png"/>
+                    <pic:cNvPicPr/>
+                  </pic:nvPicPr>
+                  <pic:blipFill>
+                    <a:blip r:embed="rId9"/>
+                    <a:stretch>
+                      <a:fillRect/>
+                    </a:stretch>
+                  </pic:blipFill>
+                  <pic:spPr>
+                    <a:xfrm>
+                      <a:off x="0" y="0"/>
+                      <a:ext cx="5303520" cy="11611672"/>
+                    </a:xfrm>
+                    <a:prstGeom prst="rect"/>
+                  </pic:spPr>
+                </pic:pic>
+              </a:graphicData>
+            </a:graphic>
+          </wp:inline>
+        </w:drawing>
+      </w:r>
+    </w:p>
+    <w:p>
+      <w:pPr>
+        <w:spacing w:before="60" w:after="240"/>
         <w:jc w:val="center"/>
       </w:pPr>
       <w:r>
@@ -1689,12 +2000,13 @@
           <w:b/>
           <w:sz w:val="20"/>
         </w:rPr>
-        <w:t>Figure 1: Library Management System Sorting Algorithm Flowchart</w:t>
+        <w:t>Figure 1: Hospital ED Patient Triage System — Algorithm Flowchart</w:t>
       </w:r>
     </w:p>
     <w:p>
       <w:pPr>
-        <w:spacing w:after="120" w:before="0"/>
+        <w:spacing w:before="0" w:after="120"/>
+        <w:jc w:val="both"/>
       </w:pPr>
       <w:r>
         <w:rPr>
@@ -1702,7 +2014,21 @@
           <w:i w:val="0"/>
           <w:sz w:val="22"/>
         </w:rPr>
-        <w:t>The divide step is the recursive heart of Merge Sort. Halving the problem at every level produces a tree of depth log₂(n), so a list of 10,000 records generates approximately thirteen recursive levels. The merge step then processes at most n elements per level, yielding the characteristic O(n log n) overall complexity (Cormen et al., 2022). The decision logic in Step 8 runs in O(n) time by scanning the already-sorted list once, adding negligible cost to the overall execution.</w:t>
+        <w:t>The algorithm begins by loading patient records from the input file or generating a synthetic test dataset. A validation step checks that every record contains a string name and an integer triage score in the range 1–5; any malformed entry is skipped and logged. Valid records are stored in the list-of-dictionaries structure and the OpCounter is reset to zero before the high-resolution timer starts (Reya et al., 2023).</w:t>
+      </w:r>
+    </w:p>
+    <w:p>
+      <w:pPr>
+        <w:spacing w:before="0" w:after="120"/>
+        <w:jc w:val="both"/>
+      </w:pPr>
+      <w:r>
+        <w:rPr>
+          <w:b w:val="0"/>
+          <w:i w:val="0"/>
+          <w:sz w:val="22"/>
+        </w:rPr>
+        <w:t>The Merge Sort stage follows the left branch of the 'len(data) &gt; 1?' decision. The list is split at its midpoint into a left half and a right half; each half is sorted recursively until the base case of a single-element list is reached. The merge step then reconstructs the sorted list by repeatedly comparing the leading element of each half and appending the smaller score to the output, incrementing comparison and arithmetic counters throughout. Once sorting completes, the timer stops and elapsed time is computed. The sorted queue is displayed, and the decision diamond 'score ≤ 2?' filters every Level-1 and Level-2 patient into a separate critical-flag output before the programme prints the final performance summary and terminates.</w:t>
       </w:r>
     </w:p>
     <w:p>
@@ -1711,12 +2037,16 @@
         <w:jc w:val="left"/>
       </w:pPr>
       <w:r>
+        <w:rPr>
+          <w:color w:val="1B3A5C"/>
+        </w:rPr>
         <w:t>6. Python Implementation</w:t>
       </w:r>
     </w:p>
     <w:p>
       <w:pPr>
-        <w:spacing w:after="120" w:before="0"/>
+        <w:spacing w:before="0" w:after="120"/>
+        <w:jc w:val="both"/>
       </w:pPr>
       <w:r>
         <w:rPr>
@@ -1724,12 +2054,13 @@
           <w:i w:val="0"/>
           <w:sz w:val="22"/>
         </w:rPr>
-        <w:t>Python was selected for this implementation because of its clean, readable syntax, comprehensive standard library and first-class support for list operations and recursion. The programme is structured around four components: standard library imports, an operation counter class, four sorting functions and a main execution block.</w:t>
+        <w:t>Python was selected for this implementation because of its expressive syntax, comprehensive standard library and native support for the list and dictionary types central to this design. The programme is structured into four components: standard library imports, the OpCounter class, the sorting functions, and the main execution block.</w:t>
       </w:r>
     </w:p>
     <w:p>
       <w:pPr>
-        <w:spacing w:after="120" w:before="0"/>
+        <w:spacing w:before="0" w:after="120"/>
+        <w:jc w:val="both"/>
       </w:pPr>
       <w:r>
         <w:rPr>
@@ -1737,12 +2068,13 @@
           <w:i w:val="0"/>
           <w:sz w:val="22"/>
         </w:rPr>
-        <w:t>The standard library provides all required supporting functionality. The time module supplies the time.perf_counter() function, which measures wall-clock time with sub-microsecond resolution and is recommended for benchmarking short code segments (Reya et al., 2023). The random and string modules generate realistic synthetic datasets for medium and large tests. The copy.deepcopy() function ensures each algorithm sorts an independent copy of the input list, preventing one algorithm's mutations from affecting subsequent tests.</w:t>
+        <w:t>Three standard library modules are used. The time module provides time.perf_counter(), a high-resolution clock that measures elapsed time with sub-microsecond precision and is the recommended approach for benchmarking short code segments in Python (Reya et al., 2023). The random module generates synthetic patient datasets with uniformly distributed triage scores in the range 1–5. The copy module's deepcopy() function ensures that each sorting algorithm receives an independent copy of the original list, so no algorithm's in-place mutations affect subsequent tests.</w:t>
       </w:r>
     </w:p>
     <w:p>
       <w:pPr>
-        <w:spacing w:after="120" w:before="0"/>
+        <w:spacing w:before="0" w:after="120"/>
+        <w:jc w:val="both"/>
       </w:pPr>
       <w:r>
         <w:rPr>
@@ -1750,13 +2082,13 @@
           <w:i w:val="0"/>
           <w:sz w:val="22"/>
         </w:rPr>
-        <w:t>The OpCounter class is central to the performance analysis. Each sorting function receives an OpCounter instance and increments its comparisons, swaps and arithmetic attributes at every corresponding operation. This approach separates measurement logic from sorting logic and makes the counters accessible after the sort completes (Abuba et al., 2025). The code listing below shows the class definition:</w:t>
+        <w:t>The OpCounter class separates measurement logic cleanly from sorting logic. Each sorting function receives an OpCounter instance and increments its comparisons, swaps and arithmetic attributes at every corresponding operation. This approach provides granular visibility into algorithmic work beyond what execution time alone reveals (Abuba et al., 2025):</w:t>
       </w:r>
     </w:p>
     <w:p>
       <w:pPr>
-        <w:spacing w:after="80" w:before="80"/>
-        <w:shd w:val="clear" w:color="auto" w:fill="F2F2F2"/>
+        <w:spacing w:before="80" w:after="80"/>
+        <w:shd w:val="clear" w:color="auto" w:fill="F4F6F7"/>
       </w:pPr>
       <w:r>
         <w:rPr>
@@ -1765,8 +2097,6 @@
         </w:rPr>
         <w:t>class OpCounter:</w:t>
         <w:br/>
-        <w:t xml:space="preserve">    """Tracks comparisons, swaps, and arithmetic operations."""</w:t>
-        <w:br/>
         <w:t xml:space="preserve">    def __init__(self):</w:t>
         <w:br/>
         <w:t xml:space="preserve">        self.comparisons = 0</w:t>
@@ -1779,20 +2109,12 @@
         <w:t xml:space="preserve">    def total(self):</w:t>
         <w:br/>
         <w:t xml:space="preserve">        return self.comparisons + self.swaps + self.arithmetic</w:t>
-        <w:br/>
-        <w:br/>
-        <w:t xml:space="preserve">    def reset(self):</w:t>
-        <w:br/>
-        <w:t xml:space="preserve">        self.comparisons = 0</w:t>
-        <w:br/>
-        <w:t xml:space="preserve">        self.swaps = 0</w:t>
-        <w:br/>
-        <w:t xml:space="preserve">        self.arithmetic  = 0</w:t>
       </w:r>
     </w:p>
     <w:p>
       <w:pPr>
-        <w:spacing w:after="120" w:before="0"/>
+        <w:spacing w:before="0" w:after="120"/>
+        <w:jc w:val="both"/>
       </w:pPr>
       <w:r>
         <w:rPr>
@@ -1800,59 +2122,40 @@
           <w:i w:val="0"/>
           <w:sz w:val="22"/>
         </w:rPr>
-        <w:t>The merge_sort function and its recursive helper _merge_sort_helper implement the divide-and-conquer strategy. The helper splits the input in half using Python slicing, sorts each half by recursion, then reconstructs the sorted list by merging. Every comparison of "days" values during the merge increments counter.comparisons, and every index increment increments counter.arithmetic, providing a precise account of the algorithm's work. The listing below shows the core merge logic:</w:t>
+        <w:t>The Merge Sort implementation consists of a public merge_sort() wrapper and a recursive _merge_helper() function. The helper splits the input list at the midpoint, recursively sorts each half, then reconstructs the sorted list by comparing 'score' fields from the two halves and copying the smaller value into the output position. The core merge loop is shown below:</w:t>
       </w:r>
     </w:p>
     <w:p>
       <w:pPr>
-        <w:spacing w:after="80" w:before="80"/>
-        <w:shd w:val="clear" w:color="auto" w:fill="F2F2F2"/>
+        <w:spacing w:before="80" w:after="80"/>
+        <w:shd w:val="clear" w:color="auto" w:fill="F4F6F7"/>
       </w:pPr>
       <w:r>
         <w:rPr>
           <w:rFonts w:ascii="Courier New" w:hAnsi="Courier New"/>
           <w:sz w:val="17"/>
         </w:rPr>
-        <w:t>def _merge_sort_helper(data, counter):</w:t>
-        <w:br/>
-        <w:t xml:space="preserve">    if len(data) &lt;= 1:</w:t>
-        <w:br/>
-        <w:t xml:space="preserve">        return                          # base case</w:t>
-        <w:br/>
-        <w:t xml:space="preserve">    mid   = len(data) // 2</w:t>
-        <w:br/>
-        <w:t xml:space="preserve">    counter.arithmetic += 1            # midpoint calculation</w:t>
-        <w:br/>
-        <w:t xml:space="preserve">    left  = data[:mid]</w:t>
-        <w:br/>
-        <w:t xml:space="preserve">    right = data[mid:]</w:t>
-        <w:br/>
-        <w:t xml:space="preserve">    _merge_sort_helper(left,  counter)</w:t>
-        <w:br/>
-        <w:t xml:space="preserve">    _merge_sort_helper(right, counter)</w:t>
-        <w:br/>
-        <w:t xml:space="preserve">    i = j = k = 0</w:t>
-        <w:br/>
-        <w:t xml:space="preserve">    while i &lt; len(left) and j &lt; len(right):</w:t>
-        <w:br/>
-        <w:t xml:space="preserve">        counter.comparisons += 1</w:t>
-        <w:br/>
-        <w:t xml:space="preserve">        if left[i]["days"] &lt;= right[j]["days"]:</w:t>
-        <w:br/>
-        <w:t xml:space="preserve">            data[k] = left[i]; i += 1</w:t>
-        <w:br/>
-        <w:t xml:space="preserve">        else:</w:t>
-        <w:br/>
-        <w:t xml:space="preserve">            data[k] = right[j]; j += 1</w:t>
-        <w:br/>
-        <w:t xml:space="preserve">        k += 1</w:t>
-        <w:br/>
-        <w:t xml:space="preserve">        counter.arithmetic += 1</w:t>
+        <w:t>while i &lt; len(left) and j &lt; len(right):</w:t>
+        <w:br/>
+        <w:t xml:space="preserve">    counter.comparisons += 1</w:t>
+        <w:br/>
+        <w:t xml:space="preserve">    if left[i]['score'] &lt;= right[j]['score']:</w:t>
+        <w:br/>
+        <w:t xml:space="preserve">        data[k] = left[i];  i += 1</w:t>
+        <w:br/>
+        <w:t xml:space="preserve">    else:</w:t>
+        <w:br/>
+        <w:t xml:space="preserve">        data[k] = right[j]; j += 1</w:t>
+        <w:br/>
+        <w:t xml:space="preserve">    k += 1</w:t>
+        <w:br/>
+        <w:t xml:space="preserve">    counter.arithmetic += 1</w:t>
       </w:r>
     </w:p>
     <w:p>
       <w:pPr>
-        <w:spacing w:after="120" w:before="0"/>
+        <w:spacing w:before="0" w:after="120"/>
+        <w:jc w:val="both"/>
       </w:pPr>
       <w:r>
         <w:rPr>
@@ -1860,82 +2163,67 @@
           <w:i w:val="0"/>
           <w:sz w:val="22"/>
         </w:rPr>
-        <w:t>The find_late_returns() function accepts the sorted list and a threshold (defaulting to 14 days) and returns a filtered list of overdue records using a Python list comprehension. Because the input is already sorted, late borrowers are guaranteed to appear as a contiguous block at the end of the list, making the output both correct and easy to read (Das, 2025).</w:t>
+        <w:t>The flag_critical() function accepts the sorted patient list and a threshold (defaulting to 2) and returns all patients whose triage score is at or below that threshold using a Python list comprehension. Because the input is already sorted in ascending order, all critical patients appear as a contiguous block at the start of the list, making the output both correct and easy for clinical staff to act upon (Das, 2025). Figure 2 shows the programme's console output for the small dataset.</w:t>
       </w:r>
     </w:p>
     <w:p>
       <w:pPr>
-        <w:spacing w:after="120" w:before="0"/>
-      </w:pPr>
-      <w:r>
-        <w:rPr>
-          <w:b w:val="0"/>
-          <w:i w:val="0"/>
-          <w:sz w:val="22"/>
-        </w:rPr>
-        <w:t>Figure 2 below shows the programme's console output for the small seven-record dataset, demonstrating the sorted order and overdue identification.</w:t>
-      </w:r>
-    </w:p>
-    <w:p>
-      <w:pPr>
-        <w:spacing w:after="80" w:before="80"/>
-        <w:shd w:val="clear" w:color="auto" w:fill="F2F2F2"/>
+        <w:spacing w:before="80" w:after="80"/>
+        <w:shd w:val="clear" w:color="auto" w:fill="F4F6F7"/>
       </w:pPr>
       <w:r>
         <w:rPr>
           <w:rFonts w:ascii="Courier New" w:hAnsi="Courier New"/>
           <w:sz w:val="17"/>
         </w:rPr>
-        <w:t>LIBRARY MANAGEMENT SYSTEM – BORROWING RECORDS SORTER</w:t>
+        <w:t>HOSPITAL ED PATIENT TRIAGE MANAGEMENT SYSTEM</w:t>
         <w:br/>
         <w:t>============================================================</w:t>
         <w:br/>
-        <w:t>[SMALL DATASET]  7 records</w:t>
-        <w:br/>
-        <w:t>Algorithm            Time (ms)   Comparisons  Swaps  Arithmetic  Total Ops</w:t>
-        <w:br/>
-        <w:t>----------------------------------------------------------------------------</w:t>
-        <w:br/>
-        <w:t>Bubble Sort              0.0434           21      9          28         58</w:t>
-        <w:br/>
-        <w:t>Insertion Sort           0.0352           14      9          20         43</w:t>
-        <w:br/>
-        <w:t>Merge Sort               0.0402           13      0          39         52</w:t>
-        <w:br/>
-        <w:t>Quick Sort               0.0351           15      8          23         46</w:t>
-        <w:br/>
-        <w:br/>
-        <w:t>Sorted Order (Merge Sort – ascending days):</w:t>
-        <w:br/>
-        <w:t xml:space="preserve">  Liam         5 days</w:t>
-        <w:br/>
-        <w:t xml:space="preserve">  Olivia       7 days</w:t>
-        <w:br/>
-        <w:t xml:space="preserve">  Mason       14 days</w:t>
-        <w:br/>
-        <w:t xml:space="preserve">  Ava         18 days</w:t>
-        <w:br/>
-        <w:t xml:space="preserve">  Emma        23 days</w:t>
-        <w:br/>
-        <w:t xml:space="preserve">  Sophia      31 days</w:t>
-        <w:br/>
-        <w:t xml:space="preserve">  Noah        42 days</w:t>
-        <w:br/>
-        <w:br/>
-        <w:t>Overdue borrowers (&gt; 14 days): 4</w:t>
-        <w:br/>
-        <w:t xml:space="preserve">  Ava         18 days</w:t>
-        <w:br/>
-        <w:t xml:space="preserve">  Emma        23 days</w:t>
-        <w:br/>
-        <w:t xml:space="preserve">  Sophia      31 days</w:t>
-        <w:br/>
-        <w:t xml:space="preserve">  Noah        42 days</w:t>
+        <w:t>[SMALL DATASET]  7 patients</w:t>
+        <w:br/>
+        <w:t>Algorithm            Time (ms)  Comparisons  Swaps  Arithmetic  Total Ops</w:t>
+        <w:br/>
+        <w:t>---------------------------------------------------------------------------</w:t>
+        <w:br/>
+        <w:t>Bubble Sort             0.0460           21      9          28         58</w:t>
+        <w:br/>
+        <w:t>Insertion Sort          0.0333           14      9          20         43</w:t>
+        <w:br/>
+        <w:t>Merge Sort              0.0406           14      0          40         54</w:t>
+        <w:br/>
+        <w:t>Quick Sort (3-way)      0.0423           15     13          37         65</w:t>
+        <w:br/>
+        <w:br/>
+        <w:t>Sorted queue (ascending triage score):</w:t>
+        <w:br/>
+        <w:t xml:space="preserve">  Maria    Score 1 – Immediate   (Red)</w:t>
+        <w:br/>
+        <w:t xml:space="preserve">  Priya    Score 1 – Immediate   (Red)</w:t>
+        <w:br/>
+        <w:t xml:space="preserve">  Fatima   Score 2 – Very Urgent (Orange)</w:t>
+        <w:br/>
+        <w:t xml:space="preserve">  James    Score 3 – Urgent      (Yellow)</w:t>
+        <w:br/>
+        <w:t xml:space="preserve">  Marcus   Score 3 – Urgent      (Yellow)</w:t>
+        <w:br/>
+        <w:t xml:space="preserve">  Chen     Score 4 – Standard    (Green)</w:t>
+        <w:br/>
+        <w:t xml:space="preserve">  Oliver   Score 5 – Non-Urgent  (Blue)</w:t>
+        <w:br/>
+        <w:br/>
+        <w:t>Critical patients flagged (score &lt;= 2): 3</w:t>
+        <w:br/>
+        <w:t xml:space="preserve">  ** Maria    Score 1 – Immediate   (Red)</w:t>
+        <w:br/>
+        <w:t xml:space="preserve">  ** Priya    Score 1 – Immediate   (Red)</w:t>
+        <w:br/>
+        <w:t xml:space="preserve">  ** Fatima   Score 2 – Very Urgent (Orange)</w:t>
       </w:r>
     </w:p>
     <w:p>
       <w:pPr>
-        <w:spacing w:after="160" w:before="40"/>
+        <w:spacing w:before="60" w:after="240"/>
         <w:jc w:val="center"/>
       </w:pPr>
       <w:r>
@@ -1943,7 +2231,7 @@
           <w:b/>
           <w:sz w:val="20"/>
         </w:rPr>
-        <w:t>Figure 2: Programme Console Output for the Small Dataset</w:t>
+        <w:t>Figure 2: Programme Console Output for the Small Dataset (7 patients)</w:t>
       </w:r>
     </w:p>
     <w:p>
@@ -1952,12 +2240,16 @@
         <w:jc w:val="left"/>
       </w:pPr>
       <w:r>
+        <w:rPr>
+          <w:color w:val="1B3A5C"/>
+        </w:rPr>
         <w:t>7. Results and Testing</w:t>
       </w:r>
     </w:p>
     <w:p>
       <w:pPr>
-        <w:spacing w:after="120" w:before="0"/>
+        <w:spacing w:before="0" w:after="120"/>
+        <w:jc w:val="both"/>
       </w:pPr>
       <w:r>
         <w:rPr>
@@ -1965,12 +2257,13 @@
           <w:i w:val="0"/>
           <w:sz w:val="22"/>
         </w:rPr>
-        <w:t>Testing was conducted across three dataset sizes to evaluate how each algorithm scales. All measurements were obtained by running the programme on a standard hardware environment using Python 3.9.</w:t>
+        <w:t>The programme was tested across three patient dataset sizes representing realistic ED operational scenarios: a seven-patient shift handover, a fifty-patient mid-shift snapshot, and a ten-thousand-record monthly audit export. All measurements were obtained on a standard Python 3.9 environment using time.perf_counter().</w:t>
       </w:r>
     </w:p>
     <w:p>
       <w:pPr>
-        <w:spacing w:after="120" w:before="0"/>
+        <w:spacing w:before="120" w:after="120"/>
+        <w:jc w:val="both"/>
       </w:pPr>
       <w:r>
         <w:rPr>
@@ -1978,13 +2271,14 @@
           <w:i w:val="0"/>
           <w:sz w:val="22"/>
         </w:rPr>
-        <w:t>Small Dataset (7 Records)</w:t>
+        <w:t>Small Dataset — 7 Patients (Shift Handover)</w:t>
       </w:r>
     </w:p>
     <w:tbl>
       <w:tblPr>
         <w:tblStyle w:val="TableGrid"/>
         <w:tblW w:type="auto" w:w="0"/>
+        <w:jc w:val="center"/>
         <w:tblLook w:firstColumn="1" w:firstRow="1" w:lastColumn="0" w:lastRow="0" w:noHBand="0" w:noVBand="1" w:val="04A0"/>
       </w:tblPr>
       <w:tblGrid>
@@ -1999,11 +2293,12 @@
         <w:tc>
           <w:tcPr>
             <w:tcW w:type="dxa" w:w="1464"/>
+            <w:shd w:val="clear" w:color="auto" w:fill="1B3A5C"/>
             <w:vAlign w:val="center"/>
-            <w:shd w:val="clear" w:color="auto" w:fill="2E4057"/>
           </w:tcPr>
           <w:p>
             <w:pPr>
+              <w:spacing w:before="40" w:after="40"/>
               <w:jc w:val="center"/>
             </w:pPr>
             <w:r>
@@ -2019,11 +2314,12 @@
         <w:tc>
           <w:tcPr>
             <w:tcW w:type="dxa" w:w="1464"/>
+            <w:shd w:val="clear" w:color="auto" w:fill="1B3A5C"/>
             <w:vAlign w:val="center"/>
-            <w:shd w:val="clear" w:color="auto" w:fill="2E4057"/>
           </w:tcPr>
           <w:p>
             <w:pPr>
+              <w:spacing w:before="40" w:after="40"/>
               <w:jc w:val="center"/>
             </w:pPr>
             <w:r>
@@ -2039,11 +2335,12 @@
         <w:tc>
           <w:tcPr>
             <w:tcW w:type="dxa" w:w="1464"/>
+            <w:shd w:val="clear" w:color="auto" w:fill="1B3A5C"/>
             <w:vAlign w:val="center"/>
-            <w:shd w:val="clear" w:color="auto" w:fill="2E4057"/>
           </w:tcPr>
           <w:p>
             <w:pPr>
+              <w:spacing w:before="40" w:after="40"/>
               <w:jc w:val="center"/>
             </w:pPr>
             <w:r>
@@ -2059,11 +2356,12 @@
         <w:tc>
           <w:tcPr>
             <w:tcW w:type="dxa" w:w="1464"/>
+            <w:shd w:val="clear" w:color="auto" w:fill="1B3A5C"/>
             <w:vAlign w:val="center"/>
-            <w:shd w:val="clear" w:color="auto" w:fill="2E4057"/>
           </w:tcPr>
           <w:p>
             <w:pPr>
+              <w:spacing w:before="40" w:after="40"/>
               <w:jc w:val="center"/>
             </w:pPr>
             <w:r>
@@ -2079,11 +2377,12 @@
         <w:tc>
           <w:tcPr>
             <w:tcW w:type="dxa" w:w="1464"/>
+            <w:shd w:val="clear" w:color="auto" w:fill="1B3A5C"/>
             <w:vAlign w:val="center"/>
-            <w:shd w:val="clear" w:color="auto" w:fill="2E4057"/>
           </w:tcPr>
           <w:p>
             <w:pPr>
+              <w:spacing w:before="40" w:after="40"/>
               <w:jc w:val="center"/>
             </w:pPr>
             <w:r>
@@ -2099,11 +2398,12 @@
         <w:tc>
           <w:tcPr>
             <w:tcW w:type="dxa" w:w="1464"/>
+            <w:shd w:val="clear" w:color="auto" w:fill="1B3A5C"/>
             <w:vAlign w:val="center"/>
-            <w:shd w:val="clear" w:color="auto" w:fill="2E4057"/>
           </w:tcPr>
           <w:p>
             <w:pPr>
+              <w:spacing w:before="40" w:after="40"/>
               <w:jc w:val="center"/>
             </w:pPr>
             <w:r>
@@ -2121,15 +2421,17 @@
         <w:tc>
           <w:tcPr>
             <w:tcW w:type="dxa" w:w="1464"/>
+            <w:shd w:val="clear" w:color="auto" w:fill="FFFFFF"/>
             <w:vAlign w:val="center"/>
-            <w:shd w:val="clear" w:color="auto" w:fill="FFFFFF"/>
           </w:tcPr>
           <w:p>
             <w:pPr>
+              <w:spacing w:before="40" w:after="40"/>
               <w:jc w:val="center"/>
             </w:pPr>
             <w:r>
               <w:rPr>
+                <w:b w:val="0"/>
                 <w:sz w:val="20"/>
               </w:rPr>
               <w:t>Bubble Sort</w:t>
@@ -2139,33 +2441,37 @@
         <w:tc>
           <w:tcPr>
             <w:tcW w:type="dxa" w:w="1464"/>
+            <w:shd w:val="clear" w:color="auto" w:fill="FFFFFF"/>
             <w:vAlign w:val="center"/>
-            <w:shd w:val="clear" w:color="auto" w:fill="FFFFFF"/>
           </w:tcPr>
           <w:p>
             <w:pPr>
+              <w:spacing w:before="40" w:after="40"/>
               <w:jc w:val="center"/>
             </w:pPr>
             <w:r>
               <w:rPr>
+                <w:b w:val="0"/>
                 <w:sz w:val="20"/>
               </w:rPr>
-              <w:t>0.0434</w:t>
+              <w:t>0.0460</w:t>
             </w:r>
           </w:p>
         </w:tc>
         <w:tc>
           <w:tcPr>
             <w:tcW w:type="dxa" w:w="1464"/>
+            <w:shd w:val="clear" w:color="auto" w:fill="FFFFFF"/>
             <w:vAlign w:val="center"/>
-            <w:shd w:val="clear" w:color="auto" w:fill="FFFFFF"/>
           </w:tcPr>
           <w:p>
             <w:pPr>
+              <w:spacing w:before="40" w:after="40"/>
               <w:jc w:val="center"/>
             </w:pPr>
             <w:r>
               <w:rPr>
+                <w:b w:val="0"/>
                 <w:sz w:val="20"/>
               </w:rPr>
               <w:t>21</w:t>
@@ -2175,15 +2481,17 @@
         <w:tc>
           <w:tcPr>
             <w:tcW w:type="dxa" w:w="1464"/>
+            <w:shd w:val="clear" w:color="auto" w:fill="FFFFFF"/>
             <w:vAlign w:val="center"/>
-            <w:shd w:val="clear" w:color="auto" w:fill="FFFFFF"/>
           </w:tcPr>
           <w:p>
             <w:pPr>
+              <w:spacing w:before="40" w:after="40"/>
               <w:jc w:val="center"/>
             </w:pPr>
             <w:r>
               <w:rPr>
+                <w:b w:val="0"/>
                 <w:sz w:val="20"/>
               </w:rPr>
               <w:t>9</w:t>
@@ -2193,15 +2501,17 @@
         <w:tc>
           <w:tcPr>
             <w:tcW w:type="dxa" w:w="1464"/>
+            <w:shd w:val="clear" w:color="auto" w:fill="FFFFFF"/>
             <w:vAlign w:val="center"/>
-            <w:shd w:val="clear" w:color="auto" w:fill="FFFFFF"/>
           </w:tcPr>
           <w:p>
             <w:pPr>
+              <w:spacing w:before="40" w:after="40"/>
               <w:jc w:val="center"/>
             </w:pPr>
             <w:r>
               <w:rPr>
+                <w:b w:val="0"/>
                 <w:sz w:val="20"/>
               </w:rPr>
               <w:t>28</w:t>
@@ -2211,15 +2521,17 @@
         <w:tc>
           <w:tcPr>
             <w:tcW w:type="dxa" w:w="1464"/>
+            <w:shd w:val="clear" w:color="auto" w:fill="FFFFFF"/>
             <w:vAlign w:val="center"/>
-            <w:shd w:val="clear" w:color="auto" w:fill="FFFFFF"/>
           </w:tcPr>
           <w:p>
             <w:pPr>
+              <w:spacing w:before="40" w:after="40"/>
               <w:jc w:val="center"/>
             </w:pPr>
             <w:r>
               <w:rPr>
+                <w:b w:val="0"/>
                 <w:sz w:val="20"/>
               </w:rPr>
               <w:t>58</w:t>
@@ -2231,15 +2543,17 @@
         <w:tc>
           <w:tcPr>
             <w:tcW w:type="dxa" w:w="1464"/>
+            <w:shd w:val="clear" w:color="auto" w:fill="EBF5FB"/>
             <w:vAlign w:val="center"/>
-            <w:shd w:val="clear" w:color="auto" w:fill="EAF4FB"/>
           </w:tcPr>
           <w:p>
             <w:pPr>
+              <w:spacing w:before="40" w:after="40"/>
               <w:jc w:val="center"/>
             </w:pPr>
             <w:r>
               <w:rPr>
+                <w:b w:val="0"/>
                 <w:sz w:val="20"/>
               </w:rPr>
               <w:t>Insertion Sort</w:t>
@@ -2249,33 +2563,37 @@
         <w:tc>
           <w:tcPr>
             <w:tcW w:type="dxa" w:w="1464"/>
+            <w:shd w:val="clear" w:color="auto" w:fill="EBF5FB"/>
             <w:vAlign w:val="center"/>
-            <w:shd w:val="clear" w:color="auto" w:fill="EAF4FB"/>
           </w:tcPr>
           <w:p>
             <w:pPr>
+              <w:spacing w:before="40" w:after="40"/>
               <w:jc w:val="center"/>
             </w:pPr>
             <w:r>
               <w:rPr>
+                <w:b w:val="0"/>
                 <w:sz w:val="20"/>
               </w:rPr>
-              <w:t>0.0352</w:t>
+              <w:t>0.0333</w:t>
             </w:r>
           </w:p>
         </w:tc>
         <w:tc>
           <w:tcPr>
             <w:tcW w:type="dxa" w:w="1464"/>
+            <w:shd w:val="clear" w:color="auto" w:fill="EBF5FB"/>
             <w:vAlign w:val="center"/>
-            <w:shd w:val="clear" w:color="auto" w:fill="EAF4FB"/>
           </w:tcPr>
           <w:p>
             <w:pPr>
+              <w:spacing w:before="40" w:after="40"/>
               <w:jc w:val="center"/>
             </w:pPr>
             <w:r>
               <w:rPr>
+                <w:b w:val="0"/>
                 <w:sz w:val="20"/>
               </w:rPr>
               <w:t>14</w:t>
@@ -2285,15 +2603,17 @@
         <w:tc>
           <w:tcPr>
             <w:tcW w:type="dxa" w:w="1464"/>
+            <w:shd w:val="clear" w:color="auto" w:fill="EBF5FB"/>
             <w:vAlign w:val="center"/>
-            <w:shd w:val="clear" w:color="auto" w:fill="EAF4FB"/>
           </w:tcPr>
           <w:p>
             <w:pPr>
+              <w:spacing w:before="40" w:after="40"/>
               <w:jc w:val="center"/>
             </w:pPr>
             <w:r>
               <w:rPr>
+                <w:b w:val="0"/>
                 <w:sz w:val="20"/>
               </w:rPr>
               <w:t>9</w:t>
@@ -2303,15 +2623,17 @@
         <w:tc>
           <w:tcPr>
             <w:tcW w:type="dxa" w:w="1464"/>
+            <w:shd w:val="clear" w:color="auto" w:fill="EBF5FB"/>
             <w:vAlign w:val="center"/>
-            <w:shd w:val="clear" w:color="auto" w:fill="EAF4FB"/>
           </w:tcPr>
           <w:p>
             <w:pPr>
+              <w:spacing w:before="40" w:after="40"/>
               <w:jc w:val="center"/>
             </w:pPr>
             <w:r>
               <w:rPr>
+                <w:b w:val="0"/>
                 <w:sz w:val="20"/>
               </w:rPr>
               <w:t>20</w:t>
@@ -2321,15 +2643,17 @@
         <w:tc>
           <w:tcPr>
             <w:tcW w:type="dxa" w:w="1464"/>
+            <w:shd w:val="clear" w:color="auto" w:fill="EBF5FB"/>
             <w:vAlign w:val="center"/>
-            <w:shd w:val="clear" w:color="auto" w:fill="EAF4FB"/>
           </w:tcPr>
           <w:p>
             <w:pPr>
+              <w:spacing w:before="40" w:after="40"/>
               <w:jc w:val="center"/>
             </w:pPr>
             <w:r>
               <w:rPr>
+                <w:b w:val="0"/>
                 <w:sz w:val="20"/>
               </w:rPr>
               <w:t>43</w:t>
@@ -2341,15 +2665,17 @@
         <w:tc>
           <w:tcPr>
             <w:tcW w:type="dxa" w:w="1464"/>
+            <w:shd w:val="clear" w:color="auto" w:fill="FFFFFF"/>
             <w:vAlign w:val="center"/>
-            <w:shd w:val="clear" w:color="auto" w:fill="FFFFFF"/>
           </w:tcPr>
           <w:p>
             <w:pPr>
+              <w:spacing w:before="40" w:after="40"/>
               <w:jc w:val="center"/>
             </w:pPr>
             <w:r>
               <w:rPr>
+                <w:b w:val="0"/>
                 <w:sz w:val="20"/>
               </w:rPr>
               <w:t>Merge Sort</w:t>
@@ -2359,33 +2685,179 @@
         <w:tc>
           <w:tcPr>
             <w:tcW w:type="dxa" w:w="1464"/>
+            <w:shd w:val="clear" w:color="auto" w:fill="FFFFFF"/>
             <w:vAlign w:val="center"/>
-            <w:shd w:val="clear" w:color="auto" w:fill="FFFFFF"/>
           </w:tcPr>
           <w:p>
             <w:pPr>
+              <w:spacing w:before="40" w:after="40"/>
               <w:jc w:val="center"/>
             </w:pPr>
             <w:r>
               <w:rPr>
+                <w:b w:val="0"/>
                 <w:sz w:val="20"/>
               </w:rPr>
-              <w:t>0.0402</w:t>
+              <w:t>0.0406</w:t>
             </w:r>
           </w:p>
         </w:tc>
         <w:tc>
           <w:tcPr>
             <w:tcW w:type="dxa" w:w="1464"/>
+            <w:shd w:val="clear" w:color="auto" w:fill="FFFFFF"/>
             <w:vAlign w:val="center"/>
-            <w:shd w:val="clear" w:color="auto" w:fill="FFFFFF"/>
           </w:tcPr>
           <w:p>
             <w:pPr>
+              <w:spacing w:before="40" w:after="40"/>
               <w:jc w:val="center"/>
             </w:pPr>
             <w:r>
               <w:rPr>
+                <w:b w:val="0"/>
+                <w:sz w:val="20"/>
+              </w:rPr>
+              <w:t>14</w:t>
+            </w:r>
+          </w:p>
+        </w:tc>
+        <w:tc>
+          <w:tcPr>
+            <w:tcW w:type="dxa" w:w="1464"/>
+            <w:shd w:val="clear" w:color="auto" w:fill="FFFFFF"/>
+            <w:vAlign w:val="center"/>
+          </w:tcPr>
+          <w:p>
+            <w:pPr>
+              <w:spacing w:before="40" w:after="40"/>
+              <w:jc w:val="center"/>
+            </w:pPr>
+            <w:r>
+              <w:rPr>
+                <w:b w:val="0"/>
+                <w:sz w:val="20"/>
+              </w:rPr>
+              <w:t>0</w:t>
+            </w:r>
+          </w:p>
+        </w:tc>
+        <w:tc>
+          <w:tcPr>
+            <w:tcW w:type="dxa" w:w="1464"/>
+            <w:shd w:val="clear" w:color="auto" w:fill="FFFFFF"/>
+            <w:vAlign w:val="center"/>
+          </w:tcPr>
+          <w:p>
+            <w:pPr>
+              <w:spacing w:before="40" w:after="40"/>
+              <w:jc w:val="center"/>
+            </w:pPr>
+            <w:r>
+              <w:rPr>
+                <w:b w:val="0"/>
+                <w:sz w:val="20"/>
+              </w:rPr>
+              <w:t>40</w:t>
+            </w:r>
+          </w:p>
+        </w:tc>
+        <w:tc>
+          <w:tcPr>
+            <w:tcW w:type="dxa" w:w="1464"/>
+            <w:shd w:val="clear" w:color="auto" w:fill="FFFFFF"/>
+            <w:vAlign w:val="center"/>
+          </w:tcPr>
+          <w:p>
+            <w:pPr>
+              <w:spacing w:before="40" w:after="40"/>
+              <w:jc w:val="center"/>
+            </w:pPr>
+            <w:r>
+              <w:rPr>
+                <w:b w:val="0"/>
+                <w:sz w:val="20"/>
+              </w:rPr>
+              <w:t>54</w:t>
+            </w:r>
+          </w:p>
+        </w:tc>
+      </w:tr>
+      <w:tr>
+        <w:tc>
+          <w:tcPr>
+            <w:tcW w:type="dxa" w:w="1464"/>
+            <w:shd w:val="clear" w:color="auto" w:fill="EBF5FB"/>
+            <w:vAlign w:val="center"/>
+          </w:tcPr>
+          <w:p>
+            <w:pPr>
+              <w:spacing w:before="40" w:after="40"/>
+              <w:jc w:val="center"/>
+            </w:pPr>
+            <w:r>
+              <w:rPr>
+                <w:b w:val="0"/>
+                <w:sz w:val="20"/>
+              </w:rPr>
+              <w:t>Quick Sort (3-way)</w:t>
+            </w:r>
+          </w:p>
+        </w:tc>
+        <w:tc>
+          <w:tcPr>
+            <w:tcW w:type="dxa" w:w="1464"/>
+            <w:shd w:val="clear" w:color="auto" w:fill="EBF5FB"/>
+            <w:vAlign w:val="center"/>
+          </w:tcPr>
+          <w:p>
+            <w:pPr>
+              <w:spacing w:before="40" w:after="40"/>
+              <w:jc w:val="center"/>
+            </w:pPr>
+            <w:r>
+              <w:rPr>
+                <w:b w:val="0"/>
+                <w:sz w:val="20"/>
+              </w:rPr>
+              <w:t>0.0423</w:t>
+            </w:r>
+          </w:p>
+        </w:tc>
+        <w:tc>
+          <w:tcPr>
+            <w:tcW w:type="dxa" w:w="1464"/>
+            <w:shd w:val="clear" w:color="auto" w:fill="EBF5FB"/>
+            <w:vAlign w:val="center"/>
+          </w:tcPr>
+          <w:p>
+            <w:pPr>
+              <w:spacing w:before="40" w:after="40"/>
+              <w:jc w:val="center"/>
+            </w:pPr>
+            <w:r>
+              <w:rPr>
+                <w:b w:val="0"/>
+                <w:sz w:val="20"/>
+              </w:rPr>
+              <w:t>15</w:t>
+            </w:r>
+          </w:p>
+        </w:tc>
+        <w:tc>
+          <w:tcPr>
+            <w:tcW w:type="dxa" w:w="1464"/>
+            <w:shd w:val="clear" w:color="auto" w:fill="EBF5FB"/>
+            <w:vAlign w:val="center"/>
+          </w:tcPr>
+          <w:p>
+            <w:pPr>
+              <w:spacing w:before="40" w:after="40"/>
+              <w:jc w:val="center"/>
+            </w:pPr>
+            <w:r>
+              <w:rPr>
+                <w:b w:val="0"/>
                 <w:sz w:val="20"/>
               </w:rPr>
               <w:t>13</w:t>
@@ -2395,164 +2867,40 @@
         <w:tc>
           <w:tcPr>
             <w:tcW w:type="dxa" w:w="1464"/>
+            <w:shd w:val="clear" w:color="auto" w:fill="EBF5FB"/>
             <w:vAlign w:val="center"/>
-            <w:shd w:val="clear" w:color="auto" w:fill="FFFFFF"/>
           </w:tcPr>
           <w:p>
             <w:pPr>
+              <w:spacing w:before="40" w:after="40"/>
               <w:jc w:val="center"/>
             </w:pPr>
             <w:r>
               <w:rPr>
+                <w:b w:val="0"/>
                 <w:sz w:val="20"/>
               </w:rPr>
-              <w:t>0</w:t>
+              <w:t>37</w:t>
             </w:r>
           </w:p>
         </w:tc>
         <w:tc>
           <w:tcPr>
             <w:tcW w:type="dxa" w:w="1464"/>
+            <w:shd w:val="clear" w:color="auto" w:fill="EBF5FB"/>
             <w:vAlign w:val="center"/>
-            <w:shd w:val="clear" w:color="auto" w:fill="FFFFFF"/>
           </w:tcPr>
           <w:p>
             <w:pPr>
+              <w:spacing w:before="40" w:after="40"/>
               <w:jc w:val="center"/>
             </w:pPr>
             <w:r>
               <w:rPr>
+                <w:b w:val="0"/>
                 <w:sz w:val="20"/>
               </w:rPr>
-              <w:t>39</w:t>
-            </w:r>
-          </w:p>
-        </w:tc>
-        <w:tc>
-          <w:tcPr>
-            <w:tcW w:type="dxa" w:w="1464"/>
-            <w:vAlign w:val="center"/>
-            <w:shd w:val="clear" w:color="auto" w:fill="FFFFFF"/>
-          </w:tcPr>
-          <w:p>
-            <w:pPr>
-              <w:jc w:val="center"/>
-            </w:pPr>
-            <w:r>
-              <w:rPr>
-                <w:sz w:val="20"/>
-              </w:rPr>
-              <w:t>52</w:t>
-            </w:r>
-          </w:p>
-        </w:tc>
-      </w:tr>
-      <w:tr>
-        <w:tc>
-          <w:tcPr>
-            <w:tcW w:type="dxa" w:w="1464"/>
-            <w:vAlign w:val="center"/>
-            <w:shd w:val="clear" w:color="auto" w:fill="EAF4FB"/>
-          </w:tcPr>
-          <w:p>
-            <w:pPr>
-              <w:jc w:val="center"/>
-            </w:pPr>
-            <w:r>
-              <w:rPr>
-                <w:sz w:val="20"/>
-              </w:rPr>
-              <w:t>Quick Sort</w:t>
-            </w:r>
-          </w:p>
-        </w:tc>
-        <w:tc>
-          <w:tcPr>
-            <w:tcW w:type="dxa" w:w="1464"/>
-            <w:vAlign w:val="center"/>
-            <w:shd w:val="clear" w:color="auto" w:fill="EAF4FB"/>
-          </w:tcPr>
-          <w:p>
-            <w:pPr>
-              <w:jc w:val="center"/>
-            </w:pPr>
-            <w:r>
-              <w:rPr>
-                <w:sz w:val="20"/>
-              </w:rPr>
-              <w:t>0.0351</w:t>
-            </w:r>
-          </w:p>
-        </w:tc>
-        <w:tc>
-          <w:tcPr>
-            <w:tcW w:type="dxa" w:w="1464"/>
-            <w:vAlign w:val="center"/>
-            <w:shd w:val="clear" w:color="auto" w:fill="EAF4FB"/>
-          </w:tcPr>
-          <w:p>
-            <w:pPr>
-              <w:jc w:val="center"/>
-            </w:pPr>
-            <w:r>
-              <w:rPr>
-                <w:sz w:val="20"/>
-              </w:rPr>
-              <w:t>15</w:t>
-            </w:r>
-          </w:p>
-        </w:tc>
-        <w:tc>
-          <w:tcPr>
-            <w:tcW w:type="dxa" w:w="1464"/>
-            <w:vAlign w:val="center"/>
-            <w:shd w:val="clear" w:color="auto" w:fill="EAF4FB"/>
-          </w:tcPr>
-          <w:p>
-            <w:pPr>
-              <w:jc w:val="center"/>
-            </w:pPr>
-            <w:r>
-              <w:rPr>
-                <w:sz w:val="20"/>
-              </w:rPr>
-              <w:t>8</w:t>
-            </w:r>
-          </w:p>
-        </w:tc>
-        <w:tc>
-          <w:tcPr>
-            <w:tcW w:type="dxa" w:w="1464"/>
-            <w:vAlign w:val="center"/>
-            <w:shd w:val="clear" w:color="auto" w:fill="EAF4FB"/>
-          </w:tcPr>
-          <w:p>
-            <w:pPr>
-              <w:jc w:val="center"/>
-            </w:pPr>
-            <w:r>
-              <w:rPr>
-                <w:sz w:val="20"/>
-              </w:rPr>
-              <w:t>23</w:t>
-            </w:r>
-          </w:p>
-        </w:tc>
-        <w:tc>
-          <w:tcPr>
-            <w:tcW w:type="dxa" w:w="1464"/>
-            <w:vAlign w:val="center"/>
-            <w:shd w:val="clear" w:color="auto" w:fill="EAF4FB"/>
-          </w:tcPr>
-          <w:p>
-            <w:pPr>
-              <w:jc w:val="center"/>
-            </w:pPr>
-            <w:r>
-              <w:rPr>
-                <w:sz w:val="20"/>
-              </w:rPr>
-              <w:t>46</w:t>
+              <w:t>65</w:t>
             </w:r>
           </w:p>
         </w:tc>
@@ -2560,7 +2908,7 @@
     </w:tbl>
     <w:p>
       <w:pPr>
-        <w:spacing w:after="160" w:before="40"/>
+        <w:spacing w:before="60" w:after="200"/>
         <w:jc w:val="center"/>
       </w:pPr>
       <w:r>
@@ -2568,12 +2916,13 @@
           <w:b/>
           <w:sz w:val="20"/>
         </w:rPr>
-        <w:t>Table 2: Performance Results – Small Dataset (7 Records)</w:t>
+        <w:t>Table 2: Performance Results — Small Dataset (7 Patients)</w:t>
       </w:r>
     </w:p>
     <w:p>
       <w:pPr>
-        <w:spacing w:after="120" w:before="0"/>
+        <w:spacing w:before="0" w:after="120"/>
+        <w:jc w:val="both"/>
       </w:pPr>
       <w:r>
         <w:rPr>
@@ -2581,12 +2930,13 @@
           <w:i w:val="0"/>
           <w:sz w:val="22"/>
         </w:rPr>
-        <w:t>With only seven records, all four algorithms complete in under one tenth of a millisecond and the differences are negligible. Merge Sort records the fewest comparisons (13) because its divide-and-conquer structure avoids redundant pairwise comparisons. Notably, Merge Sort performs zero swaps, as the merge step writes elements directly into their final positions rather than exchanging in-place pairs. The overdue identification correctly flags four borrowers: Ava (18 days), Emma (23 days), Sophia (31 days) and Noah (42 days).</w:t>
+        <w:t>With only seven patients, all four algorithms complete in under one tenth of a millisecond and the timing differences are insignificant. Merge Sort records the fewest comparisons (14) and zero swaps, since its merge step writes elements directly into their final positions rather than exchanging them in place. Insertion Sort uses the fewest total operations (43), reflecting its efficiency advantage on small, bounded datasets. The system correctly identified three critical patients — Maria (Score 1), Priya (Score 1) and Fatima (Score 2) — demonstrating accurate triage flagging at the smallest scale.</w:t>
       </w:r>
     </w:p>
     <w:p>
       <w:pPr>
-        <w:spacing w:after="120" w:before="0"/>
+        <w:spacing w:before="120" w:after="120"/>
+        <w:jc w:val="both"/>
       </w:pPr>
       <w:r>
         <w:rPr>
@@ -2594,13 +2944,14 @@
           <w:i w:val="0"/>
           <w:sz w:val="22"/>
         </w:rPr>
-        <w:t>Medium Dataset (50 Records)</w:t>
+        <w:t>Medium Dataset — 50 Patients (Mid-Shift Snapshot)</w:t>
       </w:r>
     </w:p>
     <w:tbl>
       <w:tblPr>
         <w:tblStyle w:val="TableGrid"/>
         <w:tblW w:type="auto" w:w="0"/>
+        <w:jc w:val="center"/>
         <w:tblLook w:firstColumn="1" w:firstRow="1" w:lastColumn="0" w:lastRow="0" w:noHBand="0" w:noVBand="1" w:val="04A0"/>
       </w:tblPr>
       <w:tblGrid>
@@ -2615,11 +2966,12 @@
         <w:tc>
           <w:tcPr>
             <w:tcW w:type="dxa" w:w="1464"/>
+            <w:shd w:val="clear" w:color="auto" w:fill="1B3A5C"/>
             <w:vAlign w:val="center"/>
-            <w:shd w:val="clear" w:color="auto" w:fill="2E4057"/>
           </w:tcPr>
           <w:p>
             <w:pPr>
+              <w:spacing w:before="40" w:after="40"/>
               <w:jc w:val="center"/>
             </w:pPr>
             <w:r>
@@ -2635,11 +2987,12 @@
         <w:tc>
           <w:tcPr>
             <w:tcW w:type="dxa" w:w="1464"/>
+            <w:shd w:val="clear" w:color="auto" w:fill="1B3A5C"/>
             <w:vAlign w:val="center"/>
-            <w:shd w:val="clear" w:color="auto" w:fill="2E4057"/>
           </w:tcPr>
           <w:p>
             <w:pPr>
+              <w:spacing w:before="40" w:after="40"/>
               <w:jc w:val="center"/>
             </w:pPr>
             <w:r>
@@ -2655,11 +3008,12 @@
         <w:tc>
           <w:tcPr>
             <w:tcW w:type="dxa" w:w="1464"/>
+            <w:shd w:val="clear" w:color="auto" w:fill="1B3A5C"/>
             <w:vAlign w:val="center"/>
-            <w:shd w:val="clear" w:color="auto" w:fill="2E4057"/>
           </w:tcPr>
           <w:p>
             <w:pPr>
+              <w:spacing w:before="40" w:after="40"/>
               <w:jc w:val="center"/>
             </w:pPr>
             <w:r>
@@ -2675,11 +3029,12 @@
         <w:tc>
           <w:tcPr>
             <w:tcW w:type="dxa" w:w="1464"/>
+            <w:shd w:val="clear" w:color="auto" w:fill="1B3A5C"/>
             <w:vAlign w:val="center"/>
-            <w:shd w:val="clear" w:color="auto" w:fill="2E4057"/>
           </w:tcPr>
           <w:p>
             <w:pPr>
+              <w:spacing w:before="40" w:after="40"/>
               <w:jc w:val="center"/>
             </w:pPr>
             <w:r>
@@ -2695,11 +3050,12 @@
         <w:tc>
           <w:tcPr>
             <w:tcW w:type="dxa" w:w="1464"/>
+            <w:shd w:val="clear" w:color="auto" w:fill="1B3A5C"/>
             <w:vAlign w:val="center"/>
-            <w:shd w:val="clear" w:color="auto" w:fill="2E4057"/>
           </w:tcPr>
           <w:p>
             <w:pPr>
+              <w:spacing w:before="40" w:after="40"/>
               <w:jc w:val="center"/>
             </w:pPr>
             <w:r>
@@ -2715,11 +3071,12 @@
         <w:tc>
           <w:tcPr>
             <w:tcW w:type="dxa" w:w="1464"/>
+            <w:shd w:val="clear" w:color="auto" w:fill="1B3A5C"/>
             <w:vAlign w:val="center"/>
-            <w:shd w:val="clear" w:color="auto" w:fill="2E4057"/>
           </w:tcPr>
           <w:p>
             <w:pPr>
+              <w:spacing w:before="40" w:after="40"/>
               <w:jc w:val="center"/>
             </w:pPr>
             <w:r>
@@ -2737,15 +3094,17 @@
         <w:tc>
           <w:tcPr>
             <w:tcW w:type="dxa" w:w="1464"/>
+            <w:shd w:val="clear" w:color="auto" w:fill="FFFFFF"/>
             <w:vAlign w:val="center"/>
-            <w:shd w:val="clear" w:color="auto" w:fill="FFFFFF"/>
           </w:tcPr>
           <w:p>
             <w:pPr>
+              <w:spacing w:before="40" w:after="40"/>
               <w:jc w:val="center"/>
             </w:pPr>
             <w:r>
               <w:rPr>
+                <w:b w:val="0"/>
                 <w:sz w:val="20"/>
               </w:rPr>
               <w:t>Bubble Sort</w:t>
@@ -2755,33 +3114,37 @@
         <w:tc>
           <w:tcPr>
             <w:tcW w:type="dxa" w:w="1464"/>
+            <w:shd w:val="clear" w:color="auto" w:fill="FFFFFF"/>
             <w:vAlign w:val="center"/>
-            <w:shd w:val="clear" w:color="auto" w:fill="FFFFFF"/>
           </w:tcPr>
           <w:p>
             <w:pPr>
+              <w:spacing w:before="40" w:after="40"/>
               <w:jc w:val="center"/>
             </w:pPr>
             <w:r>
               <w:rPr>
+                <w:b w:val="0"/>
                 <w:sz w:val="20"/>
               </w:rPr>
-              <w:t>0.4595</w:t>
+              <w:t>0.4800</w:t>
             </w:r>
           </w:p>
         </w:tc>
         <w:tc>
           <w:tcPr>
             <w:tcW w:type="dxa" w:w="1464"/>
+            <w:shd w:val="clear" w:color="auto" w:fill="FFFFFF"/>
             <w:vAlign w:val="center"/>
-            <w:shd w:val="clear" w:color="auto" w:fill="FFFFFF"/>
           </w:tcPr>
           <w:p>
             <w:pPr>
+              <w:spacing w:before="40" w:after="40"/>
               <w:jc w:val="center"/>
             </w:pPr>
             <w:r>
               <w:rPr>
+                <w:b w:val="0"/>
                 <w:sz w:val="20"/>
               </w:rPr>
               <w:t>1,225</w:t>
@@ -2791,33 +3154,37 @@
         <w:tc>
           <w:tcPr>
             <w:tcW w:type="dxa" w:w="1464"/>
+            <w:shd w:val="clear" w:color="auto" w:fill="FFFFFF"/>
             <w:vAlign w:val="center"/>
-            <w:shd w:val="clear" w:color="auto" w:fill="FFFFFF"/>
           </w:tcPr>
           <w:p>
             <w:pPr>
+              <w:spacing w:before="40" w:after="40"/>
               <w:jc w:val="center"/>
             </w:pPr>
             <w:r>
               <w:rPr>
+                <w:b w:val="0"/>
                 <w:sz w:val="20"/>
               </w:rPr>
-              <w:t>607</w:t>
+              <w:t>418</w:t>
             </w:r>
           </w:p>
         </w:tc>
         <w:tc>
           <w:tcPr>
             <w:tcW w:type="dxa" w:w="1464"/>
+            <w:shd w:val="clear" w:color="auto" w:fill="FFFFFF"/>
             <w:vAlign w:val="center"/>
-            <w:shd w:val="clear" w:color="auto" w:fill="FFFFFF"/>
           </w:tcPr>
           <w:p>
             <w:pPr>
+              <w:spacing w:before="40" w:after="40"/>
               <w:jc w:val="center"/>
             </w:pPr>
             <w:r>
               <w:rPr>
+                <w:b w:val="0"/>
                 <w:sz w:val="20"/>
               </w:rPr>
               <w:t>1,275</w:t>
@@ -2827,18 +3194,20 @@
         <w:tc>
           <w:tcPr>
             <w:tcW w:type="dxa" w:w="1464"/>
+            <w:shd w:val="clear" w:color="auto" w:fill="FFFFFF"/>
             <w:vAlign w:val="center"/>
-            <w:shd w:val="clear" w:color="auto" w:fill="FFFFFF"/>
           </w:tcPr>
           <w:p>
             <w:pPr>
+              <w:spacing w:before="40" w:after="40"/>
               <w:jc w:val="center"/>
             </w:pPr>
             <w:r>
               <w:rPr>
+                <w:b w:val="0"/>
                 <w:sz w:val="20"/>
               </w:rPr>
-              <w:t>3,107</w:t>
+              <w:t>2,918</w:t>
             </w:r>
           </w:p>
         </w:tc>
@@ -2847,15 +3216,17 @@
         <w:tc>
           <w:tcPr>
             <w:tcW w:type="dxa" w:w="1464"/>
+            <w:shd w:val="clear" w:color="auto" w:fill="EBF5FB"/>
             <w:vAlign w:val="center"/>
-            <w:shd w:val="clear" w:color="auto" w:fill="EAF4FB"/>
           </w:tcPr>
           <w:p>
             <w:pPr>
+              <w:spacing w:before="40" w:after="40"/>
               <w:jc w:val="center"/>
             </w:pPr>
             <w:r>
               <w:rPr>
+                <w:b w:val="0"/>
                 <w:sz w:val="20"/>
               </w:rPr>
               <w:t>Insertion Sort</w:t>
@@ -2865,90 +3236,100 @@
         <w:tc>
           <w:tcPr>
             <w:tcW w:type="dxa" w:w="1464"/>
+            <w:shd w:val="clear" w:color="auto" w:fill="EBF5FB"/>
             <w:vAlign w:val="center"/>
-            <w:shd w:val="clear" w:color="auto" w:fill="EAF4FB"/>
           </w:tcPr>
           <w:p>
             <w:pPr>
+              <w:spacing w:before="40" w:after="40"/>
               <w:jc w:val="center"/>
             </w:pPr>
             <w:r>
               <w:rPr>
+                <w:b w:val="0"/>
                 <w:sz w:val="20"/>
               </w:rPr>
-              <w:t>0.3156</w:t>
+              <w:t>0.2973</w:t>
             </w:r>
           </w:p>
         </w:tc>
         <w:tc>
           <w:tcPr>
             <w:tcW w:type="dxa" w:w="1464"/>
+            <w:shd w:val="clear" w:color="auto" w:fill="EBF5FB"/>
             <w:vAlign w:val="center"/>
-            <w:shd w:val="clear" w:color="auto" w:fill="EAF4FB"/>
           </w:tcPr>
           <w:p>
             <w:pPr>
+              <w:spacing w:before="40" w:after="40"/>
               <w:jc w:val="center"/>
             </w:pPr>
             <w:r>
               <w:rPr>
+                <w:b w:val="0"/>
                 <w:sz w:val="20"/>
               </w:rPr>
-              <w:t>652</w:t>
+              <w:t>466</w:t>
             </w:r>
           </w:p>
         </w:tc>
         <w:tc>
           <w:tcPr>
             <w:tcW w:type="dxa" w:w="1464"/>
+            <w:shd w:val="clear" w:color="auto" w:fill="EBF5FB"/>
             <w:vAlign w:val="center"/>
-            <w:shd w:val="clear" w:color="auto" w:fill="EAF4FB"/>
           </w:tcPr>
           <w:p>
             <w:pPr>
+              <w:spacing w:before="40" w:after="40"/>
               <w:jc w:val="center"/>
             </w:pPr>
             <w:r>
               <w:rPr>
+                <w:b w:val="0"/>
                 <w:sz w:val="20"/>
               </w:rPr>
-              <w:t>607</w:t>
+              <w:t>418</w:t>
             </w:r>
           </w:p>
         </w:tc>
         <w:tc>
           <w:tcPr>
             <w:tcW w:type="dxa" w:w="1464"/>
+            <w:shd w:val="clear" w:color="auto" w:fill="EBF5FB"/>
             <w:vAlign w:val="center"/>
-            <w:shd w:val="clear" w:color="auto" w:fill="EAF4FB"/>
           </w:tcPr>
           <w:p>
             <w:pPr>
+              <w:spacing w:before="40" w:after="40"/>
               <w:jc w:val="center"/>
             </w:pPr>
             <w:r>
               <w:rPr>
+                <w:b w:val="0"/>
                 <w:sz w:val="20"/>
               </w:rPr>
-              <w:t>701</w:t>
+              <w:t>515</w:t>
             </w:r>
           </w:p>
         </w:tc>
         <w:tc>
           <w:tcPr>
             <w:tcW w:type="dxa" w:w="1464"/>
+            <w:shd w:val="clear" w:color="auto" w:fill="EBF5FB"/>
             <w:vAlign w:val="center"/>
-            <w:shd w:val="clear" w:color="auto" w:fill="EAF4FB"/>
           </w:tcPr>
           <w:p>
             <w:pPr>
+              <w:spacing w:before="40" w:after="40"/>
               <w:jc w:val="center"/>
             </w:pPr>
             <w:r>
               <w:rPr>
+                <w:b w:val="0"/>
                 <w:sz w:val="20"/>
               </w:rPr>
-              <w:t>1,960</w:t>
+              <w:t>1,399</w:t>
             </w:r>
           </w:p>
         </w:tc>
@@ -2957,15 +3338,17 @@
         <w:tc>
           <w:tcPr>
             <w:tcW w:type="dxa" w:w="1464"/>
+            <w:shd w:val="clear" w:color="auto" w:fill="FFFFFF"/>
             <w:vAlign w:val="center"/>
-            <w:shd w:val="clear" w:color="auto" w:fill="FFFFFF"/>
           </w:tcPr>
           <w:p>
             <w:pPr>
+              <w:spacing w:before="40" w:after="40"/>
               <w:jc w:val="center"/>
             </w:pPr>
             <w:r>
               <w:rPr>
+                <w:b w:val="0"/>
                 <w:sz w:val="20"/>
               </w:rPr>
               <w:t>Merge Sort</w:t>
@@ -2975,51 +3358,57 @@
         <w:tc>
           <w:tcPr>
             <w:tcW w:type="dxa" w:w="1464"/>
+            <w:shd w:val="clear" w:color="auto" w:fill="FFFFFF"/>
             <w:vAlign w:val="center"/>
-            <w:shd w:val="clear" w:color="auto" w:fill="FFFFFF"/>
           </w:tcPr>
           <w:p>
             <w:pPr>
+              <w:spacing w:before="40" w:after="40"/>
               <w:jc w:val="center"/>
             </w:pPr>
             <w:r>
               <w:rPr>
+                <w:b w:val="0"/>
                 <w:sz w:val="20"/>
               </w:rPr>
-              <w:t>0.2491</w:t>
+              <w:t>0.2818</w:t>
             </w:r>
           </w:p>
         </w:tc>
         <w:tc>
           <w:tcPr>
             <w:tcW w:type="dxa" w:w="1464"/>
+            <w:shd w:val="clear" w:color="auto" w:fill="FFFFFF"/>
             <w:vAlign w:val="center"/>
-            <w:shd w:val="clear" w:color="auto" w:fill="FFFFFF"/>
           </w:tcPr>
           <w:p>
             <w:pPr>
+              <w:spacing w:before="40" w:after="40"/>
               <w:jc w:val="center"/>
             </w:pPr>
             <w:r>
               <w:rPr>
+                <w:b w:val="0"/>
                 <w:sz w:val="20"/>
               </w:rPr>
-              <w:t>224</w:t>
+              <w:t>210</w:t>
             </w:r>
           </w:p>
         </w:tc>
         <w:tc>
           <w:tcPr>
             <w:tcW w:type="dxa" w:w="1464"/>
+            <w:shd w:val="clear" w:color="auto" w:fill="FFFFFF"/>
             <w:vAlign w:val="center"/>
-            <w:shd w:val="clear" w:color="auto" w:fill="FFFFFF"/>
           </w:tcPr>
           <w:p>
             <w:pPr>
+              <w:spacing w:before="40" w:after="40"/>
               <w:jc w:val="center"/>
             </w:pPr>
             <w:r>
               <w:rPr>
+                <w:b w:val="0"/>
                 <w:sz w:val="20"/>
               </w:rPr>
               <w:t>0</w:t>
@@ -3029,36 +3418,40 @@
         <w:tc>
           <w:tcPr>
             <w:tcW w:type="dxa" w:w="1464"/>
+            <w:shd w:val="clear" w:color="auto" w:fill="FFFFFF"/>
             <w:vAlign w:val="center"/>
-            <w:shd w:val="clear" w:color="auto" w:fill="FFFFFF"/>
           </w:tcPr>
           <w:p>
             <w:pPr>
+              <w:spacing w:before="40" w:after="40"/>
               <w:jc w:val="center"/>
             </w:pPr>
             <w:r>
               <w:rPr>
+                <w:b w:val="0"/>
                 <w:sz w:val="20"/>
               </w:rPr>
-              <w:t>559</w:t>
+              <w:t>545</w:t>
             </w:r>
           </w:p>
         </w:tc>
         <w:tc>
           <w:tcPr>
             <w:tcW w:type="dxa" w:w="1464"/>
+            <w:shd w:val="clear" w:color="auto" w:fill="FFFFFF"/>
             <w:vAlign w:val="center"/>
-            <w:shd w:val="clear" w:color="auto" w:fill="FFFFFF"/>
           </w:tcPr>
           <w:p>
             <w:pPr>
+              <w:spacing w:before="40" w:after="40"/>
               <w:jc w:val="center"/>
             </w:pPr>
             <w:r>
               <w:rPr>
+                <w:b w:val="0"/>
                 <w:sz w:val="20"/>
               </w:rPr>
-              <w:t>783</w:t>
+              <w:t>755</w:t>
             </w:r>
           </w:p>
         </w:tc>
@@ -3067,108 +3460,120 @@
         <w:tc>
           <w:tcPr>
             <w:tcW w:type="dxa" w:w="1464"/>
+            <w:shd w:val="clear" w:color="auto" w:fill="EBF5FB"/>
             <w:vAlign w:val="center"/>
-            <w:shd w:val="clear" w:color="auto" w:fill="EAF4FB"/>
           </w:tcPr>
           <w:p>
             <w:pPr>
+              <w:spacing w:before="40" w:after="40"/>
               <w:jc w:val="center"/>
             </w:pPr>
             <w:r>
               <w:rPr>
+                <w:b w:val="0"/>
                 <w:sz w:val="20"/>
               </w:rPr>
-              <w:t>Quick Sort</w:t>
+              <w:t>Quick Sort (3-way)</w:t>
             </w:r>
           </w:p>
         </w:tc>
         <w:tc>
           <w:tcPr>
             <w:tcW w:type="dxa" w:w="1464"/>
+            <w:shd w:val="clear" w:color="auto" w:fill="EBF5FB"/>
             <w:vAlign w:val="center"/>
-            <w:shd w:val="clear" w:color="auto" w:fill="EAF4FB"/>
           </w:tcPr>
           <w:p>
             <w:pPr>
+              <w:spacing w:before="40" w:after="40"/>
               <w:jc w:val="center"/>
             </w:pPr>
             <w:r>
               <w:rPr>
+                <w:b w:val="0"/>
                 <w:sz w:val="20"/>
               </w:rPr>
-              <w:t>0.2211</w:t>
+              <w:t>0.2147</w:t>
             </w:r>
           </w:p>
         </w:tc>
         <w:tc>
           <w:tcPr>
             <w:tcW w:type="dxa" w:w="1464"/>
+            <w:shd w:val="clear" w:color="auto" w:fill="EBF5FB"/>
             <w:vAlign w:val="center"/>
-            <w:shd w:val="clear" w:color="auto" w:fill="EAF4FB"/>
           </w:tcPr>
           <w:p>
             <w:pPr>
+              <w:spacing w:before="40" w:after="40"/>
               <w:jc w:val="center"/>
             </w:pPr>
             <w:r>
               <w:rPr>
+                <w:b w:val="0"/>
                 <w:sz w:val="20"/>
               </w:rPr>
-              <w:t>265</w:t>
+              <w:t>125</w:t>
             </w:r>
           </w:p>
         </w:tc>
         <w:tc>
           <w:tcPr>
             <w:tcW w:type="dxa" w:w="1464"/>
+            <w:shd w:val="clear" w:color="auto" w:fill="EBF5FB"/>
             <w:vAlign w:val="center"/>
-            <w:shd w:val="clear" w:color="auto" w:fill="EAF4FB"/>
           </w:tcPr>
           <w:p>
             <w:pPr>
+              <w:spacing w:before="40" w:after="40"/>
               <w:jc w:val="center"/>
             </w:pPr>
             <w:r>
               <w:rPr>
+                <w:b w:val="0"/>
                 <w:sz w:val="20"/>
               </w:rPr>
-              <w:t>149</w:t>
+              <w:t>80</w:t>
             </w:r>
           </w:p>
         </w:tc>
         <w:tc>
           <w:tcPr>
             <w:tcW w:type="dxa" w:w="1464"/>
+            <w:shd w:val="clear" w:color="auto" w:fill="EBF5FB"/>
             <w:vAlign w:val="center"/>
-            <w:shd w:val="clear" w:color="auto" w:fill="EAF4FB"/>
           </w:tcPr>
           <w:p>
             <w:pPr>
+              <w:spacing w:before="40" w:after="40"/>
               <w:jc w:val="center"/>
             </w:pPr>
             <w:r>
               <w:rPr>
+                <w:b w:val="0"/>
                 <w:sz w:val="20"/>
               </w:rPr>
-              <w:t>414</w:t>
+              <w:t>303</w:t>
             </w:r>
           </w:p>
         </w:tc>
         <w:tc>
           <w:tcPr>
             <w:tcW w:type="dxa" w:w="1464"/>
+            <w:shd w:val="clear" w:color="auto" w:fill="EBF5FB"/>
             <w:vAlign w:val="center"/>
-            <w:shd w:val="clear" w:color="auto" w:fill="EAF4FB"/>
           </w:tcPr>
           <w:p>
             <w:pPr>
+              <w:spacing w:before="40" w:after="40"/>
               <w:jc w:val="center"/>
             </w:pPr>
             <w:r>
               <w:rPr>
+                <w:b w:val="0"/>
                 <w:sz w:val="20"/>
               </w:rPr>
-              <w:t>828</w:t>
+              <w:t>508</w:t>
             </w:r>
           </w:p>
         </w:tc>
@@ -3176,7 +3581,7 @@
     </w:tbl>
     <w:p>
       <w:pPr>
-        <w:spacing w:after="160" w:before="40"/>
+        <w:spacing w:before="60" w:after="200"/>
         <w:jc w:val="center"/>
       </w:pPr>
       <w:r>
@@ -3184,12 +3589,13 @@
           <w:b/>
           <w:sz w:val="20"/>
         </w:rPr>
-        <w:t>Table 3: Performance Results – Medium Dataset (50 Records)</w:t>
+        <w:t>Table 3: Performance Results — Medium Dataset (50 Patients)</w:t>
       </w:r>
     </w:p>
     <w:p>
       <w:pPr>
-        <w:spacing w:after="120" w:before="0"/>
+        <w:spacing w:before="0" w:after="120"/>
+        <w:jc w:val="both"/>
       </w:pPr>
       <w:r>
         <w:rPr>
@@ -3197,12 +3603,13 @@
           <w:i w:val="0"/>
           <w:sz w:val="22"/>
         </w:rPr>
-        <w:t>At fifty records the performance gap between quadratic and linearithmic algorithms begins to emerge. Bubble Sort requires 3,107 total operations — approximately four times more than Merge Sort's 783. Merge Sort and Quick Sort both complete in under 0.25 milliseconds, while Bubble Sort takes nearly twice as long at 0.46 milliseconds. Of the fifty randomly generated borrowers, forty exceeded the fourteen-day threshold, confirming the overdue detection logic operates correctly on a larger input (Abuba et al., 2025).</w:t>
+        <w:t>At fifty patients the performance gap begins to emerge. Bubble Sort requires 2,918 total operations — nearly four times more than Merge Sort's 755. Notably, the three-way Quick Sort requires only 508 operations, outperforming Merge Sort, because it groups the many equal-score records together in a single partition pass rather than recursing through them pairwise. Of the fifty randomly generated patients, 24 (48%) were flagged as critical (score ≤ 2), reflecting a plausible high-acuity shift distribution (Sabah et al., 2023).</w:t>
       </w:r>
     </w:p>
     <w:p>
       <w:pPr>
-        <w:spacing w:after="120" w:before="0"/>
+        <w:spacing w:before="120" w:after="120"/>
+        <w:jc w:val="both"/>
       </w:pPr>
       <w:r>
         <w:rPr>
@@ -3210,13 +3617,14 @@
           <w:i w:val="0"/>
           <w:sz w:val="22"/>
         </w:rPr>
-        <w:t>Large Dataset (10,000 Records)</w:t>
+        <w:t>Large Dataset — 10,000 Patients (Monthly Audit Export)</w:t>
       </w:r>
     </w:p>
     <w:tbl>
       <w:tblPr>
         <w:tblStyle w:val="TableGrid"/>
         <w:tblW w:type="auto" w:w="0"/>
+        <w:jc w:val="center"/>
         <w:tblLook w:firstColumn="1" w:firstRow="1" w:lastColumn="0" w:lastRow="0" w:noHBand="0" w:noVBand="1" w:val="04A0"/>
       </w:tblPr>
       <w:tblGrid>
@@ -3231,11 +3639,12 @@
         <w:tc>
           <w:tcPr>
             <w:tcW w:type="dxa" w:w="1464"/>
+            <w:shd w:val="clear" w:color="auto" w:fill="1B3A5C"/>
             <w:vAlign w:val="center"/>
-            <w:shd w:val="clear" w:color="auto" w:fill="2E4057"/>
           </w:tcPr>
           <w:p>
             <w:pPr>
+              <w:spacing w:before="40" w:after="40"/>
               <w:jc w:val="center"/>
             </w:pPr>
             <w:r>
@@ -3251,11 +3660,12 @@
         <w:tc>
           <w:tcPr>
             <w:tcW w:type="dxa" w:w="1464"/>
+            <w:shd w:val="clear" w:color="auto" w:fill="1B3A5C"/>
             <w:vAlign w:val="center"/>
-            <w:shd w:val="clear" w:color="auto" w:fill="2E4057"/>
           </w:tcPr>
           <w:p>
             <w:pPr>
+              <w:spacing w:before="40" w:after="40"/>
               <w:jc w:val="center"/>
             </w:pPr>
             <w:r>
@@ -3271,11 +3681,12 @@
         <w:tc>
           <w:tcPr>
             <w:tcW w:type="dxa" w:w="1464"/>
+            <w:shd w:val="clear" w:color="auto" w:fill="1B3A5C"/>
             <w:vAlign w:val="center"/>
-            <w:shd w:val="clear" w:color="auto" w:fill="2E4057"/>
           </w:tcPr>
           <w:p>
             <w:pPr>
+              <w:spacing w:before="40" w:after="40"/>
               <w:jc w:val="center"/>
             </w:pPr>
             <w:r>
@@ -3291,11 +3702,12 @@
         <w:tc>
           <w:tcPr>
             <w:tcW w:type="dxa" w:w="1464"/>
+            <w:shd w:val="clear" w:color="auto" w:fill="1B3A5C"/>
             <w:vAlign w:val="center"/>
-            <w:shd w:val="clear" w:color="auto" w:fill="2E4057"/>
           </w:tcPr>
           <w:p>
             <w:pPr>
+              <w:spacing w:before="40" w:after="40"/>
               <w:jc w:val="center"/>
             </w:pPr>
             <w:r>
@@ -3311,11 +3723,12 @@
         <w:tc>
           <w:tcPr>
             <w:tcW w:type="dxa" w:w="1464"/>
+            <w:shd w:val="clear" w:color="auto" w:fill="1B3A5C"/>
             <w:vAlign w:val="center"/>
-            <w:shd w:val="clear" w:color="auto" w:fill="2E4057"/>
           </w:tcPr>
           <w:p>
             <w:pPr>
+              <w:spacing w:before="40" w:after="40"/>
               <w:jc w:val="center"/>
             </w:pPr>
             <w:r>
@@ -3331,11 +3744,12 @@
         <w:tc>
           <w:tcPr>
             <w:tcW w:type="dxa" w:w="1464"/>
+            <w:shd w:val="clear" w:color="auto" w:fill="1B3A5C"/>
             <w:vAlign w:val="center"/>
-            <w:shd w:val="clear" w:color="auto" w:fill="2E4057"/>
           </w:tcPr>
           <w:p>
             <w:pPr>
+              <w:spacing w:before="40" w:after="40"/>
               <w:jc w:val="center"/>
             </w:pPr>
             <w:r>
@@ -3353,15 +3767,17 @@
         <w:tc>
           <w:tcPr>
             <w:tcW w:type="dxa" w:w="1464"/>
+            <w:shd w:val="clear" w:color="auto" w:fill="FFFFFF"/>
             <w:vAlign w:val="center"/>
-            <w:shd w:val="clear" w:color="auto" w:fill="FFFFFF"/>
           </w:tcPr>
           <w:p>
             <w:pPr>
+              <w:spacing w:before="40" w:after="40"/>
               <w:jc w:val="center"/>
             </w:pPr>
             <w:r>
               <w:rPr>
+                <w:b w:val="0"/>
                 <w:sz w:val="20"/>
               </w:rPr>
               <w:t>Bubble Sort</w:t>
@@ -3371,33 +3787,37 @@
         <w:tc>
           <w:tcPr>
             <w:tcW w:type="dxa" w:w="1464"/>
+            <w:shd w:val="clear" w:color="auto" w:fill="FFFFFF"/>
             <w:vAlign w:val="center"/>
-            <w:shd w:val="clear" w:color="auto" w:fill="FFFFFF"/>
           </w:tcPr>
           <w:p>
             <w:pPr>
+              <w:spacing w:before="40" w:after="40"/>
               <w:jc w:val="center"/>
             </w:pPr>
             <w:r>
               <w:rPr>
+                <w:b w:val="0"/>
                 <w:sz w:val="20"/>
               </w:rPr>
-              <w:t>11,772.45</w:t>
+              <w:t>11,168.45</w:t>
             </w:r>
           </w:p>
         </w:tc>
         <w:tc>
           <w:tcPr>
             <w:tcW w:type="dxa" w:w="1464"/>
+            <w:shd w:val="clear" w:color="auto" w:fill="FFFFFF"/>
             <w:vAlign w:val="center"/>
-            <w:shd w:val="clear" w:color="auto" w:fill="FFFFFF"/>
           </w:tcPr>
           <w:p>
             <w:pPr>
+              <w:spacing w:before="40" w:after="40"/>
               <w:jc w:val="center"/>
             </w:pPr>
             <w:r>
               <w:rPr>
+                <w:b w:val="0"/>
                 <w:sz w:val="20"/>
               </w:rPr>
               <w:t>49,995,000</w:t>
@@ -3407,33 +3827,37 @@
         <w:tc>
           <w:tcPr>
             <w:tcW w:type="dxa" w:w="1464"/>
+            <w:shd w:val="clear" w:color="auto" w:fill="FFFFFF"/>
             <w:vAlign w:val="center"/>
-            <w:shd w:val="clear" w:color="auto" w:fill="FFFFFF"/>
           </w:tcPr>
           <w:p>
             <w:pPr>
+              <w:spacing w:before="40" w:after="40"/>
               <w:jc w:val="center"/>
             </w:pPr>
             <w:r>
               <w:rPr>
+                <w:b w:val="0"/>
                 <w:sz w:val="20"/>
               </w:rPr>
-              <w:t>24,654,570</w:t>
+              <w:t>20,257,609</w:t>
             </w:r>
           </w:p>
         </w:tc>
         <w:tc>
           <w:tcPr>
             <w:tcW w:type="dxa" w:w="1464"/>
+            <w:shd w:val="clear" w:color="auto" w:fill="FFFFFF"/>
             <w:vAlign w:val="center"/>
-            <w:shd w:val="clear" w:color="auto" w:fill="FFFFFF"/>
           </w:tcPr>
           <w:p>
             <w:pPr>
+              <w:spacing w:before="40" w:after="40"/>
               <w:jc w:val="center"/>
             </w:pPr>
             <w:r>
               <w:rPr>
+                <w:b w:val="0"/>
                 <w:sz w:val="20"/>
               </w:rPr>
               <w:t>50,005,000</w:t>
@@ -3443,18 +3867,20 @@
         <w:tc>
           <w:tcPr>
             <w:tcW w:type="dxa" w:w="1464"/>
+            <w:shd w:val="clear" w:color="auto" w:fill="FFFFFF"/>
             <w:vAlign w:val="center"/>
-            <w:shd w:val="clear" w:color="auto" w:fill="FFFFFF"/>
           </w:tcPr>
           <w:p>
             <w:pPr>
+              <w:spacing w:before="40" w:after="40"/>
               <w:jc w:val="center"/>
             </w:pPr>
             <w:r>
               <w:rPr>
+                <w:b w:val="0"/>
                 <w:sz w:val="20"/>
               </w:rPr>
-              <w:t>124,654,570</w:t>
+              <w:t>120,257,609</w:t>
             </w:r>
           </w:p>
         </w:tc>
@@ -3463,15 +3889,17 @@
         <w:tc>
           <w:tcPr>
             <w:tcW w:type="dxa" w:w="1464"/>
+            <w:shd w:val="clear" w:color="auto" w:fill="EBF5FB"/>
             <w:vAlign w:val="center"/>
-            <w:shd w:val="clear" w:color="auto" w:fill="EAF4FB"/>
           </w:tcPr>
           <w:p>
             <w:pPr>
+              <w:spacing w:before="40" w:after="40"/>
               <w:jc w:val="center"/>
             </w:pPr>
             <w:r>
               <w:rPr>
+                <w:b w:val="0"/>
                 <w:sz w:val="20"/>
               </w:rPr>
               <w:t>Insertion Sort</w:t>
@@ -3481,90 +3909,100 @@
         <w:tc>
           <w:tcPr>
             <w:tcW w:type="dxa" w:w="1464"/>
+            <w:shd w:val="clear" w:color="auto" w:fill="EBF5FB"/>
             <w:vAlign w:val="center"/>
-            <w:shd w:val="clear" w:color="auto" w:fill="EAF4FB"/>
           </w:tcPr>
           <w:p>
             <w:pPr>
+              <w:spacing w:before="40" w:after="40"/>
               <w:jc w:val="center"/>
             </w:pPr>
             <w:r>
               <w:rPr>
+                <w:b w:val="0"/>
                 <w:sz w:val="20"/>
               </w:rPr>
-              <w:t>6,179.01</w:t>
+              <w:t>4,978.86</w:t>
             </w:r>
           </w:p>
         </w:tc>
         <w:tc>
           <w:tcPr>
             <w:tcW w:type="dxa" w:w="1464"/>
+            <w:shd w:val="clear" w:color="auto" w:fill="EBF5FB"/>
             <w:vAlign w:val="center"/>
-            <w:shd w:val="clear" w:color="auto" w:fill="EAF4FB"/>
           </w:tcPr>
           <w:p>
             <w:pPr>
+              <w:spacing w:before="40" w:after="40"/>
               <w:jc w:val="center"/>
             </w:pPr>
             <w:r>
               <w:rPr>
+                <w:b w:val="0"/>
                 <w:sz w:val="20"/>
               </w:rPr>
-              <w:t>24,664,567</w:t>
+              <w:t>20,267,608</w:t>
             </w:r>
           </w:p>
         </w:tc>
         <w:tc>
           <w:tcPr>
             <w:tcW w:type="dxa" w:w="1464"/>
+            <w:shd w:val="clear" w:color="auto" w:fill="EBF5FB"/>
             <w:vAlign w:val="center"/>
-            <w:shd w:val="clear" w:color="auto" w:fill="EAF4FB"/>
           </w:tcPr>
           <w:p>
             <w:pPr>
+              <w:spacing w:before="40" w:after="40"/>
               <w:jc w:val="center"/>
             </w:pPr>
             <w:r>
               <w:rPr>
+                <w:b w:val="0"/>
                 <w:sz w:val="20"/>
               </w:rPr>
-              <w:t>24,654,570</w:t>
+              <w:t>20,257,609</w:t>
             </w:r>
           </w:p>
         </w:tc>
         <w:tc>
           <w:tcPr>
             <w:tcW w:type="dxa" w:w="1464"/>
+            <w:shd w:val="clear" w:color="auto" w:fill="EBF5FB"/>
             <w:vAlign w:val="center"/>
-            <w:shd w:val="clear" w:color="auto" w:fill="EAF4FB"/>
           </w:tcPr>
           <w:p>
             <w:pPr>
+              <w:spacing w:before="40" w:after="40"/>
               <w:jc w:val="center"/>
             </w:pPr>
             <w:r>
               <w:rPr>
+                <w:b w:val="0"/>
                 <w:sz w:val="20"/>
               </w:rPr>
-              <w:t>24,674,566</w:t>
+              <w:t>20,277,607</w:t>
             </w:r>
           </w:p>
         </w:tc>
         <w:tc>
           <w:tcPr>
             <w:tcW w:type="dxa" w:w="1464"/>
+            <w:shd w:val="clear" w:color="auto" w:fill="EBF5FB"/>
             <w:vAlign w:val="center"/>
-            <w:shd w:val="clear" w:color="auto" w:fill="EAF4FB"/>
           </w:tcPr>
           <w:p>
             <w:pPr>
+              <w:spacing w:before="40" w:after="40"/>
               <w:jc w:val="center"/>
             </w:pPr>
             <w:r>
               <w:rPr>
+                <w:b w:val="0"/>
                 <w:sz w:val="20"/>
               </w:rPr>
-              <w:t>73,993,703</w:t>
+              <w:t>60,802,824</w:t>
             </w:r>
           </w:p>
         </w:tc>
@@ -3573,15 +4011,17 @@
         <w:tc>
           <w:tcPr>
             <w:tcW w:type="dxa" w:w="1464"/>
+            <w:shd w:val="clear" w:color="auto" w:fill="FFFFFF"/>
             <w:vAlign w:val="center"/>
-            <w:shd w:val="clear" w:color="auto" w:fill="FFFFFF"/>
           </w:tcPr>
           <w:p>
             <w:pPr>
+              <w:spacing w:before="40" w:after="40"/>
               <w:jc w:val="center"/>
             </w:pPr>
             <w:r>
               <w:rPr>
+                <w:b w:val="0"/>
                 <w:sz w:val="20"/>
               </w:rPr>
               <w:t>Merge Sort</w:t>
@@ -3591,51 +4031,57 @@
         <w:tc>
           <w:tcPr>
             <w:tcW w:type="dxa" w:w="1464"/>
+            <w:shd w:val="clear" w:color="auto" w:fill="FFFFFF"/>
             <w:vAlign w:val="center"/>
-            <w:shd w:val="clear" w:color="auto" w:fill="FFFFFF"/>
           </w:tcPr>
           <w:p>
             <w:pPr>
+              <w:spacing w:before="40" w:after="40"/>
               <w:jc w:val="center"/>
             </w:pPr>
             <w:r>
               <w:rPr>
+                <w:b w:val="0"/>
                 <w:sz w:val="20"/>
               </w:rPr>
-              <w:t>75.02</w:t>
+              <w:t>74.10</w:t>
             </w:r>
           </w:p>
         </w:tc>
         <w:tc>
           <w:tcPr>
             <w:tcW w:type="dxa" w:w="1464"/>
+            <w:shd w:val="clear" w:color="auto" w:fill="FFFFFF"/>
             <w:vAlign w:val="center"/>
-            <w:shd w:val="clear" w:color="auto" w:fill="FFFFFF"/>
           </w:tcPr>
           <w:p>
             <w:pPr>
+              <w:spacing w:before="40" w:after="40"/>
               <w:jc w:val="center"/>
             </w:pPr>
             <w:r>
               <w:rPr>
+                <w:b w:val="0"/>
                 <w:sz w:val="20"/>
               </w:rPr>
-              <w:t>120,140</w:t>
+              <w:t>111,408</w:t>
             </w:r>
           </w:p>
         </w:tc>
         <w:tc>
           <w:tcPr>
             <w:tcW w:type="dxa" w:w="1464"/>
+            <w:shd w:val="clear" w:color="auto" w:fill="FFFFFF"/>
             <w:vAlign w:val="center"/>
-            <w:shd w:val="clear" w:color="auto" w:fill="FFFFFF"/>
           </w:tcPr>
           <w:p>
             <w:pPr>
+              <w:spacing w:before="40" w:after="40"/>
               <w:jc w:val="center"/>
             </w:pPr>
             <w:r>
               <w:rPr>
+                <w:b w:val="0"/>
                 <w:sz w:val="20"/>
               </w:rPr>
               <w:t>0</w:t>
@@ -3645,36 +4091,40 @@
         <w:tc>
           <w:tcPr>
             <w:tcW w:type="dxa" w:w="1464"/>
+            <w:shd w:val="clear" w:color="auto" w:fill="FFFFFF"/>
             <w:vAlign w:val="center"/>
-            <w:shd w:val="clear" w:color="auto" w:fill="FFFFFF"/>
           </w:tcPr>
           <w:p>
             <w:pPr>
+              <w:spacing w:before="40" w:after="40"/>
               <w:jc w:val="center"/>
             </w:pPr>
             <w:r>
               <w:rPr>
+                <w:b w:val="0"/>
                 <w:sz w:val="20"/>
               </w:rPr>
-              <w:t>263,755</w:t>
+              <w:t>255,023</w:t>
             </w:r>
           </w:p>
         </w:tc>
         <w:tc>
           <w:tcPr>
             <w:tcW w:type="dxa" w:w="1464"/>
+            <w:shd w:val="clear" w:color="auto" w:fill="FFFFFF"/>
             <w:vAlign w:val="center"/>
-            <w:shd w:val="clear" w:color="auto" w:fill="FFFFFF"/>
           </w:tcPr>
           <w:p>
             <w:pPr>
+              <w:spacing w:before="40" w:after="40"/>
               <w:jc w:val="center"/>
             </w:pPr>
             <w:r>
               <w:rPr>
+                <w:b w:val="0"/>
                 <w:sz w:val="20"/>
               </w:rPr>
-              <w:t>383,895</w:t>
+              <w:t>366,431</w:t>
             </w:r>
           </w:p>
         </w:tc>
@@ -3683,108 +4133,120 @@
         <w:tc>
           <w:tcPr>
             <w:tcW w:type="dxa" w:w="1464"/>
+            <w:shd w:val="clear" w:color="auto" w:fill="EBF5FB"/>
             <w:vAlign w:val="center"/>
-            <w:shd w:val="clear" w:color="auto" w:fill="EAF4FB"/>
           </w:tcPr>
           <w:p>
             <w:pPr>
+              <w:spacing w:before="40" w:after="40"/>
               <w:jc w:val="center"/>
             </w:pPr>
             <w:r>
               <w:rPr>
+                <w:b w:val="0"/>
                 <w:sz w:val="20"/>
               </w:rPr>
-              <w:t>Quick Sort</w:t>
+              <w:t>Quick Sort (3-way)</w:t>
             </w:r>
           </w:p>
         </w:tc>
         <w:tc>
           <w:tcPr>
             <w:tcW w:type="dxa" w:w="1464"/>
+            <w:shd w:val="clear" w:color="auto" w:fill="EBF5FB"/>
             <w:vAlign w:val="center"/>
-            <w:shd w:val="clear" w:color="auto" w:fill="EAF4FB"/>
           </w:tcPr>
           <w:p>
             <w:pPr>
+              <w:spacing w:before="40" w:after="40"/>
               <w:jc w:val="center"/>
             </w:pPr>
             <w:r>
               <w:rPr>
+                <w:b w:val="0"/>
                 <w:sz w:val="20"/>
               </w:rPr>
-              <w:t>310.77</w:t>
+              <w:t>41.96</w:t>
             </w:r>
           </w:p>
         </w:tc>
         <w:tc>
           <w:tcPr>
             <w:tcW w:type="dxa" w:w="1464"/>
+            <w:shd w:val="clear" w:color="auto" w:fill="EBF5FB"/>
             <w:vAlign w:val="center"/>
-            <w:shd w:val="clear" w:color="auto" w:fill="EAF4FB"/>
           </w:tcPr>
           <w:p>
             <w:pPr>
+              <w:spacing w:before="40" w:after="40"/>
               <w:jc w:val="center"/>
             </w:pPr>
             <w:r>
               <w:rPr>
+                <w:b w:val="0"/>
                 <w:sz w:val="20"/>
               </w:rPr>
-              <w:t>914,942</w:t>
+              <w:t>23,951</w:t>
             </w:r>
           </w:p>
         </w:tc>
         <w:tc>
           <w:tcPr>
             <w:tcW w:type="dxa" w:w="1464"/>
+            <w:shd w:val="clear" w:color="auto" w:fill="EBF5FB"/>
             <w:vAlign w:val="center"/>
-            <w:shd w:val="clear" w:color="auto" w:fill="EAF4FB"/>
           </w:tcPr>
           <w:p>
             <w:pPr>
+              <w:spacing w:before="40" w:after="40"/>
               <w:jc w:val="center"/>
             </w:pPr>
             <w:r>
               <w:rPr>
+                <w:b w:val="0"/>
                 <w:sz w:val="20"/>
               </w:rPr>
-              <w:t>876,923</w:t>
+              <w:t>13,956</w:t>
             </w:r>
           </w:p>
         </w:tc>
         <w:tc>
           <w:tcPr>
             <w:tcW w:type="dxa" w:w="1464"/>
+            <w:shd w:val="clear" w:color="auto" w:fill="EBF5FB"/>
             <w:vAlign w:val="center"/>
-            <w:shd w:val="clear" w:color="auto" w:fill="EAF4FB"/>
           </w:tcPr>
           <w:p>
             <w:pPr>
+              <w:spacing w:before="40" w:after="40"/>
               <w:jc w:val="center"/>
             </w:pPr>
             <w:r>
               <w:rPr>
+                <w:b w:val="0"/>
                 <w:sz w:val="20"/>
               </w:rPr>
-              <w:t>1,791,865</w:t>
+              <w:t>55,879</w:t>
             </w:r>
           </w:p>
         </w:tc>
         <w:tc>
           <w:tcPr>
             <w:tcW w:type="dxa" w:w="1464"/>
+            <w:shd w:val="clear" w:color="auto" w:fill="EBF5FB"/>
             <w:vAlign w:val="center"/>
-            <w:shd w:val="clear" w:color="auto" w:fill="EAF4FB"/>
           </w:tcPr>
           <w:p>
             <w:pPr>
+              <w:spacing w:before="40" w:after="40"/>
               <w:jc w:val="center"/>
             </w:pPr>
             <w:r>
               <w:rPr>
+                <w:b w:val="0"/>
                 <w:sz w:val="20"/>
               </w:rPr>
-              <w:t>3,583,730</w:t>
+              <w:t>93,786</w:t>
             </w:r>
           </w:p>
         </w:tc>
@@ -3792,7 +4254,7 @@
     </w:tbl>
     <w:p>
       <w:pPr>
-        <w:spacing w:after="160" w:before="40"/>
+        <w:spacing w:before="60" w:after="200"/>
         <w:jc w:val="center"/>
       </w:pPr>
       <w:r>
@@ -3800,12 +4262,13 @@
           <w:b/>
           <w:sz w:val="20"/>
         </w:rPr>
-        <w:t>Table 4: Performance Results – Large Dataset (10,000 Records)</w:t>
+        <w:t>Table 4: Performance Results — Large Dataset (10,000 Patients)</w:t>
       </w:r>
     </w:p>
     <w:p>
       <w:pPr>
-        <w:spacing w:after="120" w:before="0"/>
+        <w:spacing w:before="0" w:after="120"/>
+        <w:jc w:val="both"/>
       </w:pPr>
       <w:r>
         <w:rPr>
@@ -3813,7 +4276,21 @@
           <w:i w:val="0"/>
           <w:sz w:val="22"/>
         </w:rPr>
-        <w:t>The large dataset results are decisive. Bubble Sort consumed 124,654,570 total operations and took nearly twelve seconds to complete, rendering it entirely impractical for production use. Insertion Sort required 73,993,703 operations and approximately six seconds — an improvement, but still unacceptably slow. Quick Sort performed far better at 3,583,730 operations and 311 milliseconds; however, its worst-case O(n²) behaviour poses a reliability risk on sorted or near-sorted datasets (Sabah et al., 2023). Merge Sort was the clear winner: 383,895 total operations and just 75 milliseconds — roughly 157 times faster than Bubble Sort and 82 times faster than Insertion Sort. This result directly validates the theoretical O(n log n) prediction and confirms Merge Sort as the optimal algorithm for the library management system.</w:t>
+        <w:t>The large-dataset results are decisive. Bubble Sort required 120,257,609 total operations and took 11,168 milliseconds — over eleven seconds — making it completely unfit for clinical use at scale. Insertion Sort was twice as fast (4,979 ms) but still took nearly five seconds, which is unacceptable in a live ED queue. Merge Sort processed all ten thousand records in just 74 milliseconds with 366,431 operations — approximately 328 times faster than Bubble Sort.</w:t>
+      </w:r>
+    </w:p>
+    <w:p>
+      <w:pPr>
+        <w:spacing w:before="0" w:after="120"/>
+        <w:jc w:val="both"/>
+      </w:pPr>
+      <w:r>
+        <w:rPr>
+          <w:b w:val="0"/>
+          <w:i w:val="0"/>
+          <w:sz w:val="22"/>
+        </w:rPr>
+        <w:t>The most notable result is that the three-way Quick Sort was the fastest algorithm of all, completing in only 42 milliseconds with just 93,786 total operations — 76% fewer than Merge Sort. This is a direct consequence of the triage score distribution: with only five possible integer values spread across 10,000 records, each three-way partition eliminates on average 2,000 equal-score records from further recursion in a single pass, rather than recursing through them pairwise as Merge Sort does. This demonstrates that domain knowledge about the data distribution can significantly influence algorithm selection beyond theoretical Big-O analysis alone (Wibowo and Faisal, 2024). A total of 3,993 patients (approximately 40%) were correctly flagged as critical across the large dataset.</w:t>
       </w:r>
     </w:p>
     <w:p>
@@ -3822,12 +4299,16 @@
         <w:jc w:val="left"/>
       </w:pPr>
       <w:r>
+        <w:rPr>
+          <w:color w:val="1B3A5C"/>
+        </w:rPr>
         <w:t>8. Conclusion</w:t>
       </w:r>
     </w:p>
     <w:p>
       <w:pPr>
-        <w:spacing w:after="120" w:before="0"/>
+        <w:spacing w:before="0" w:after="120"/>
+        <w:jc w:val="both"/>
       </w:pPr>
       <w:r>
         <w:rPr>
@@ -3835,12 +4316,13 @@
           <w:i w:val="0"/>
           <w:sz w:val="22"/>
         </w:rPr>
-        <w:t>This project successfully implemented and compared four classical sorting algorithms — Bubble Sort, Insertion Sort, Merge Sort and Quick Sort — within the context of a library management system that must sort borrowing records by loan duration. Empirical testing across small (7), medium (50) and large (10,000) datasets confirmed the theoretical Big-O predictions and provided quantitative justification for the algorithm selection.</w:t>
+        <w:t>This project successfully implemented and empirically evaluated four sorting algorithms — Bubble Sort, Insertion Sort, Merge Sort and three-way Quick Sort — within the context of an NHS emergency department patient triage management system. Testing across datasets of 7, 50 and 10,000 patient records validated theoretical Big-O predictions and revealed domain-specific insights about algorithm behaviour on data with low cardinality.</w:t>
       </w:r>
     </w:p>
     <w:p>
       <w:pPr>
-        <w:spacing w:after="120" w:before="0"/>
+        <w:spacing w:before="0" w:after="120"/>
+        <w:jc w:val="both"/>
       </w:pPr>
       <w:r>
         <w:rPr>
@@ -3848,12 +4330,13 @@
           <w:i w:val="0"/>
           <w:sz w:val="22"/>
         </w:rPr>
-        <w:t>Merge Sort was selected as the optimal solution. Its guaranteed O(n log n) complexity in all cases means its performance is predictable regardless of the order in which records arrive. On the large test dataset it completed in 75 milliseconds with under 400,000 operations, compared with nearly twelve seconds and 124 million operations for Bubble Sort. The system correctly identified all overdue borrowers — those who exceeded the fourteen-day threshold — demonstrating that the functional requirements are fully satisfied (Wibowo and Faisal, 2024).</w:t>
+        <w:t>Merge Sort is recommended as the primary production algorithm because its guaranteed O(n log n) complexity in all cases — best, average and worst — means its performance is entirely predictable regardless of how patients happen to be distributed across the five triage categories on any given shift. It processed 10,000 records in 74 milliseconds, which satisfies the real-time responsiveness requirement of the system (Cormen et al., 2022). Its stability property — preserving the arrival order of patients with equal scores — is also clinically important, as it ensures fairness among patients of identical urgency.</w:t>
       </w:r>
     </w:p>
     <w:p>
       <w:pPr>
-        <w:spacing w:after="120" w:before="0"/>
+        <w:spacing w:before="0" w:after="120"/>
+        <w:jc w:val="both"/>
       </w:pPr>
       <w:r>
         <w:rPr>
@@ -3861,12 +4344,13 @@
           <w:i w:val="0"/>
           <w:sz w:val="22"/>
         </w:rPr>
-        <w:t>The main advantage of Merge Sort is its stability: equal-day records retain their original relative order, which is important for fair and consistent overdue reporting. Its consistent O(n log n) performance eliminates the risk of catastrophic slowdown on adversarial inputs. The primary limitation is its O(n) auxiliary space requirement, since the merge step must construct temporary left and right sub-arrays. For a library system processing monthly exports of ten thousand records, this memory overhead is trivial; it would become a consideration only at extremely large scales of several hundred million records (Cormen et al., 2022).</w:t>
+        <w:t>The three-way Quick Sort delivered the best measured performance on the large dataset (42 ms), owing to the highly repeated nature of triage scores. Its primary limitation — discovered during testing — is the risk of a RecursionError with a standard Lomuto pivot on deeply repeated values. While the randomised 3-way variant resolves this, its expected rather than guaranteed O(n log n) complexity makes it less suitable as the sole production algorithm for a safety-critical system. Bubble Sort and Insertion Sort are appropriate only for very small datasets (fewer than twenty patients) where implementation simplicity outweighs performance considerations (Shabbir et al., 2023).</w:t>
       </w:r>
     </w:p>
     <w:p>
       <w:pPr>
-        <w:spacing w:after="120" w:before="0"/>
+        <w:spacing w:before="0" w:after="120"/>
+        <w:jc w:val="both"/>
       </w:pPr>
       <w:r>
         <w:rPr>
@@ -3874,7 +4358,7 @@
           <w:i w:val="0"/>
           <w:sz w:val="22"/>
         </w:rPr>
-        <w:t>The operation counter class provided valuable insight beyond raw execution time: Merge Sort performs zero in-place swaps, whereas Bubble Sort on ten thousand records performed over twenty-four million. This confirms that the write operations associated with quadratic algorithms contribute significantly to their real-world slowness, not just their comparison count.</w:t>
+        <w:t>All three functional requirements were met: the sorted patient queue was correct across all dataset sizes; critical patients (score ≤ 2) were accurately flagged in every test; and full performance statistics including record count, elapsed time and operation breakdown were reported for every algorithm.</w:t>
       </w:r>
     </w:p>
     <w:p>
@@ -3883,12 +4367,16 @@
         <w:jc w:val="left"/>
       </w:pPr>
       <w:r>
+        <w:rPr>
+          <w:color w:val="1B3A5C"/>
+        </w:rPr>
         <w:t>9. Future Improvements</w:t>
       </w:r>
     </w:p>
     <w:p>
       <w:pPr>
-        <w:spacing w:after="120" w:before="0"/>
+        <w:spacing w:before="0" w:after="120"/>
+        <w:jc w:val="both"/>
       </w:pPr>
       <w:r>
         <w:rPr>
@@ -3896,12 +4384,13 @@
           <w:i w:val="0"/>
           <w:sz w:val="22"/>
         </w:rPr>
-        <w:t>Several enhancements would strengthen the system for a production deployment. First, replacing the flat text file with a relational database such as SQLite would enable persistent storage, structured querying and indexing. SQL ORDER BY clauses leverage internally optimised sorting routines, allowing the database engine to take advantage of existing indices when the data is partially sorted (Lafore, Broder and Canning, 2022).</w:t>
+        <w:t>Several enhancements would strengthen the system for production deployment. First, a real-time streaming mode using Python's heapq module could maintain a min-heap of patient scores, allowing new arrivals to be inserted in O(log n) time without re-sorting the entire queue. This would be more appropriate for continuous patient intake than batch sorting (Lafore, Broder and Canning, 2022).</w:t>
       </w:r>
     </w:p>
     <w:p>
       <w:pPr>
-        <w:spacing w:after="120" w:before="0"/>
+        <w:spacing w:before="0" w:after="120"/>
+        <w:jc w:val="both"/>
       </w:pPr>
       <w:r>
         <w:rPr>
@@ -3909,12 +4398,13 @@
           <w:i w:val="0"/>
           <w:sz w:val="22"/>
         </w:rPr>
-        <w:t>Second, an adaptive hybrid algorithm such as Timsort — the default sort in Python's built-in sorted() function — could further improve real-world performance. Timsort identifies naturally ordered "runs" in the data and merges them efficiently, achieving O(n) performance on nearly sorted input while maintaining O(n log n) in the worst case (Wibowo and Faisal, 2024). Replacing the custom Merge Sort with Timsort would be a pragmatic upgrade.</w:t>
+        <w:t>Second, replacing the flat text file with an SQLite database would enable persistent storage, structured querying and automatic indexing on the triage score column. SQL's built-in ORDER BY clause, backed by an index, could retrieve the sorted queue in sub-millisecond time for typical shift sizes. Third, a REST API built with Python's Flask framework would allow the triage sorter to be integrated directly into existing hospital information systems and accessed by bedside terminals or mobile nursing devices.</w:t>
       </w:r>
     </w:p>
     <w:p>
       <w:pPr>
-        <w:spacing w:after="120" w:before="0"/>
+        <w:spacing w:before="0" w:after="120"/>
+        <w:jc w:val="both"/>
       </w:pPr>
       <w:r>
         <w:rPr>
@@ -3922,33 +4412,7 @@
           <w:i w:val="0"/>
           <w:sz w:val="22"/>
         </w:rPr>
-        <w:t>Third, a graphical user interface (GUI) built with Python's tkinter library or a web-based front end using Flask would make the system accessible to library staff without programming knowledge. The interface could allow librarians to upload record files, view sorted results in a table, and export overdue reports as PDFs or emails automatically sent to borrowers.</w:t>
-      </w:r>
-    </w:p>
-    <w:p>
-      <w:pPr>
-        <w:spacing w:after="120" w:before="0"/>
-      </w:pPr>
-      <w:r>
-        <w:rPr>
-          <w:b w:val="0"/>
-          <w:i w:val="0"/>
-          <w:sz w:val="22"/>
-        </w:rPr>
-        <w:t>Fourth, parallel sorting using Python's multiprocessing module could reduce the time taken on very large datasets by distributing sub-lists across CPU cores. A parallel Merge Sort would split the initial list across available processors, sort each partition concurrently and merge the results, potentially achieving near-linear speedup on multi-core hardware (Skorpil and Oujezsky, 2022).</w:t>
-      </w:r>
-    </w:p>
-    <w:p>
-      <w:pPr>
-        <w:spacing w:after="120" w:before="0"/>
-      </w:pPr>
-      <w:r>
-        <w:rPr>
-          <w:b w:val="0"/>
-          <w:i w:val="0"/>
-          <w:sz w:val="22"/>
-        </w:rPr>
-        <w:t>Finally, machine learning models trained on historical borrowing patterns could predict which items are likely to be returned late, enabling the library to send proactive reminders before the due date is reached. This would shift the system from reactive overdue detection to proactive loan management.</w:t>
+        <w:t>Fourth, the system could be extended to incorporate a secondary sort key — for example, time of arrival — so that patients with identical triage scores are ordered by waiting time, ensuring that no patient is indefinitely delayed by a steady stream of equally urgent arrivals. Finally, a machine learning model trained on historical ED data could predict likely triage scores from presenting symptoms before formal nurse assessment, enabling early queue pre-positioning and reducing wait times for the most critical patients (Abuba et al., 2025).</w:t>
       </w:r>
     </w:p>
     <w:p>
@@ -3957,13 +4421,17 @@
         <w:jc w:val="left"/>
       </w:pPr>
       <w:r>
+        <w:rPr>
+          <w:color w:val="1B3A5C"/>
+        </w:rPr>
         <w:t>10. References</w:t>
       </w:r>
     </w:p>
     <w:p>
       <w:pPr>
-        <w:spacing w:after="120"/>
+        <w:spacing w:after="100"/>
         <w:ind w:left="576" w:hanging="576"/>
+        <w:jc w:val="both"/>
       </w:pPr>
       <w:r>
         <w:rPr>
@@ -3974,8 +4442,9 @@
     </w:p>
     <w:p>
       <w:pPr>
-        <w:spacing w:after="120"/>
+        <w:spacing w:after="100"/>
         <w:ind w:left="576" w:hanging="576"/>
+        <w:jc w:val="both"/>
       </w:pPr>
       <w:r>
         <w:rPr>
@@ -3986,8 +4455,9 @@
     </w:p>
     <w:p>
       <w:pPr>
-        <w:spacing w:after="120"/>
+        <w:spacing w:after="100"/>
         <w:ind w:left="576" w:hanging="576"/>
+        <w:jc w:val="both"/>
       </w:pPr>
       <w:r>
         <w:rPr>
@@ -3998,8 +4468,9 @@
     </w:p>
     <w:p>
       <w:pPr>
-        <w:spacing w:after="120"/>
+        <w:spacing w:after="100"/>
         <w:ind w:left="576" w:hanging="576"/>
+        <w:jc w:val="both"/>
       </w:pPr>
       <w:r>
         <w:rPr>
@@ -4010,8 +4481,9 @@
     </w:p>
     <w:p>
       <w:pPr>
-        <w:spacing w:after="120"/>
+        <w:spacing w:after="100"/>
         <w:ind w:left="576" w:hanging="576"/>
+        <w:jc w:val="both"/>
       </w:pPr>
       <w:r>
         <w:rPr>
@@ -4022,8 +4494,35 @@
     </w:p>
     <w:p>
       <w:pPr>
-        <w:spacing w:after="120"/>
+        <w:spacing w:after="100"/>
         <w:ind w:left="576" w:hanging="576"/>
+        <w:jc w:val="both"/>
+      </w:pPr>
+      <w:r>
+        <w:rPr>
+          <w:sz w:val="21"/>
+        </w:rPr>
+        <w:t>Mackway-Jones, K., Marsden, J. and Windle, J., 2014. Emergency triage: Manchester Triage Group. 3rd edn. Oxford: Wiley-Blackwell.</w:t>
+      </w:r>
+    </w:p>
+    <w:p>
+      <w:pPr>
+        <w:spacing w:after="100"/>
+        <w:ind w:left="576" w:hanging="576"/>
+        <w:jc w:val="both"/>
+      </w:pPr>
+      <w:r>
+        <w:rPr>
+          <w:sz w:val="21"/>
+        </w:rPr>
+        <w:t>NHS England, 2024. A&amp;E attendances and emergency admissions 2023–24 statistical commentary. Leeds: NHS England. Available at: https://www.england.nhs.uk/statistics/statistical-work-areas/ae-waiting-times-and-activity/ [Accessed: 13 June 2026].</w:t>
+      </w:r>
+    </w:p>
+    <w:p>
+      <w:pPr>
+        <w:spacing w:after="100"/>
+        <w:ind w:left="576" w:hanging="576"/>
+        <w:jc w:val="both"/>
       </w:pPr>
       <w:r>
         <w:rPr>
@@ -4034,8 +4533,9 @@
     </w:p>
     <w:p>
       <w:pPr>
-        <w:spacing w:after="120"/>
+        <w:spacing w:after="100"/>
         <w:ind w:left="576" w:hanging="576"/>
+        <w:jc w:val="both"/>
       </w:pPr>
       <w:r>
         <w:rPr>
@@ -4046,8 +4546,9 @@
     </w:p>
     <w:p>
       <w:pPr>
-        <w:spacing w:after="120"/>
+        <w:spacing w:after="100"/>
         <w:ind w:left="576" w:hanging="576"/>
+        <w:jc w:val="both"/>
       </w:pPr>
       <w:r>
         <w:rPr>
@@ -4058,20 +4559,9 @@
     </w:p>
     <w:p>
       <w:pPr>
-        <w:spacing w:after="120"/>
+        <w:spacing w:after="100"/>
         <w:ind w:left="576" w:hanging="576"/>
-      </w:pPr>
-      <w:r>
-        <w:rPr>
-          <w:sz w:val="21"/>
-        </w:rPr>
-        <w:t>Skorpil, V. and Oujezsky, V., 2022. Parallel genetic algorithms' implementation using a scalable concurrent operation in Python. Sensors, 22(6), p.2389.</w:t>
-      </w:r>
-    </w:p>
-    <w:p>
-      <w:pPr>
-        <w:spacing w:after="120"/>
-        <w:ind w:left="576" w:hanging="576"/>
+        <w:jc w:val="both"/>
       </w:pPr>
       <w:r>
         <w:rPr>
@@ -4091,13 +4581,16 @@
         <w:jc w:val="left"/>
       </w:pPr>
       <w:r>
-        <w:t>Appendix A: Full Python Source Code (library_sorter.py)</w:t>
+        <w:rPr>
+          <w:color w:val="1B3A5C"/>
+        </w:rPr>
+        <w:t>Appendix A: Full Python Source Code (triage_sorter.py)</w:t>
       </w:r>
     </w:p>
     <w:p>
       <w:pPr>
-        <w:spacing w:after="80" w:before="80"/>
-        <w:shd w:val="clear" w:color="auto" w:fill="F2F2F2"/>
+        <w:spacing w:before="80" w:after="80"/>
+        <w:shd w:val="clear" w:color="auto" w:fill="F4F6F7"/>
       </w:pPr>
       <w:r>
         <w:rPr>
@@ -4106,20 +4599,33 @@
         </w:rPr>
         <w:t>"""</w:t>
         <w:br/>
-        <w:t>Library Management System – Borrowing Records Sorter</w:t>
+        <w:t>Hospital Emergency Department (ED) Patient Triage Management System</w:t>
         <w:br/>
         <w:t>Module : Algorithms and Problem Solving using Python</w:t>
         <w:br/>
         <w:t>Assignment: Transforming a Real-World Problem into an Algorithm using Python</w:t>
         <w:br/>
         <w:br/>
-        <w:t>This program reads/generates library borrowing records, sorts them by days</w:t>
-        <w:br/>
-        <w:t>using four algorithms (Bubble, Insertion, Merge, Quick Sort), counts every</w:t>
-        <w:br/>
-        <w:t>arithmetic, comparison and swap operation, measures execution time, and</w:t>
-        <w:br/>
-        <w:t>identifies overdue borrowers (&gt; 14 days).</w:t>
+        <w:t>Scenario:</w:t>
+        <w:br/>
+        <w:t xml:space="preserve">  An NHS emergency department receives patient arrivals around the clock.</w:t>
+        <w:br/>
+        <w:t xml:space="preserve">  Each patient is assigned a triage score (1–5) based on the Manchester</w:t>
+        <w:br/>
+        <w:t xml:space="preserve">  Triage System, where 1 = Immediate (life-threatening) and 5 = Non-Urgent.</w:t>
+        <w:br/>
+        <w:t xml:space="preserve">  The system must sort the patient queue in ascending order of triage score</w:t>
+        <w:br/>
+        <w:t xml:space="preserve">  so that the most critical patients are seen first, flag all Level-1 and</w:t>
+        <w:br/>
+        <w:t xml:space="preserve">  Level-2 patients for immediate clinical attention, and report performance</w:t>
+        <w:br/>
+        <w:t xml:space="preserve">  metrics to assist operational benchmarking.</w:t>
+        <w:br/>
+        <w:br/>
+        <w:t xml:space="preserve">  The system must scale from a small shift log (~7–20 patients) to a full</w:t>
+        <w:br/>
+        <w:t xml:space="preserve">  monthly export (~10,000 patient records).</w:t>
         <w:br/>
         <w:t>"""</w:t>
         <w:br/>
@@ -4128,32 +4634,57 @@
         <w:br/>
         <w:t>import random</w:t>
         <w:br/>
-        <w:t>import string</w:t>
-        <w:br/>
         <w:t>from copy import deepcopy</w:t>
         <w:br/>
         <w:br/>
-        <w:br/>
-        <w:t># ===========================================================</w:t>
+        <w:t># ─────────────────────────────────────────────────────────────────────</w:t>
+        <w:br/>
+        <w:t># Manchester Triage System labels</w:t>
+        <w:br/>
+        <w:t># ─────────────────────────────────────────────────────────────────────</w:t>
+        <w:br/>
+        <w:t>TRIAGE_LABEL = {</w:t>
+        <w:br/>
+        <w:t xml:space="preserve">    1: "Immediate  (Red)",</w:t>
+        <w:br/>
+        <w:t xml:space="preserve">    2: "Very Urgent (Orange)",</w:t>
+        <w:br/>
+        <w:t xml:space="preserve">    3: "Urgent     (Yellow)",</w:t>
+        <w:br/>
+        <w:t xml:space="preserve">    4: "Standard   (Green)",</w:t>
+        <w:br/>
+        <w:t xml:space="preserve">    5: "Non-Urgent (Blue)",</w:t>
+        <w:br/>
+        <w:t>}</w:t>
+        <w:br/>
+        <w:br/>
+        <w:br/>
+        <w:t># ─────────────────────────────────────────────────────────────────────</w:t>
         <w:br/>
         <w:t># 1.  Operation Counter Class</w:t>
         <w:br/>
-        <w:t># ===========================================================</w:t>
+        <w:t># ─────────────────────────────────────────────────────────────────────</w:t>
         <w:br/>
         <w:t>class OpCounter:</w:t>
         <w:br/>
-        <w:t xml:space="preserve">    """Tracks comparisons, swaps, and arithmetic operations performed</w:t>
-        <w:br/>
-        <w:t xml:space="preserve">    during a sort so that algorithm complexity can be verified empirically."""</w:t>
+        <w:t xml:space="preserve">    """</w:t>
+        <w:br/>
+        <w:t xml:space="preserve">    Tracks every arithmetic step, element comparison and swap performed</w:t>
+        <w:br/>
+        <w:t xml:space="preserve">    during a sort so that empirical operation counts can be compared</w:t>
+        <w:br/>
+        <w:t xml:space="preserve">    against theoretical Big-O predictions.</w:t>
+        <w:br/>
+        <w:t xml:space="preserve">    """</w:t>
         <w:br/>
         <w:br/>
         <w:t xml:space="preserve">    def __init__(self):</w:t>
         <w:br/>
         <w:t xml:space="preserve">        self.comparisons = 0</w:t>
         <w:br/>
-        <w:t xml:space="preserve">        self.swaps       = 0</w:t>
-        <w:br/>
-        <w:t xml:space="preserve">        self.arithmetic  = 0</w:t>
+        <w:t xml:space="preserve">        self.swaps = 0</w:t>
+        <w:br/>
+        <w:t xml:space="preserve">        self.arithmetic = 0</w:t>
         <w:br/>
         <w:br/>
         <w:t xml:space="preserve">    def total(self):</w:t>
@@ -4165,30 +4696,30 @@
         <w:br/>
         <w:t xml:space="preserve">        self.comparisons = 0</w:t>
         <w:br/>
-        <w:t xml:space="preserve">        self.swaps       = 0</w:t>
-        <w:br/>
-        <w:t xml:space="preserve">        self.arithmetic  = 0</w:t>
-        <w:br/>
-        <w:br/>
-        <w:br/>
-        <w:t># ===========================================================</w:t>
+        <w:t xml:space="preserve">        self.swaps = 0</w:t>
+        <w:br/>
+        <w:t xml:space="preserve">        self.arithmetic = 0</w:t>
+        <w:br/>
+        <w:br/>
+        <w:br/>
+        <w:t># ─────────────────────────────────────────────────────────────────────</w:t>
         <w:br/>
         <w:t># 2.  Sorting Algorithms</w:t>
         <w:br/>
-        <w:t># ===========================================================</w:t>
+        <w:t># ─────────────────────────────────────────────────────────────────────</w:t>
         <w:br/>
         <w:br/>
         <w:t>def bubble_sort(records, counter):</w:t>
         <w:br/>
         <w:t xml:space="preserve">    """</w:t>
         <w:br/>
-        <w:t xml:space="preserve">    Bubble Sort  –  O(n²) time / O(1) space.</w:t>
-        <w:br/>
-        <w:t xml:space="preserve">    Repeatedly scans the list, swapping adjacent elements that are</w:t>
-        <w:br/>
-        <w:t xml:space="preserve">    out of order. Each full pass 'bubbles' the largest unsorted value</w:t>
-        <w:br/>
-        <w:t xml:space="preserve">    to the end of the list.</w:t>
+        <w:t xml:space="preserve">    Bubble Sort  –  O(n²) time / O(1) auxiliary space.</w:t>
+        <w:br/>
+        <w:t xml:space="preserve">    Repeatedly scans the list, swapping adjacent patient records that are</w:t>
+        <w:br/>
+        <w:t xml:space="preserve">    out of triage priority order. Each full pass moves the least-urgent</w:t>
+        <w:br/>
+        <w:t xml:space="preserve">    patient to the end of the unsorted portion.</w:t>
         <w:br/>
         <w:t xml:space="preserve">    """</w:t>
         <w:br/>
@@ -4198,15 +4729,15 @@
         <w:br/>
         <w:t xml:space="preserve">    for i in range(n):</w:t>
         <w:br/>
-        <w:t xml:space="preserve">        counter.arithmetic += 1                         # loop variable update</w:t>
+        <w:t xml:space="preserve">        counter.arithmetic += 1                         # outer loop increment</w:t>
         <w:br/>
         <w:t xml:space="preserve">        for j in range(0, n - i - 1):</w:t>
         <w:br/>
-        <w:t xml:space="preserve">            counter.arithmetic += 1                     # inner loop variable update</w:t>
-        <w:br/>
-        <w:t xml:space="preserve">            counter.comparisons += 1                    # compare days values</w:t>
-        <w:br/>
-        <w:t xml:space="preserve">            if data[j]['days'] &gt; data[j + 1]['days']:</w:t>
+        <w:t xml:space="preserve">            counter.arithmetic += 1                     # inner loop increment</w:t>
+        <w:br/>
+        <w:t xml:space="preserve">            counter.comparisons += 1                    # triage score comparison</w:t>
+        <w:br/>
+        <w:t xml:space="preserve">            if data[j]["score"] &gt; data[j + 1]["score"]:</w:t>
         <w:br/>
         <w:t xml:space="preserve">                data[j], data[j + 1] = data[j + 1], data[j]</w:t>
         <w:br/>
@@ -4220,11 +4751,13 @@
         <w:br/>
         <w:t xml:space="preserve">    """</w:t>
         <w:br/>
-        <w:t xml:space="preserve">    Insertion Sort  –  O(n²) time / O(1) space.</w:t>
-        <w:br/>
-        <w:t xml:space="preserve">    Builds the sorted portion one record at a time by inserting each</w:t>
-        <w:br/>
-        <w:t xml:space="preserve">    unsorted record into its correct position among already-sorted records.</w:t>
+        <w:t xml:space="preserve">    Insertion Sort  –  O(n²) time / O(1) auxiliary space.</w:t>
+        <w:br/>
+        <w:t xml:space="preserve">    Builds the sorted queue one patient at a time by inserting each new</w:t>
+        <w:br/>
+        <w:t xml:space="preserve">    arrival into the correct position among already-prioritised patients.</w:t>
+        <w:br/>
+        <w:t xml:space="preserve">    Performs well on nearly-sorted (shift-handover) data.</w:t>
         <w:br/>
         <w:t xml:space="preserve">    """</w:t>
         <w:br/>
@@ -4232,7 +4765,7 @@
         <w:br/>
         <w:t xml:space="preserve">    for i in range(1, len(data)):</w:t>
         <w:br/>
-        <w:t xml:space="preserve">        counter.arithmetic += 1                         # loop variable update</w:t>
+        <w:t xml:space="preserve">        counter.arithmetic += 1                         # loop increment</w:t>
         <w:br/>
         <w:t xml:space="preserve">        key = data[i]</w:t>
         <w:br/>
@@ -4242,9 +4775,9 @@
         <w:br/>
         <w:t xml:space="preserve">            counter.comparisons += 1</w:t>
         <w:br/>
-        <w:t xml:space="preserve">            counter.arithmetic  += 1                    # j decrement</w:t>
-        <w:br/>
-        <w:t xml:space="preserve">            if data[j]['days'] &gt; key['days']:</w:t>
+        <w:t xml:space="preserve">            counter.arithmetic += 1                     # j decrement</w:t>
+        <w:br/>
+        <w:t xml:space="preserve">            if data[j]["score"] &gt; key["score"]:</w:t>
         <w:br/>
         <w:t xml:space="preserve">                data[j + 1] = data[j]</w:t>
         <w:br/>
@@ -4262,27 +4795,25 @@
         <w:br/>
         <w:br/>
         <w:br/>
-        <w:t>def _merge_sort_helper(data, counter):</w:t>
-        <w:br/>
-        <w:t xml:space="preserve">    """Recursive helper that splits, sorts and merges sub-arrays in place."""</w:t>
+        <w:t>def _merge_helper(data, counter):</w:t>
+        <w:br/>
+        <w:t xml:space="preserve">    """Recursive divide-and-merge helper for Merge Sort."""</w:t>
         <w:br/>
         <w:t xml:space="preserve">    if len(data) &lt;= 1:</w:t>
         <w:br/>
         <w:t xml:space="preserve">        return</w:t>
         <w:br/>
-        <w:t xml:space="preserve">    mid   = len(data) // 2</w:t>
-        <w:br/>
-        <w:t xml:space="preserve">    counter.arithmetic += 1                             # mid calculation</w:t>
-        <w:br/>
-        <w:t xml:space="preserve">    left  = data[:mid]</w:t>
+        <w:t xml:space="preserve">    mid = len(data) // 2</w:t>
+        <w:br/>
+        <w:t xml:space="preserve">    counter.arithmetic += 1                             # midpoint calculation</w:t>
+        <w:br/>
+        <w:t xml:space="preserve">    left = data[:mid]</w:t>
         <w:br/>
         <w:t xml:space="preserve">    right = data[mid:]</w:t>
         <w:br/>
-        <w:br/>
-        <w:t xml:space="preserve">    _merge_sort_helper(left,  counter)</w:t>
-        <w:br/>
-        <w:t xml:space="preserve">    _merge_sort_helper(right, counter)</w:t>
-        <w:br/>
+        <w:t xml:space="preserve">    _merge_helper(left, counter)</w:t>
+        <w:br/>
+        <w:t xml:space="preserve">    _merge_helper(right, counter)</w:t>
         <w:br/>
         <w:t xml:space="preserve">    i = j = k = 0</w:t>
         <w:br/>
@@ -4290,349 +4821,391 @@
         <w:br/>
         <w:t xml:space="preserve">        counter.comparisons += 1</w:t>
         <w:br/>
+        <w:t xml:space="preserve">        counter.arithmetic += 1</w:t>
+        <w:br/>
+        <w:t xml:space="preserve">        if left[i]["score"] &lt;= right[j]["score"]:</w:t>
+        <w:br/>
+        <w:t xml:space="preserve">            data[k] = left[i]</w:t>
+        <w:br/>
+        <w:t xml:space="preserve">            i += 1</w:t>
+        <w:br/>
+        <w:t xml:space="preserve">        else:</w:t>
+        <w:br/>
+        <w:t xml:space="preserve">            data[k] = right[j]</w:t>
+        <w:br/>
+        <w:t xml:space="preserve">            j += 1</w:t>
+        <w:br/>
+        <w:t xml:space="preserve">        k += 1</w:t>
+        <w:br/>
+        <w:t xml:space="preserve">        counter.arithmetic += 1</w:t>
+        <w:br/>
+        <w:t xml:space="preserve">    while i &lt; len(left):</w:t>
+        <w:br/>
+        <w:t xml:space="preserve">        data[k] = left[i]</w:t>
+        <w:br/>
+        <w:t xml:space="preserve">        i += 1</w:t>
+        <w:br/>
+        <w:t xml:space="preserve">        k += 1</w:t>
+        <w:br/>
+        <w:t xml:space="preserve">        counter.arithmetic += 1</w:t>
+        <w:br/>
+        <w:t xml:space="preserve">    while j &lt; len(right):</w:t>
+        <w:br/>
+        <w:t xml:space="preserve">        data[k] = right[j]</w:t>
+        <w:br/>
+        <w:t xml:space="preserve">        j += 1</w:t>
+        <w:br/>
+        <w:t xml:space="preserve">        k += 1</w:t>
+        <w:br/>
+        <w:t xml:space="preserve">        counter.arithmetic += 1</w:t>
+        <w:br/>
+        <w:br/>
+        <w:br/>
+        <w:t>def merge_sort(records, counter):</w:t>
+        <w:br/>
+        <w:t xml:space="preserve">    """</w:t>
+        <w:br/>
+        <w:t xml:space="preserve">    Merge Sort  –  O(n log n) time / O(n) auxiliary space.</w:t>
+        <w:br/>
+        <w:t xml:space="preserve">    Recursively divides the patient queue, sorts each half independently,</w:t>
+        <w:br/>
+        <w:t xml:space="preserve">    then merges them in score order. Guarantees O(n log n) in all cases —</w:t>
+        <w:br/>
+        <w:t xml:space="preserve">    critical when patient volumes are unpredictable.</w:t>
+        <w:br/>
+        <w:t xml:space="preserve">    """</w:t>
+        <w:br/>
+        <w:t xml:space="preserve">    data = deepcopy(records)</w:t>
+        <w:br/>
+        <w:t xml:space="preserve">    _merge_helper(data, counter)</w:t>
+        <w:br/>
+        <w:t xml:space="preserve">    return data</w:t>
+        <w:br/>
+        <w:br/>
+        <w:br/>
+        <w:t>def _three_way_partition(data, low, high, counter):</w:t>
+        <w:br/>
+        <w:t xml:space="preserve">    """</w:t>
+        <w:br/>
+        <w:t xml:space="preserve">    Dutch National Flag (3-way) partition around a randomly chosen pivot.</w:t>
+        <w:br/>
+        <w:t xml:space="preserve">    Returns (lt, gt) such that:</w:t>
+        <w:br/>
+        <w:t xml:space="preserve">      data[low..lt-1]  &lt; pivot</w:t>
+        <w:br/>
+        <w:t xml:space="preserve">      data[lt..gt]    == pivot</w:t>
+        <w:br/>
+        <w:t xml:space="preserve">      data[gt+1..high] &gt; pivot</w:t>
+        <w:br/>
+        <w:t xml:space="preserve">    Randomised pivot selection avoids worst-case O(n²) on repeated values,</w:t>
+        <w:br/>
+        <w:t xml:space="preserve">    which is critical for triage data where only 5 distinct scores exist.</w:t>
+        <w:br/>
+        <w:t xml:space="preserve">    """</w:t>
+        <w:br/>
+        <w:t xml:space="preserve">    # Randomly select pivot and move to low position</w:t>
+        <w:br/>
+        <w:t xml:space="preserve">    rand_idx = random.randint(low, high)</w:t>
+        <w:br/>
+        <w:t xml:space="preserve">    data[low], data[rand_idx] = data[rand_idx], data[low]</w:t>
+        <w:br/>
+        <w:t xml:space="preserve">    counter.swaps += 1</w:t>
+        <w:br/>
+        <w:br/>
+        <w:t xml:space="preserve">    pivot = data[low]["score"]</w:t>
+        <w:br/>
+        <w:t xml:space="preserve">    lt = low       # data[low..lt-1]  &lt; pivot</w:t>
+        <w:br/>
+        <w:t xml:space="preserve">    gt = high      # data[gt+1..high] &gt; pivot</w:t>
+        <w:br/>
+        <w:t xml:space="preserve">    i  = low + 1   # current element under inspection</w:t>
+        <w:br/>
+        <w:br/>
+        <w:t xml:space="preserve">    counter.arithmetic += 3  # lt, gt, i initialisations</w:t>
+        <w:br/>
+        <w:br/>
+        <w:t xml:space="preserve">    while i &lt;= gt:</w:t>
+        <w:br/>
+        <w:t xml:space="preserve">        counter.comparisons += 1</w:t>
+        <w:br/>
         <w:t xml:space="preserve">        counter.arithmetic  += 1</w:t>
         <w:br/>
-        <w:t xml:space="preserve">        if left[i]['days'] &lt;= right[j]['days']:</w:t>
-        <w:br/>
-        <w:t xml:space="preserve">            data[k] = left[i]</w:t>
+        <w:t xml:space="preserve">        if data[i]["score"] &lt; pivot:</w:t>
+        <w:br/>
+        <w:t xml:space="preserve">            data[lt], data[i] = data[i], data[lt]</w:t>
+        <w:br/>
+        <w:t xml:space="preserve">            counter.swaps += 1</w:t>
+        <w:br/>
+        <w:t xml:space="preserve">            lt += 1</w:t>
+        <w:br/>
+        <w:t xml:space="preserve">            i  += 1</w:t>
+        <w:br/>
+        <w:t xml:space="preserve">            counter.arithmetic += 2</w:t>
+        <w:br/>
+        <w:t xml:space="preserve">        elif data[i]["score"] &gt; pivot:</w:t>
+        <w:br/>
+        <w:t xml:space="preserve">            data[i], data[gt] = data[gt], data[i]</w:t>
+        <w:br/>
+        <w:t xml:space="preserve">            counter.swaps += 1</w:t>
+        <w:br/>
+        <w:t xml:space="preserve">            gt -= 1</w:t>
+        <w:br/>
+        <w:t xml:space="preserve">            counter.arithmetic += 1</w:t>
+        <w:br/>
+        <w:t xml:space="preserve">        else:</w:t>
         <w:br/>
         <w:t xml:space="preserve">            i += 1</w:t>
         <w:br/>
-        <w:t xml:space="preserve">        else:</w:t>
-        <w:br/>
-        <w:t xml:space="preserve">            data[k] = right[j]</w:t>
-        <w:br/>
-        <w:t xml:space="preserve">            j += 1</w:t>
-        <w:br/>
-        <w:t xml:space="preserve">        k += 1</w:t>
-        <w:br/>
-        <w:t xml:space="preserve">        counter.arithmetic += 1                         # k increment</w:t>
-        <w:br/>
-        <w:t xml:space="preserve">    while i &lt; len(left):</w:t>
-        <w:br/>
-        <w:t xml:space="preserve">        data[k] = left[i]</w:t>
-        <w:br/>
-        <w:t xml:space="preserve">        i += 1; k += 1</w:t>
-        <w:br/>
-        <w:t xml:space="preserve">        counter.arithmetic += 1</w:t>
-        <w:br/>
-        <w:t xml:space="preserve">    while j &lt; len(right):</w:t>
-        <w:br/>
-        <w:t xml:space="preserve">        data[k] = right[j]</w:t>
-        <w:br/>
-        <w:t xml:space="preserve">        j += 1; k += 1</w:t>
-        <w:br/>
-        <w:t xml:space="preserve">        counter.arithmetic += 1</w:t>
-        <w:br/>
-        <w:br/>
-        <w:br/>
-        <w:t>def merge_sort(records, counter):</w:t>
+        <w:t xml:space="preserve">            counter.arithmetic += 1</w:t>
+        <w:br/>
+        <w:br/>
+        <w:t xml:space="preserve">    return lt, gt</w:t>
+        <w:br/>
+        <w:br/>
+        <w:br/>
+        <w:t>def _quick_helper(data, low, high, counter):</w:t>
+        <w:br/>
+        <w:t xml:space="preserve">    if low &lt; high:</w:t>
+        <w:br/>
+        <w:t xml:space="preserve">        counter.comparisons += 1</w:t>
+        <w:br/>
+        <w:t xml:space="preserve">        lt, gt = _three_way_partition(data, low, high, counter)</w:t>
+        <w:br/>
+        <w:t xml:space="preserve">        _quick_helper(data, low,    lt - 1, counter)</w:t>
+        <w:br/>
+        <w:t xml:space="preserve">        _quick_helper(data, gt + 1, high,   counter)</w:t>
+        <w:br/>
+        <w:br/>
+        <w:br/>
+        <w:t>def quick_sort(records, counter):</w:t>
         <w:br/>
         <w:t xml:space="preserve">    """</w:t>
         <w:br/>
-        <w:t xml:space="preserve">    Merge Sort  –  O(n log n) time / O(n) space.</w:t>
-        <w:br/>
-        <w:t xml:space="preserve">    Divides the list into halves recursively, sorts each half, then merges</w:t>
-        <w:br/>
-        <w:t xml:space="preserve">    them back in sorted order. Guarantees O(n log n) in all cases.</w:t>
+        <w:t xml:space="preserve">    Quick Sort (3-way / randomised pivot)  –  O(n log n) expected time / O(log n) space.</w:t>
+        <w:br/>
+        <w:t xml:space="preserve">    Uses a Dutch National Flag partition with a randomly chosen pivot, giving</w:t>
+        <w:br/>
+        <w:t xml:space="preserve">    O(n log n) expected performance even when triage scores are highly repeated</w:t>
+        <w:br/>
+        <w:t xml:space="preserve">    (only 5 distinct values in 10,000 records).</w:t>
         <w:br/>
         <w:t xml:space="preserve">    """</w:t>
         <w:br/>
         <w:t xml:space="preserve">    data = deepcopy(records)</w:t>
         <w:br/>
-        <w:t xml:space="preserve">    _merge_sort_helper(data, counter)</w:t>
+        <w:t xml:space="preserve">    _quick_helper(data, 0, len(data) - 1, counter)</w:t>
         <w:br/>
         <w:t xml:space="preserve">    return data</w:t>
         <w:br/>
         <w:br/>
         <w:br/>
-        <w:t>def _partition(data, low, high, counter):</w:t>
-        <w:br/>
-        <w:t xml:space="preserve">    """Lomuto partition scheme – pivot is the last element."""</w:t>
-        <w:br/>
-        <w:t xml:space="preserve">    pivot = data[high]['days']</w:t>
-        <w:br/>
-        <w:t xml:space="preserve">    i = low - 1</w:t>
-        <w:br/>
-        <w:t xml:space="preserve">    counter.arithmetic += 1                             # i initialisation</w:t>
-        <w:br/>
-        <w:t xml:space="preserve">    for j in range(low, high):</w:t>
-        <w:br/>
-        <w:t xml:space="preserve">        counter.comparisons += 1</w:t>
-        <w:br/>
-        <w:t xml:space="preserve">        counter.arithmetic  += 1                        # j increment</w:t>
-        <w:br/>
-        <w:t xml:space="preserve">        if data[j]['days'] &lt;= pivot:</w:t>
-        <w:br/>
-        <w:t xml:space="preserve">            i += 1</w:t>
-        <w:br/>
-        <w:t xml:space="preserve">            data[i], data[j] = data[j], data[i]</w:t>
-        <w:br/>
-        <w:t xml:space="preserve">            counter.swaps    += 1</w:t>
-        <w:br/>
-        <w:t xml:space="preserve">            counter.arithmetic += 1                     # i increment</w:t>
-        <w:br/>
-        <w:t xml:space="preserve">    data[i + 1], data[high] = data[high], data[i + 1]</w:t>
-        <w:br/>
-        <w:t xml:space="preserve">    counter.swaps     += 1</w:t>
-        <w:br/>
-        <w:t xml:space="preserve">    counter.arithmetic += 1</w:t>
-        <w:br/>
-        <w:t xml:space="preserve">    return i + 1</w:t>
-        <w:br/>
-        <w:br/>
-        <w:br/>
-        <w:t>def _quick_sort_helper(data, low, high, counter):</w:t>
-        <w:br/>
-        <w:t xml:space="preserve">    if low &lt; high:</w:t>
-        <w:br/>
-        <w:t xml:space="preserve">        counter.comparisons += 1</w:t>
-        <w:br/>
-        <w:t xml:space="preserve">        pi = _partition(data, low, high, counter)</w:t>
-        <w:br/>
-        <w:t xml:space="preserve">        _quick_sort_helper(data, low,    pi - 1, counter)</w:t>
-        <w:br/>
-        <w:t xml:space="preserve">        _quick_sort_helper(data, pi + 1, high,   counter)</w:t>
-        <w:br/>
-        <w:br/>
-        <w:br/>
-        <w:t>def quick_sort(records, counter):</w:t>
-        <w:br/>
-        <w:t xml:space="preserve">    """</w:t>
-        <w:br/>
-        <w:t xml:space="preserve">    Quick Sort  –  O(n log n) average / O(n²) worst-case time / O(log n) space.</w:t>
-        <w:br/>
-        <w:t xml:space="preserve">    Selects a pivot element and partitions the list so that smaller values</w:t>
-        <w:br/>
-        <w:t xml:space="preserve">    precede the pivot and larger values follow it, then recursively sorts each</w:t>
-        <w:br/>
-        <w:t xml:space="preserve">    partition.</w:t>
-        <w:br/>
-        <w:t xml:space="preserve">    """</w:t>
-        <w:br/>
-        <w:t xml:space="preserve">    data = deepcopy(records)</w:t>
-        <w:br/>
-        <w:t xml:space="preserve">    _quick_sort_helper(data, 0, len(data) - 1, counter)</w:t>
-        <w:br/>
-        <w:t xml:space="preserve">    return data</w:t>
-        <w:br/>
-        <w:br/>
-        <w:br/>
-        <w:t># ===========================================================</w:t>
-        <w:br/>
-        <w:t># 3.  Utility Functions</w:t>
-        <w:br/>
-        <w:t># ===========================================================</w:t>
-        <w:br/>
-        <w:br/>
-        <w:t>def generate_dataset(size):</w:t>
-        <w:br/>
-        <w:t xml:space="preserve">    """Generates a synthetic dataset of random borrower records."""</w:t>
+        <w:t># ─────────────────────────────────────────────────────────────────────</w:t>
+        <w:br/>
+        <w:t># 3.  Helper Utilities</w:t>
+        <w:br/>
+        <w:t># ─────────────────────────────────────────────────────────────────────</w:t>
+        <w:br/>
+        <w:br/>
+        <w:t>def generate_patients(size, seed=None):</w:t>
+        <w:br/>
+        <w:t xml:space="preserve">    """Generates a synthetic ED patient dataset with random triage scores."""</w:t>
+        <w:br/>
+        <w:t xml:space="preserve">    if seed is not None:</w:t>
+        <w:br/>
+        <w:t xml:space="preserve">        random.seed(seed)</w:t>
         <w:br/>
         <w:t xml:space="preserve">    first_names = [</w:t>
         <w:br/>
-        <w:t xml:space="preserve">        'Alice', 'Bob', 'Carol', 'David', 'Eve', 'Frank', 'Grace',</w:t>
-        <w:br/>
-        <w:t xml:space="preserve">        'Henry', 'Isla', 'James', 'Karen', 'Leo', 'Mia', 'Nora',</w:t>
-        <w:br/>
-        <w:t xml:space="preserve">        'Oscar', 'Pam', 'Quinn', 'Rex', 'Sara', 'Tom'</w:t>
+        <w:t xml:space="preserve">        "Aisha", "Ben", "Clara", "Dion", "Elena", "Farid", "Grace",</w:t>
+        <w:br/>
+        <w:t xml:space="preserve">        "Haruto", "Ingrid", "Jorge", "Kofi", "Leila", "Marcus", "Nadia",</w:t>
+        <w:br/>
+        <w:t xml:space="preserve">        "Owen", "Petra", "Quentin", "Rosa", "Stefan", "Tiana"</w:t>
         <w:br/>
         <w:t xml:space="preserve">    ]</w:t>
         <w:br/>
-        <w:t xml:space="preserve">    records = []</w:t>
-        <w:br/>
-        <w:t xml:space="preserve">    for _ in range(size):</w:t>
-        <w:br/>
-        <w:t xml:space="preserve">        name = random.choice(first_names) + '_' + ''.join(</w:t>
-        <w:br/>
-        <w:t xml:space="preserve">            random.choices(string.digits, k=4))</w:t>
-        <w:br/>
-        <w:t xml:space="preserve">        records.append({'name': name, 'days': random.randint(1, 60)})</w:t>
-        <w:br/>
-        <w:t xml:space="preserve">    return records</w:t>
-        <w:br/>
-        <w:br/>
-        <w:br/>
-        <w:t>def find_late_returns(sorted_records, overdue_limit=14):</w:t>
-        <w:br/>
-        <w:t xml:space="preserve">    """Returns all records where days exceed the overdue limit."""</w:t>
-        <w:br/>
-        <w:t xml:space="preserve">    return [r for r in sorted_records if r['days'] &gt; overdue_limit]</w:t>
-        <w:br/>
-        <w:br/>
-        <w:br/>
-        <w:t>def run_algorithm(name, func, records):</w:t>
-        <w:br/>
-        <w:t xml:space="preserve">    """Executes a sorting function, times it and returns performance metrics."""</w:t>
-        <w:br/>
-        <w:t xml:space="preserve">    counter = OpCounter()</w:t>
-        <w:br/>
-        <w:t xml:space="preserve">    start       = time.perf_counter()</w:t>
-        <w:br/>
-        <w:t xml:space="preserve">    sorted_data = func(deepcopy(records), counter)</w:t>
-        <w:br/>
-        <w:t xml:space="preserve">    elapsed_ms  = (time.perf_counter() - start) * 1000</w:t>
-        <w:br/>
-        <w:t xml:space="preserve">    return sorted_data, elapsed_ms, counter</w:t>
-        <w:br/>
-        <w:br/>
-        <w:br/>
-        <w:t># ===========================================================</w:t>
+        <w:t xml:space="preserve">    patients = []</w:t>
+        <w:br/>
+        <w:t xml:space="preserve">    for idx in range(size):</w:t>
+        <w:br/>
+        <w:t xml:space="preserve">        name = random.choice(first_names) + f"_{idx:05d}"</w:t>
+        <w:br/>
+        <w:t xml:space="preserve">        score = random.randint(1, 5)</w:t>
+        <w:br/>
+        <w:t xml:space="preserve">        patients.append({"name": name, "score": score})</w:t>
+        <w:br/>
+        <w:t xml:space="preserve">    return patients</w:t>
+        <w:br/>
+        <w:br/>
+        <w:br/>
+        <w:t>def flag_critical(sorted_records, threshold=2):</w:t>
+        <w:br/>
+        <w:t xml:space="preserve">    """Returns all patients whose triage score is at or below the threshold."""</w:t>
+        <w:br/>
+        <w:t xml:space="preserve">    return [p for p in sorted_records if p["score"] &lt;= threshold]</w:t>
+        <w:br/>
+        <w:br/>
+        <w:br/>
+        <w:t>def run_sort(func, records):</w:t>
+        <w:br/>
+        <w:t xml:space="preserve">    """Runs a sort function, times it and returns (sorted_data, ms, counter)."""</w:t>
+        <w:br/>
+        <w:t xml:space="preserve">    ctr = OpCounter()</w:t>
+        <w:br/>
+        <w:t xml:space="preserve">    t0 = time.perf_counter()</w:t>
+        <w:br/>
+        <w:t xml:space="preserve">    result = func(deepcopy(records), ctr)</w:t>
+        <w:br/>
+        <w:t xml:space="preserve">    elapsed = (time.perf_counter() - t0) * 1000</w:t>
+        <w:br/>
+        <w:t xml:space="preserve">    return result, elapsed, ctr</w:t>
+        <w:br/>
+        <w:br/>
+        <w:br/>
+        <w:t># ─────────────────────────────────────────────────────────────────────</w:t>
         <w:br/>
         <w:t># 4.  Main Execution</w:t>
         <w:br/>
-        <w:t># ===========================================================</w:t>
-        <w:br/>
-        <w:t>if __name__ == '__main__':</w:t>
-        <w:br/>
-        <w:br/>
-        <w:t xml:space="preserve">    # ── Fixed small dataset from the assignment brief ──────────────────────</w:t>
-        <w:br/>
-        <w:t xml:space="preserve">    small_dataset = [</w:t>
-        <w:br/>
-        <w:t xml:space="preserve">        {'name': 'Emma',   'days': 23},</w:t>
-        <w:br/>
-        <w:t xml:space="preserve">        {'name': 'Liam',   'days':  5},</w:t>
-        <w:br/>
-        <w:t xml:space="preserve">        {'name': 'Sophia', 'days': 31},</w:t>
-        <w:br/>
-        <w:t xml:space="preserve">        {'name': 'Mason',  'days': 14},</w:t>
-        <w:br/>
-        <w:t xml:space="preserve">        {'name': 'Olivia', 'days':  7},</w:t>
-        <w:br/>
-        <w:t xml:space="preserve">        {'name': 'Noah',   'days': 42},</w:t>
-        <w:br/>
-        <w:t xml:space="preserve">        {'name': 'Ava',    'days': 18},</w:t>
+        <w:t># ─────────────────────────────────────────────────────────────────────</w:t>
+        <w:br/>
+        <w:t>ALGORITHMS = [</w:t>
+        <w:br/>
+        <w:t xml:space="preserve">    ("Bubble Sort",    bubble_sort),</w:t>
+        <w:br/>
+        <w:t xml:space="preserve">    ("Insertion Sort", insertion_sort),</w:t>
+        <w:br/>
+        <w:t xml:space="preserve">    ("Merge Sort",     merge_sort),</w:t>
+        <w:br/>
+        <w:t xml:space="preserve">    ("Quick Sort",     quick_sort),</w:t>
+        <w:br/>
+        <w:t>]</w:t>
+        <w:br/>
+        <w:br/>
+        <w:t>HDR = (f"{'Algorithm':&lt;20} {'Time (ms)':&gt;11} {'Comparisons':&gt;13} "</w:t>
+        <w:br/>
+        <w:t xml:space="preserve">       f"{'Swaps':&gt;8} {'Arithmetic':&gt;12} {'Total Ops':&gt;11}")</w:t>
+        <w:br/>
+        <w:t>SEP = "─" * 79</w:t>
+        <w:br/>
+        <w:br/>
+        <w:t>if __name__ == "__main__":</w:t>
+        <w:br/>
+        <w:br/>
+        <w:t xml:space="preserve">    # ── Fixed small dataset (assignment scenario) ──────────────────────</w:t>
+        <w:br/>
+        <w:t xml:space="preserve">    small = [</w:t>
+        <w:br/>
+        <w:t xml:space="preserve">        {"name": "James",   "score": 3},</w:t>
+        <w:br/>
+        <w:t xml:space="preserve">        {"name": "Maria",   "score": 1},</w:t>
+        <w:br/>
+        <w:t xml:space="preserve">        {"name": "Chen",    "score": 4},</w:t>
+        <w:br/>
+        <w:t xml:space="preserve">        {"name": "Fatima",  "score": 2},</w:t>
+        <w:br/>
+        <w:t xml:space="preserve">        {"name": "Oliver",  "score": 5},</w:t>
+        <w:br/>
+        <w:t xml:space="preserve">        {"name": "Priya",   "score": 1},</w:t>
+        <w:br/>
+        <w:t xml:space="preserve">        {"name": "Marcus",  "score": 3},</w:t>
         <w:br/>
         <w:t xml:space="preserve">    ]</w:t>
         <w:br/>
         <w:br/>
-        <w:t xml:space="preserve">    ALGORITHMS = [</w:t>
-        <w:br/>
-        <w:t xml:space="preserve">        ('Bubble Sort',    bubble_sort),</w:t>
-        <w:br/>
-        <w:t xml:space="preserve">        ('Insertion Sort', insertion_sort),</w:t>
-        <w:br/>
-        <w:t xml:space="preserve">        ('Merge Sort',     merge_sort),</w:t>
-        <w:br/>
-        <w:t xml:space="preserve">        ('Quick Sort',     quick_sort),</w:t>
-        <w:br/>
-        <w:t xml:space="preserve">    ]</w:t>
-        <w:br/>
-        <w:br/>
-        <w:t xml:space="preserve">    HDR = f"{'Algorithm':&lt;20} {'Time (ms)':&gt;12} {'Comparisons':&gt;14} " \</w:t>
-        <w:br/>
-        <w:t xml:space="preserve">          f"{'Swaps':&gt;8} {'Arithmetic':&gt;12} {'Total Ops':&gt;12}"</w:t>
-        <w:br/>
-        <w:t xml:space="preserve">    SEP = '-' * 80</w:t>
-        <w:br/>
-        <w:br/>
-        <w:t xml:space="preserve">    # ── Small dataset ───────────────────────────────────────────────────────</w:t>
-        <w:br/>
-        <w:t xml:space="preserve">    print('=' * 60)</w:t>
-        <w:br/>
-        <w:t xml:space="preserve">    print('LIBRARY MANAGEMENT SYSTEM – BORROWING RECORDS SORTER')</w:t>
-        <w:br/>
-        <w:t xml:space="preserve">    print('=' * 60)</w:t>
-        <w:br/>
-        <w:t xml:space="preserve">    print(f'\n[SMALL DATASET]  {len(small_dataset)} records')</w:t>
+        <w:t xml:space="preserve">    print("=" * 60)</w:t>
+        <w:br/>
+        <w:t xml:space="preserve">    print("HOSPITAL ED PATIENT TRIAGE MANAGEMENT SYSTEM")</w:t>
+        <w:br/>
+        <w:t xml:space="preserve">    print("=" * 60)</w:t>
+        <w:br/>
+        <w:br/>
+        <w:t xml:space="preserve">    # Small</w:t>
+        <w:br/>
+        <w:t xml:space="preserve">    print(f"\n[SMALL DATASET]  {len(small)} patients")</w:t>
         <w:br/>
         <w:t xml:space="preserve">    print(HDR); print(SEP)</w:t>
         <w:br/>
-        <w:br/>
-        <w:t xml:space="preserve">    merge_sorted_small = None</w:t>
-        <w:br/>
-        <w:t xml:space="preserve">    for alg_name, alg_func in ALGORITHMS:</w:t>
-        <w:br/>
-        <w:t xml:space="preserve">        sd, ms, ctr = run_algorithm(alg_name, alg_func, small_dataset)</w:t>
-        <w:br/>
-        <w:t xml:space="preserve">        print(f"{alg_name:&lt;20} {ms:&gt;12.4f} {ctr.comparisons:&gt;14} "</w:t>
-        <w:br/>
-        <w:t xml:space="preserve">              f"{ctr.swaps:&gt;8} {ctr.arithmetic:&gt;12} {ctr.total():&gt;12}")</w:t>
-        <w:br/>
-        <w:t xml:space="preserve">        if alg_name == 'Merge Sort':</w:t>
-        <w:br/>
-        <w:t xml:space="preserve">            merge_sorted_small = sd</w:t>
-        <w:br/>
-        <w:br/>
-        <w:t xml:space="preserve">    print('\nSorted Order (Merge Sort – ascending days):')</w:t>
-        <w:br/>
-        <w:t xml:space="preserve">    for r in merge_sorted_small:</w:t>
-        <w:br/>
-        <w:t xml:space="preserve">        print(f"  {r['name']:&lt;10}  {r['days']:&gt;3} days")</w:t>
-        <w:br/>
-        <w:br/>
-        <w:t xml:space="preserve">    late_small = find_late_returns(merge_sorted_small)</w:t>
-        <w:br/>
-        <w:t xml:space="preserve">    print(f'\nOverdue borrowers (&gt; 14 days): {len(late_small)}')</w:t>
-        <w:br/>
-        <w:t xml:space="preserve">    for r in late_small:</w:t>
-        <w:br/>
-        <w:t xml:space="preserve">        print(f"  {r['name']:&lt;10}  {r['days']:&gt;3} days")</w:t>
-        <w:br/>
-        <w:br/>
-        <w:t xml:space="preserve">    # ── Medium dataset ──────────────────────────────────────────────────────</w:t>
-        <w:br/>
-        <w:t xml:space="preserve">    random.seed(42)</w:t>
-        <w:br/>
-        <w:t xml:space="preserve">    medium_dataset = generate_dataset(50)</w:t>
-        <w:br/>
-        <w:t xml:space="preserve">    print(f'\n[MEDIUM DATASET]  {len(medium_dataset)} records')</w:t>
+        <w:t xml:space="preserve">    ms_sorted_small = None</w:t>
+        <w:br/>
+        <w:t xml:space="preserve">    for name, fn in ALGORITHMS:</w:t>
+        <w:br/>
+        <w:t xml:space="preserve">        sd, ms, ctr = run_sort(fn, small)</w:t>
+        <w:br/>
+        <w:t xml:space="preserve">        print(f"{name:&lt;20} {ms:&gt;11.4f} {ctr.comparisons:&gt;13} "</w:t>
+        <w:br/>
+        <w:t xml:space="preserve">              f"{ctr.swaps:&gt;8} {ctr.arithmetic:&gt;12} {ctr.total():&gt;11}")</w:t>
+        <w:br/>
+        <w:t xml:space="preserve">        if name == "Merge Sort":</w:t>
+        <w:br/>
+        <w:t xml:space="preserve">            ms_sorted_small = sd</w:t>
+        <w:br/>
+        <w:br/>
+        <w:t xml:space="preserve">    print("\nSorted queue (Merge Sort – ascending triage score):")</w:t>
+        <w:br/>
+        <w:t xml:space="preserve">    for p in ms_sorted_small:</w:t>
+        <w:br/>
+        <w:t xml:space="preserve">        print(f"  {p['name']:&lt;10}  Score {p['score']}  –  {TRIAGE_LABEL[p['score']]}")</w:t>
+        <w:br/>
+        <w:br/>
+        <w:t xml:space="preserve">    critical_small = flag_critical(ms_sorted_small)</w:t>
+        <w:br/>
+        <w:t xml:space="preserve">    print(f"\nCritical patients flagged (score ≤ 2): {len(critical_small)}")</w:t>
+        <w:br/>
+        <w:t xml:space="preserve">    for p in critical_small:</w:t>
+        <w:br/>
+        <w:t xml:space="preserve">        print(f"  ** {p['name']:&lt;10}  Score {p['score']}  –  {TRIAGE_LABEL[p['score']]}")</w:t>
+        <w:br/>
+        <w:br/>
+        <w:t xml:space="preserve">    # Medium</w:t>
+        <w:br/>
+        <w:t xml:space="preserve">    medium = generate_patients(50, seed=7)</w:t>
+        <w:br/>
+        <w:t xml:space="preserve">    print(f"\n[MEDIUM DATASET]  {len(medium)} patients")</w:t>
         <w:br/>
         <w:t xml:space="preserve">    print(HDR); print(SEP)</w:t>
         <w:br/>
-        <w:br/>
-        <w:t xml:space="preserve">    merge_sorted_medium = None</w:t>
-        <w:br/>
-        <w:t xml:space="preserve">    for alg_name, alg_func in ALGORITHMS:</w:t>
-        <w:br/>
-        <w:t xml:space="preserve">        sd, ms, ctr = run_algorithm(alg_name, alg_func, medium_dataset)</w:t>
-        <w:br/>
-        <w:t xml:space="preserve">        print(f"{alg_name:&lt;20} {ms:&gt;12.4f} {ctr.comparisons:&gt;14} "</w:t>
-        <w:br/>
-        <w:t xml:space="preserve">              f"{ctr.swaps:&gt;8} {ctr.arithmetic:&gt;12} {ctr.total():&gt;12}")</w:t>
-        <w:br/>
-        <w:t xml:space="preserve">        if alg_name == 'Merge Sort':</w:t>
-        <w:br/>
-        <w:t xml:space="preserve">            merge_sorted_medium = sd</w:t>
-        <w:br/>
-        <w:br/>
-        <w:t xml:space="preserve">    late_medium = find_late_returns(merge_sorted_medium)</w:t>
-        <w:br/>
-        <w:t xml:space="preserve">    print(f'Overdue borrowers: {len(late_medium)} / {len(medium_dataset)}')</w:t>
-        <w:br/>
-        <w:br/>
-        <w:t xml:space="preserve">    # ── Large dataset ────────────────────────────────────────────────────────</w:t>
-        <w:br/>
-        <w:t xml:space="preserve">    random.seed(99)</w:t>
-        <w:br/>
-        <w:t xml:space="preserve">    large_dataset = generate_dataset(10000)</w:t>
-        <w:br/>
-        <w:t xml:space="preserve">    print(f'\n[LARGE DATASET]  {len(large_dataset)} records')</w:t>
+        <w:t xml:space="preserve">    ms_sorted_medium = None</w:t>
+        <w:br/>
+        <w:t xml:space="preserve">    for name, fn in ALGORITHMS:</w:t>
+        <w:br/>
+        <w:t xml:space="preserve">        sd, ms, ctr = run_sort(fn, medium)</w:t>
+        <w:br/>
+        <w:t xml:space="preserve">        print(f"{name:&lt;20} {ms:&gt;11.4f} {ctr.comparisons:&gt;13} "</w:t>
+        <w:br/>
+        <w:t xml:space="preserve">              f"{ctr.swaps:&gt;8} {ctr.arithmetic:&gt;12} {ctr.total():&gt;11}")</w:t>
+        <w:br/>
+        <w:t xml:space="preserve">        if name == "Merge Sort":</w:t>
+        <w:br/>
+        <w:t xml:space="preserve">            ms_sorted_medium = sd</w:t>
+        <w:br/>
+        <w:t xml:space="preserve">    print(f"Critical patients: {len(flag_critical(ms_sorted_medium))} / {len(medium)}")</w:t>
+        <w:br/>
+        <w:br/>
+        <w:t xml:space="preserve">    # Large</w:t>
+        <w:br/>
+        <w:t xml:space="preserve">    large = generate_patients(10000, seed=42)</w:t>
+        <w:br/>
+        <w:t xml:space="preserve">    print(f"\n[LARGE DATASET]  {len(large)} patients")</w:t>
         <w:br/>
         <w:t xml:space="preserve">    print(HDR); print(SEP)</w:t>
         <w:br/>
-        <w:br/>
-        <w:t xml:space="preserve">    merge_sorted_large = None</w:t>
-        <w:br/>
-        <w:t xml:space="preserve">    for alg_name, alg_func in ALGORITHMS:</w:t>
-        <w:br/>
-        <w:t xml:space="preserve">        sd, ms, ctr = run_algorithm(alg_name, alg_func, large_dataset)</w:t>
-        <w:br/>
-        <w:t xml:space="preserve">        print(f"{alg_name:&lt;20} {ms:&gt;12.4f} {ctr.comparisons:&gt;14} "</w:t>
-        <w:br/>
-        <w:t xml:space="preserve">              f"{ctr.swaps:&gt;8} {ctr.arithmetic:&gt;12} {ctr.total():&gt;12}")</w:t>
-        <w:br/>
-        <w:t xml:space="preserve">        if alg_name == 'Merge Sort':</w:t>
-        <w:br/>
-        <w:t xml:space="preserve">            merge_sorted_large = sd</w:t>
-        <w:br/>
-        <w:br/>
-        <w:t xml:space="preserve">    late_large = find_late_returns(merge_sorted_large)</w:t>
-        <w:br/>
-        <w:t xml:space="preserve">    print(f'Overdue borrowers: {len(late_large)} / {len(large_dataset)}')</w:t>
-        <w:br/>
-        <w:t xml:space="preserve">    print('\nDone.')</w:t>
+        <w:t xml:space="preserve">    ms_sorted_large = None</w:t>
+        <w:br/>
+        <w:t xml:space="preserve">    for name, fn in ALGORITHMS:</w:t>
+        <w:br/>
+        <w:t xml:space="preserve">        sd, ms, ctr = run_sort(fn, large)</w:t>
+        <w:br/>
+        <w:t xml:space="preserve">        print(f"{name:&lt;20} {ms:&gt;11.4f} {ctr.comparisons:&gt;13} "</w:t>
+        <w:br/>
+        <w:t xml:space="preserve">              f"{ctr.swaps:&gt;8} {ctr.arithmetic:&gt;12} {ctr.total():&gt;11}")</w:t>
+        <w:br/>
+        <w:t xml:space="preserve">        if name == "Merge Sort":</w:t>
+        <w:br/>
+        <w:t xml:space="preserve">            ms_sorted_large = sd</w:t>
+        <w:br/>
+        <w:t xml:space="preserve">    print(f"Critical patients: {len(flag_critical(ms_sorted_large))} / {len(large)}")</w:t>
+        <w:br/>
+        <w:t xml:space="preserve">    print("\nDone.")</w:t>
         <w:br/>
       </w:r>
     </w:p>
